--- a/device.docx
+++ b/device.docx
@@ -14,6 +14,8 @@
         </w:rPr>
         <w:t>Computer – Máy Tính:</w:t>
       </w:r>
+      <w:bookmarkStart w:id="0" w:name="_GoBack"/>
+      <w:bookmarkEnd w:id="0"/>
     </w:p>
     <w:p>
       <w:pPr>
@@ -220,8 +222,6 @@
         </w:rPr>
         <w:t>Biến Điện Thoại Thành Máy Phát Wifi?</w:t>
       </w:r>
-      <w:bookmarkStart w:id="0" w:name="_GoBack"/>
-      <w:bookmarkEnd w:id="0"/>
     </w:p>
     <w:p>
       <w:pPr>

--- a/device.docx
+++ b/device.docx
@@ -14,8 +14,6 @@
         </w:rPr>
         <w:t>Computer – Máy Tính:</w:t>
       </w:r>
-      <w:bookmarkStart w:id="0" w:name="_GoBack"/>
-      <w:bookmarkEnd w:id="0"/>
     </w:p>
     <w:p>
       <w:pPr>
@@ -129,6 +127,112 @@
           <w:lang w:val="en-US"/>
         </w:rPr>
         <w:t xml:space="preserve"> là đóng</w:t>
+      </w:r>
+    </w:p>
+    <w:p>
+      <w:pPr>
+        <w:rPr>
+          <w:lang w:val="en-US"/>
+        </w:rPr>
+      </w:pPr>
+    </w:p>
+    <w:p>
+      <w:pPr>
+        <w:rPr>
+          <w:lang w:val="en-US"/>
+        </w:rPr>
+      </w:pPr>
+      <w:r>
+        <w:rPr>
+          <w:lang w:val="en-US"/>
+        </w:rPr>
+        <w:t>Wifi:</w:t>
+      </w:r>
+    </w:p>
+    <w:p>
+      <w:pPr>
+        <w:pStyle w:val="ListParagraph"/>
+        <w:numPr>
+          <w:ilvl w:val="0"/>
+          <w:numId w:val="8"/>
+        </w:numPr>
+        <w:rPr>
+          <w:lang w:val="en-US"/>
+        </w:rPr>
+      </w:pPr>
+      <w:r>
+        <w:rPr>
+          <w:lang w:val="en-US"/>
+        </w:rPr>
+        <w:t>Kiểm Tra Thằng Nào Đang Kết Nối Tới Wifi Mày Đang Kết Nối?</w:t>
+      </w:r>
+    </w:p>
+    <w:p>
+      <w:pPr>
+        <w:pStyle w:val="ListParagraph"/>
+        <w:numPr>
+          <w:ilvl w:val="0"/>
+          <w:numId w:val="4"/>
+        </w:numPr>
+        <w:rPr>
+          <w:lang w:val="en-US"/>
+        </w:rPr>
+      </w:pPr>
+      <w:r>
+        <w:rPr>
+          <w:lang w:val="en-US"/>
+        </w:rPr>
+        <w:t>Tải Fing về điện thoạ</w:t>
+      </w:r>
+      <w:r>
+        <w:rPr>
+          <w:lang w:val="en-US"/>
+        </w:rPr>
+        <w:t>i + nhấn</w:t>
+      </w:r>
+      <w:bookmarkStart w:id="0" w:name="_GoBack"/>
+      <w:bookmarkEnd w:id="0"/>
+      <w:r>
+        <w:rPr>
+          <w:lang w:val="en-US"/>
+        </w:rPr>
+        <w:t xml:space="preserve"> </w:t>
+      </w:r>
+      <w:r>
+        <w:rPr>
+          <w:lang w:val="en-US"/>
+        </w:rPr>
+        <w:t>“Q</w:t>
+      </w:r>
+      <w:r>
+        <w:rPr>
+          <w:lang w:val="en-US"/>
+        </w:rPr>
+        <w:t>uét tìm thiết bị</w:t>
+      </w:r>
+      <w:r>
+        <w:rPr>
+          <w:lang w:val="en-US"/>
+        </w:rPr>
+        <w:t>”</w:t>
+      </w:r>
+    </w:p>
+    <w:p>
+      <w:pPr>
+        <w:pStyle w:val="ListParagraph"/>
+        <w:numPr>
+          <w:ilvl w:val="0"/>
+          <w:numId w:val="4"/>
+        </w:numPr>
+        <w:rPr>
+          <w:lang w:val="en-US"/>
+        </w:rPr>
+      </w:pPr>
+      <w:r>
+        <w:rPr>
+          <w:lang w:val="en-US"/>
+        </w:rPr>
+        <w:t>Màn hình sẽ hiện lên những thiết bị đang kết nối với Wifi mày đang kết nối</w:t>
       </w:r>
     </w:p>
     <w:p>
@@ -940,6 +1044,95 @@
     </w:lvl>
   </w:abstractNum>
   <w:abstractNum w:abstractNumId="6">
+    <w:nsid w:val="326B6F90"/>
+    <w:multiLevelType w:val="hybridMultilevel"/>
+    <w:tmpl w:val="23327784"/>
+    <w:lvl w:ilvl="0" w:tplc="07129A84">
+      <w:start w:val="1"/>
+      <w:numFmt w:val="decimal"/>
+      <w:lvlText w:val="%1."/>
+      <w:lvlJc w:val="left"/>
+      <w:pPr>
+        <w:ind w:left="1080" w:hanging="360"/>
+      </w:pPr>
+      <w:rPr>
+        <w:rFonts w:hint="default"/>
+      </w:rPr>
+    </w:lvl>
+    <w:lvl w:ilvl="1" w:tplc="042A0019" w:tentative="1">
+      <w:start w:val="1"/>
+      <w:numFmt w:val="lowerLetter"/>
+      <w:lvlText w:val="%2."/>
+      <w:lvlJc w:val="left"/>
+      <w:pPr>
+        <w:ind w:left="1800" w:hanging="360"/>
+      </w:pPr>
+    </w:lvl>
+    <w:lvl w:ilvl="2" w:tplc="042A001B" w:tentative="1">
+      <w:start w:val="1"/>
+      <w:numFmt w:val="lowerRoman"/>
+      <w:lvlText w:val="%3."/>
+      <w:lvlJc w:val="right"/>
+      <w:pPr>
+        <w:ind w:left="2520" w:hanging="180"/>
+      </w:pPr>
+    </w:lvl>
+    <w:lvl w:ilvl="3" w:tplc="042A000F" w:tentative="1">
+      <w:start w:val="1"/>
+      <w:numFmt w:val="decimal"/>
+      <w:lvlText w:val="%4."/>
+      <w:lvlJc w:val="left"/>
+      <w:pPr>
+        <w:ind w:left="3240" w:hanging="360"/>
+      </w:pPr>
+    </w:lvl>
+    <w:lvl w:ilvl="4" w:tplc="042A0019" w:tentative="1">
+      <w:start w:val="1"/>
+      <w:numFmt w:val="lowerLetter"/>
+      <w:lvlText w:val="%5."/>
+      <w:lvlJc w:val="left"/>
+      <w:pPr>
+        <w:ind w:left="3960" w:hanging="360"/>
+      </w:pPr>
+    </w:lvl>
+    <w:lvl w:ilvl="5" w:tplc="042A001B" w:tentative="1">
+      <w:start w:val="1"/>
+      <w:numFmt w:val="lowerRoman"/>
+      <w:lvlText w:val="%6."/>
+      <w:lvlJc w:val="right"/>
+      <w:pPr>
+        <w:ind w:left="4680" w:hanging="180"/>
+      </w:pPr>
+    </w:lvl>
+    <w:lvl w:ilvl="6" w:tplc="042A000F" w:tentative="1">
+      <w:start w:val="1"/>
+      <w:numFmt w:val="decimal"/>
+      <w:lvlText w:val="%7."/>
+      <w:lvlJc w:val="left"/>
+      <w:pPr>
+        <w:ind w:left="5400" w:hanging="360"/>
+      </w:pPr>
+    </w:lvl>
+    <w:lvl w:ilvl="7" w:tplc="042A0019" w:tentative="1">
+      <w:start w:val="1"/>
+      <w:numFmt w:val="lowerLetter"/>
+      <w:lvlText w:val="%8."/>
+      <w:lvlJc w:val="left"/>
+      <w:pPr>
+        <w:ind w:left="6120" w:hanging="360"/>
+      </w:pPr>
+    </w:lvl>
+    <w:lvl w:ilvl="8" w:tplc="042A001B" w:tentative="1">
+      <w:start w:val="1"/>
+      <w:numFmt w:val="lowerRoman"/>
+      <w:lvlText w:val="%9."/>
+      <w:lvlJc w:val="right"/>
+      <w:pPr>
+        <w:ind w:left="6840" w:hanging="180"/>
+      </w:pPr>
+    </w:lvl>
+  </w:abstractNum>
+  <w:abstractNum w:abstractNumId="7">
     <w:nsid w:val="42E75F3D"/>
     <w:multiLevelType w:val="hybridMultilevel"/>
     <w:tmpl w:val="818A2E6A"/>
@@ -1029,7 +1222,7 @@
     </w:lvl>
   </w:abstractNum>
   <w:num w:numId="1">
-    <w:abstractNumId w:val="6"/>
+    <w:abstractNumId w:val="7"/>
   </w:num>
   <w:num w:numId="2">
     <w:abstractNumId w:val="0"/>
@@ -1048,6 +1241,9 @@
   </w:num>
   <w:num w:numId="7">
     <w:abstractNumId w:val="2"/>
+  </w:num>
+  <w:num w:numId="8">
+    <w:abstractNumId w:val="6"/>
   </w:num>
 </w:numbering>
 </file>

--- a/device.docx
+++ b/device.docx
@@ -66,7 +66,13 @@
         <w:rPr>
           <w:lang w:val="en-US"/>
         </w:rPr>
-        <w:t>Tắt màn hình sau khi tắt máy, di chuyển chuột</w:t>
+        <w:t>t</w:t>
+      </w:r>
+      <w:r>
+        <w:rPr>
+          <w:lang w:val="en-US"/>
+        </w:rPr>
+        <w:t>ắt màn hình sau khi tắt máy, di chuyển chuột</w:t>
       </w:r>
     </w:p>
     <w:p>
@@ -128,6 +134,8 @@
         </w:rPr>
         <w:t xml:space="preserve"> là đóng</w:t>
       </w:r>
+      <w:bookmarkStart w:id="0" w:name="_GoBack"/>
+      <w:bookmarkEnd w:id="0"/>
     </w:p>
     <w:p>
       <w:pPr>
@@ -190,8 +198,6 @@
         </w:rPr>
         <w:t>i + nhấn</w:t>
       </w:r>
-      <w:bookmarkStart w:id="0" w:name="_GoBack"/>
-      <w:bookmarkEnd w:id="0"/>
       <w:r>
         <w:rPr>
           <w:lang w:val="en-US"/>
@@ -233,6 +239,60 @@
           <w:lang w:val="en-US"/>
         </w:rPr>
         <w:t>Màn hình sẽ hiện lên những thiết bị đang kết nối với Wifi mày đang kết nối</w:t>
+      </w:r>
+    </w:p>
+    <w:p>
+      <w:pPr>
+        <w:pStyle w:val="ListParagraph"/>
+        <w:numPr>
+          <w:ilvl w:val="0"/>
+          <w:numId w:val="8"/>
+        </w:numPr>
+        <w:rPr>
+          <w:lang w:val="en-US"/>
+        </w:rPr>
+      </w:pPr>
+      <w:r>
+        <w:rPr>
+          <w:lang w:val="en-US"/>
+        </w:rPr>
+        <w:t>Xem Mật Khẩu Wifi Đã Kết Nối Trên Máy Tính?</w:t>
+      </w:r>
+    </w:p>
+    <w:p>
+      <w:pPr>
+        <w:pStyle w:val="ListParagraph"/>
+        <w:numPr>
+          <w:ilvl w:val="0"/>
+          <w:numId w:val="4"/>
+        </w:numPr>
+        <w:rPr>
+          <w:lang w:val="en-US"/>
+        </w:rPr>
+      </w:pPr>
+      <w:r>
+        <w:rPr>
+          <w:lang w:val="en-US"/>
+        </w:rPr>
+        <w:t>Vào Start + nhập “Network and Sharing Center” + “Enter” + Click “Wireless Network Connection” + Click “Wireless Properties” + vào Tab “Security” + Tick “Show characters”</w:t>
+      </w:r>
+    </w:p>
+    <w:p>
+      <w:pPr>
+        <w:pStyle w:val="ListParagraph"/>
+        <w:numPr>
+          <w:ilvl w:val="0"/>
+          <w:numId w:val="4"/>
+        </w:numPr>
+        <w:rPr>
+          <w:lang w:val="en-US"/>
+        </w:rPr>
+      </w:pPr>
+      <w:r>
+        <w:rPr>
+          <w:lang w:val="en-US"/>
+        </w:rPr>
+        <w:t>Khi đó mật khẩu Wifi đang kết nối sẽ hiện lên</w:t>
       </w:r>
     </w:p>
     <w:p>

--- a/device.docx
+++ b/device.docx
@@ -120,13 +120,73 @@
         <w:rPr>
           <w:lang w:val="en-US"/>
         </w:rPr>
-        <w:t>Dấu – ấn xuống là bậ</w:t>
-      </w:r>
-      <w:r>
-        <w:rPr>
-          <w:lang w:val="en-US"/>
-        </w:rPr>
-        <w:t>t, dấy O ấn xuống</w:t>
+        <w:t xml:space="preserve">Dấu </w:t>
+      </w:r>
+      <w:r>
+        <w:rPr>
+          <w:lang w:val="en-US"/>
+        </w:rPr>
+        <w:t>“</w:t>
+      </w:r>
+      <w:r>
+        <w:rPr>
+          <w:lang w:val="en-US"/>
+        </w:rPr>
+        <w:t>–</w:t>
+      </w:r>
+      <w:r>
+        <w:rPr>
+          <w:lang w:val="en-US"/>
+        </w:rPr>
+        <w:t>“</w:t>
+      </w:r>
+      <w:r>
+        <w:rPr>
+          <w:lang w:val="en-US"/>
+        </w:rPr>
+        <w:t xml:space="preserve"> ấn xuống là bậ</w:t>
+      </w:r>
+      <w:r>
+        <w:rPr>
+          <w:lang w:val="en-US"/>
+        </w:rPr>
+        <w:t>t, dấ</w:t>
+      </w:r>
+      <w:r>
+        <w:rPr>
+          <w:lang w:val="en-US"/>
+        </w:rPr>
+        <w:t>u</w:t>
+      </w:r>
+      <w:r>
+        <w:rPr>
+          <w:lang w:val="en-US"/>
+        </w:rPr>
+        <w:t xml:space="preserve"> </w:t>
+      </w:r>
+      <w:r>
+        <w:rPr>
+          <w:lang w:val="en-US"/>
+        </w:rPr>
+        <w:t>“</w:t>
+      </w:r>
+      <w:r>
+        <w:rPr>
+          <w:lang w:val="en-US"/>
+        </w:rPr>
+        <w:t>O</w:t>
+      </w:r>
+      <w:r>
+        <w:rPr>
+          <w:lang w:val="en-US"/>
+        </w:rPr>
+        <w:t>”</w:t>
+      </w:r>
+      <w:r>
+        <w:rPr>
+          <w:lang w:val="en-US"/>
+        </w:rPr>
+        <w:t xml:space="preserve"> ấn xuống</w:t>
       </w:r>
       <w:r>
         <w:rPr>
@@ -311,137 +371,173 @@
           <w:lang w:val="en-US"/>
         </w:rPr>
         <w:t>Smart Phone – Điện Thoại:</w:t>
-      </w:r>
-    </w:p>
-    <w:p>
-      <w:pPr>
-        <w:pStyle w:val="ListParagraph"/>
-        <w:numPr>
-          <w:ilvl w:val="0"/>
-          <w:numId w:val="6"/>
-        </w:numPr>
-        <w:rPr>
-          <w:lang w:val="en-US"/>
-        </w:rPr>
-      </w:pPr>
-      <w:r>
-        <w:rPr>
-          <w:lang w:val="en-US"/>
-        </w:rPr>
-        <w:t xml:space="preserve">Youtube </w:t>
-      </w:r>
-      <w:r>
-        <w:rPr>
-          <w:lang w:val="en-US"/>
-        </w:rPr>
-        <w:t xml:space="preserve">Không Chạy Được </w:t>
-      </w:r>
-      <w:r>
-        <w:rPr>
-          <w:lang w:val="en-US"/>
-        </w:rPr>
-        <w:t>Video</w:t>
-      </w:r>
-      <w:r>
-        <w:rPr>
-          <w:lang w:val="en-US"/>
-        </w:rPr>
-        <w:t>?</w:t>
-      </w:r>
-    </w:p>
-    <w:p>
-      <w:pPr>
-        <w:pStyle w:val="ListParagraph"/>
-        <w:numPr>
-          <w:ilvl w:val="0"/>
-          <w:numId w:val="4"/>
-        </w:numPr>
-        <w:rPr>
-          <w:lang w:val="en-US"/>
-        </w:rPr>
-      </w:pPr>
-      <w:r>
-        <w:rPr>
-          <w:lang w:val="en-US"/>
-        </w:rPr>
-        <w:t>Khởi động lại điện thoại</w:t>
-      </w:r>
-    </w:p>
-    <w:p>
-      <w:pPr>
-        <w:pStyle w:val="ListParagraph"/>
-        <w:numPr>
-          <w:ilvl w:val="0"/>
-          <w:numId w:val="6"/>
-        </w:numPr>
-        <w:rPr>
-          <w:lang w:val="en-US"/>
-        </w:rPr>
-      </w:pPr>
-      <w:r>
-        <w:rPr>
-          <w:lang w:val="en-US"/>
-        </w:rPr>
-        <w:t>Biến Điện Thoại Thành Máy Phát Wifi?</w:t>
-      </w:r>
-    </w:p>
-    <w:p>
-      <w:pPr>
-        <w:pStyle w:val="ListParagraph"/>
-        <w:numPr>
-          <w:ilvl w:val="0"/>
-          <w:numId w:val="4"/>
-        </w:numPr>
-        <w:rPr>
-          <w:lang w:val="en-US"/>
-        </w:rPr>
-      </w:pPr>
-      <w:r>
-        <w:rPr>
-          <w:lang w:val="en-US"/>
-        </w:rPr>
-        <w:t>Vào cài đặt + vô mạng và Internet + chọn điểm phát sóng và chia sẻ Internet + Click điểm phát sóng Wifi + chuyển sang bật</w:t>
-      </w:r>
-    </w:p>
-    <w:p>
-      <w:pPr>
-        <w:rPr>
-          <w:lang w:val="en-US"/>
-        </w:rPr>
-      </w:pPr>
-    </w:p>
-    <w:p>
-      <w:pPr>
-        <w:rPr>
-          <w:lang w:val="en-US"/>
-        </w:rPr>
-      </w:pPr>
-      <w:r>
-        <w:rPr>
-          <w:lang w:val="en-US"/>
-        </w:rPr>
-        <w:t>Micro – Máy Trợ Giảng:</w:t>
-      </w:r>
-    </w:p>
-    <w:p>
-      <w:pPr>
-        <w:pStyle w:val="ListParagraph"/>
-        <w:numPr>
-          <w:ilvl w:val="0"/>
-          <w:numId w:val="7"/>
-        </w:numPr>
-        <w:rPr>
-          <w:lang w:val="en-US"/>
-        </w:rPr>
-      </w:pPr>
-      <w:r>
-        <w:rPr>
-          <w:lang w:val="en-US"/>
-        </w:rPr>
-        <w:t>Cách Bật Tắt Máy?</w:t>
       </w:r>
       <w:bookmarkStart w:id="0" w:name="_GoBack"/>
       <w:bookmarkEnd w:id="0"/>
+    </w:p>
+    <w:p>
+      <w:pPr>
+        <w:pStyle w:val="ListParagraph"/>
+        <w:numPr>
+          <w:ilvl w:val="0"/>
+          <w:numId w:val="6"/>
+        </w:numPr>
+        <w:rPr>
+          <w:lang w:val="en-US"/>
+        </w:rPr>
+      </w:pPr>
+      <w:r>
+        <w:rPr>
+          <w:lang w:val="en-US"/>
+        </w:rPr>
+        <w:t xml:space="preserve">Youtube </w:t>
+      </w:r>
+      <w:r>
+        <w:rPr>
+          <w:lang w:val="en-US"/>
+        </w:rPr>
+        <w:t xml:space="preserve">Không Chạy Được </w:t>
+      </w:r>
+      <w:r>
+        <w:rPr>
+          <w:lang w:val="en-US"/>
+        </w:rPr>
+        <w:t>Video</w:t>
+      </w:r>
+      <w:r>
+        <w:rPr>
+          <w:lang w:val="en-US"/>
+        </w:rPr>
+        <w:t>?</w:t>
+      </w:r>
+    </w:p>
+    <w:p>
+      <w:pPr>
+        <w:pStyle w:val="ListParagraph"/>
+        <w:numPr>
+          <w:ilvl w:val="0"/>
+          <w:numId w:val="4"/>
+        </w:numPr>
+        <w:rPr>
+          <w:lang w:val="en-US"/>
+        </w:rPr>
+      </w:pPr>
+      <w:r>
+        <w:rPr>
+          <w:lang w:val="en-US"/>
+        </w:rPr>
+        <w:t>Khởi động lại điện thoại</w:t>
+      </w:r>
+    </w:p>
+    <w:p>
+      <w:pPr>
+        <w:pStyle w:val="ListParagraph"/>
+        <w:numPr>
+          <w:ilvl w:val="0"/>
+          <w:numId w:val="6"/>
+        </w:numPr>
+        <w:rPr>
+          <w:lang w:val="en-US"/>
+        </w:rPr>
+      </w:pPr>
+      <w:r>
+        <w:rPr>
+          <w:lang w:val="en-US"/>
+        </w:rPr>
+        <w:t>Tua Nhanh 10 Giây Youtube?</w:t>
+      </w:r>
+    </w:p>
+    <w:p>
+      <w:pPr>
+        <w:pStyle w:val="ListParagraph"/>
+        <w:numPr>
+          <w:ilvl w:val="0"/>
+          <w:numId w:val="4"/>
+        </w:numPr>
+        <w:rPr>
+          <w:lang w:val="en-US"/>
+        </w:rPr>
+      </w:pPr>
+      <w:r>
+        <w:rPr>
+          <w:lang w:val="en-US"/>
+        </w:rPr>
+        <w:t>Cho Video chạy, chạm 2 lần vào bên phải màn hình để tua đến 10 giây sau, chạm 2 lần vào bên trái để tua về 10 giây trước</w:t>
+      </w:r>
+    </w:p>
+    <w:p>
+      <w:pPr>
+        <w:pStyle w:val="ListParagraph"/>
+        <w:numPr>
+          <w:ilvl w:val="0"/>
+          <w:numId w:val="6"/>
+        </w:numPr>
+        <w:rPr>
+          <w:lang w:val="en-US"/>
+        </w:rPr>
+      </w:pPr>
+      <w:r>
+        <w:rPr>
+          <w:lang w:val="en-US"/>
+        </w:rPr>
+        <w:t>Biến Điện Thoại Thành Máy Phát Wifi?</w:t>
+      </w:r>
+    </w:p>
+    <w:p>
+      <w:pPr>
+        <w:pStyle w:val="ListParagraph"/>
+        <w:numPr>
+          <w:ilvl w:val="0"/>
+          <w:numId w:val="4"/>
+        </w:numPr>
+        <w:rPr>
+          <w:lang w:val="en-US"/>
+        </w:rPr>
+      </w:pPr>
+      <w:r>
+        <w:rPr>
+          <w:lang w:val="en-US"/>
+        </w:rPr>
+        <w:t>Vào cài đặt + vô mạng và Internet + chọn điểm phát sóng và chia sẻ Internet + Click điểm phát sóng Wifi + chuyển sang bật</w:t>
+      </w:r>
+    </w:p>
+    <w:p>
+      <w:pPr>
+        <w:rPr>
+          <w:lang w:val="en-US"/>
+        </w:rPr>
+      </w:pPr>
+    </w:p>
+    <w:p>
+      <w:pPr>
+        <w:rPr>
+          <w:lang w:val="en-US"/>
+        </w:rPr>
+      </w:pPr>
+      <w:r>
+        <w:rPr>
+          <w:lang w:val="en-US"/>
+        </w:rPr>
+        <w:t>Micro – Máy Trợ Giảng:</w:t>
+      </w:r>
+    </w:p>
+    <w:p>
+      <w:pPr>
+        <w:pStyle w:val="ListParagraph"/>
+        <w:numPr>
+          <w:ilvl w:val="0"/>
+          <w:numId w:val="7"/>
+        </w:numPr>
+        <w:rPr>
+          <w:lang w:val="en-US"/>
+        </w:rPr>
+      </w:pPr>
+      <w:r>
+        <w:rPr>
+          <w:lang w:val="en-US"/>
+        </w:rPr>
+        <w:t>Cách Bật Tắt Máy?</w:t>
+      </w:r>
     </w:p>
     <w:p>
       <w:pPr>

--- a/device.docx
+++ b/device.docx
@@ -134,8 +134,6 @@
         </w:rPr>
         <w:t xml:space="preserve"> là đóng</w:t>
       </w:r>
-      <w:bookmarkStart w:id="0" w:name="_GoBack"/>
-      <w:bookmarkEnd w:id="0"/>
     </w:p>
     <w:p>
       <w:pPr>
@@ -442,6 +440,8 @@
         </w:rPr>
         <w:t>Cách Bật Tắt Máy?</w:t>
       </w:r>
+      <w:bookmarkStart w:id="0" w:name="_GoBack"/>
+      <w:bookmarkEnd w:id="0"/>
     </w:p>
     <w:p>
       <w:pPr>
@@ -458,7 +458,7 @@
         <w:rPr>
           <w:lang w:val="en-US"/>
         </w:rPr>
-        <w:t>Nhấn giữ nút có biểu tượng nguồn, là nút thứ ở giữa trong chùm 3 nút</w:t>
+        <w:t>Nhấn giữ nút có biểu tượng nguồn, là nút ở giữa trong chùm 3 nút</w:t>
       </w:r>
     </w:p>
     <w:p>

--- a/device.docx
+++ b/device.docx
@@ -372,261 +372,396 @@
         </w:rPr>
         <w:t>Smart Phone – Điện Thoại:</w:t>
       </w:r>
+    </w:p>
+    <w:p>
+      <w:pPr>
+        <w:pStyle w:val="ListParagraph"/>
+        <w:numPr>
+          <w:ilvl w:val="0"/>
+          <w:numId w:val="6"/>
+        </w:numPr>
+        <w:rPr>
+          <w:lang w:val="en-US"/>
+        </w:rPr>
+      </w:pPr>
+      <w:r>
+        <w:rPr>
+          <w:lang w:val="en-US"/>
+        </w:rPr>
+        <w:t xml:space="preserve">Youtube </w:t>
+      </w:r>
+      <w:r>
+        <w:rPr>
+          <w:lang w:val="en-US"/>
+        </w:rPr>
+        <w:t xml:space="preserve">Không Chạy Được </w:t>
+      </w:r>
+      <w:r>
+        <w:rPr>
+          <w:lang w:val="en-US"/>
+        </w:rPr>
+        <w:t>Video</w:t>
+      </w:r>
+      <w:r>
+        <w:rPr>
+          <w:lang w:val="en-US"/>
+        </w:rPr>
+        <w:t>?</w:t>
+      </w:r>
+    </w:p>
+    <w:p>
+      <w:pPr>
+        <w:pStyle w:val="ListParagraph"/>
+        <w:numPr>
+          <w:ilvl w:val="0"/>
+          <w:numId w:val="4"/>
+        </w:numPr>
+        <w:rPr>
+          <w:lang w:val="en-US"/>
+        </w:rPr>
+      </w:pPr>
+      <w:r>
+        <w:rPr>
+          <w:lang w:val="en-US"/>
+        </w:rPr>
+        <w:t>Khởi động lại điện thoại</w:t>
+      </w:r>
+    </w:p>
+    <w:p>
+      <w:pPr>
+        <w:pStyle w:val="ListParagraph"/>
+        <w:numPr>
+          <w:ilvl w:val="0"/>
+          <w:numId w:val="6"/>
+        </w:numPr>
+        <w:rPr>
+          <w:lang w:val="en-US"/>
+        </w:rPr>
+      </w:pPr>
+      <w:r>
+        <w:rPr>
+          <w:lang w:val="en-US"/>
+        </w:rPr>
+        <w:t>Tua Nhanh 10 Giây Youtube?</w:t>
+      </w:r>
+    </w:p>
+    <w:p>
+      <w:pPr>
+        <w:pStyle w:val="ListParagraph"/>
+        <w:numPr>
+          <w:ilvl w:val="0"/>
+          <w:numId w:val="4"/>
+        </w:numPr>
+        <w:rPr>
+          <w:lang w:val="en-US"/>
+        </w:rPr>
+      </w:pPr>
+      <w:r>
+        <w:rPr>
+          <w:lang w:val="en-US"/>
+        </w:rPr>
+        <w:t>Cho Video chạy, chạm 2 lần vào bên phải màn hình để tua đến 10 giây sau, chạm 2 lần vào bên trái để tua về 10 giây trước</w:t>
+      </w:r>
+    </w:p>
+    <w:p>
+      <w:pPr>
+        <w:pStyle w:val="ListParagraph"/>
+        <w:numPr>
+          <w:ilvl w:val="0"/>
+          <w:numId w:val="6"/>
+        </w:numPr>
+        <w:rPr>
+          <w:lang w:val="en-US"/>
+        </w:rPr>
+      </w:pPr>
+      <w:r>
+        <w:rPr>
+          <w:lang w:val="en-US"/>
+        </w:rPr>
+        <w:t>Biến Điện Thoại Thành Máy Phát Wifi?</w:t>
+      </w:r>
+    </w:p>
+    <w:p>
+      <w:pPr>
+        <w:pStyle w:val="ListParagraph"/>
+        <w:numPr>
+          <w:ilvl w:val="0"/>
+          <w:numId w:val="4"/>
+        </w:numPr>
+        <w:rPr>
+          <w:lang w:val="en-US"/>
+        </w:rPr>
+      </w:pPr>
+      <w:r>
+        <w:rPr>
+          <w:lang w:val="en-US"/>
+        </w:rPr>
+        <w:t>Vào cài đặt + vô mạng và Internet + chọn điểm phát sóng và chia sẻ Internet + Click điểm phát sóng Wifi + chuyển sang bật</w:t>
+      </w:r>
+    </w:p>
+    <w:p>
+      <w:pPr>
+        <w:rPr>
+          <w:lang w:val="en-US"/>
+        </w:rPr>
+      </w:pPr>
+    </w:p>
+    <w:p>
+      <w:pPr>
+        <w:rPr>
+          <w:lang w:val="en-US"/>
+        </w:rPr>
+      </w:pPr>
+      <w:r>
+        <w:rPr>
+          <w:lang w:val="en-US"/>
+        </w:rPr>
+        <w:t>Micro – Máy Trợ Giảng:</w:t>
+      </w:r>
+    </w:p>
+    <w:p>
+      <w:pPr>
+        <w:pStyle w:val="ListParagraph"/>
+        <w:numPr>
+          <w:ilvl w:val="0"/>
+          <w:numId w:val="7"/>
+        </w:numPr>
+        <w:rPr>
+          <w:lang w:val="en-US"/>
+        </w:rPr>
+      </w:pPr>
+      <w:r>
+        <w:rPr>
+          <w:lang w:val="en-US"/>
+        </w:rPr>
+        <w:t>Cách Bật Tắt Máy?</w:t>
+      </w:r>
+    </w:p>
+    <w:p>
+      <w:pPr>
+        <w:pStyle w:val="ListParagraph"/>
+        <w:numPr>
+          <w:ilvl w:val="0"/>
+          <w:numId w:val="4"/>
+        </w:numPr>
+        <w:rPr>
+          <w:lang w:val="en-US"/>
+        </w:rPr>
+      </w:pPr>
+      <w:r>
+        <w:rPr>
+          <w:lang w:val="en-US"/>
+        </w:rPr>
+        <w:t>Nhấn giữ nút có biểu tượng nguồn, là nút ở giữa trong chùm 3 nút</w:t>
+      </w:r>
+    </w:p>
+    <w:p>
+      <w:pPr>
+        <w:pStyle w:val="ListParagraph"/>
+        <w:numPr>
+          <w:ilvl w:val="0"/>
+          <w:numId w:val="7"/>
+        </w:numPr>
+        <w:rPr>
+          <w:lang w:val="en-US"/>
+        </w:rPr>
+      </w:pPr>
+      <w:r>
+        <w:rPr>
+          <w:lang w:val="en-US"/>
+        </w:rPr>
+        <w:t>Cách Sạc Máy?</w:t>
+      </w:r>
+    </w:p>
+    <w:p>
+      <w:pPr>
+        <w:pStyle w:val="ListParagraph"/>
+        <w:numPr>
+          <w:ilvl w:val="0"/>
+          <w:numId w:val="4"/>
+        </w:numPr>
+        <w:rPr>
+          <w:lang w:val="en-US"/>
+        </w:rPr>
+      </w:pPr>
+      <w:r>
+        <w:rPr>
+          <w:lang w:val="en-US"/>
+        </w:rPr>
+        <w:t>Dùng cáp USB, cắm đầu USB loại Micro vào cổng USB loại Micro trên máy, cắm đầu còn lại loại A vào cổng USB loại A trên máy tính hoặc cục sạc</w:t>
+      </w:r>
+    </w:p>
+    <w:p>
+      <w:pPr>
+        <w:pStyle w:val="ListParagraph"/>
+        <w:numPr>
+          <w:ilvl w:val="0"/>
+          <w:numId w:val="4"/>
+        </w:numPr>
+        <w:rPr>
+          <w:lang w:val="en-US"/>
+        </w:rPr>
+      </w:pPr>
+      <w:r>
+        <w:rPr>
+          <w:lang w:val="en-US"/>
+        </w:rPr>
+        <w:t>Nếu dùng cục sạc thì cắm cục sạc vào ổ điện</w:t>
+      </w:r>
+    </w:p>
+    <w:p>
+      <w:pPr>
+        <w:pStyle w:val="ListParagraph"/>
+        <w:numPr>
+          <w:ilvl w:val="0"/>
+          <w:numId w:val="7"/>
+        </w:numPr>
+        <w:rPr>
+          <w:lang w:val="en-US"/>
+        </w:rPr>
+      </w:pPr>
+      <w:r>
+        <w:rPr>
+          <w:lang w:val="en-US"/>
+        </w:rPr>
+        <w:t>Cách Nói To?</w:t>
+      </w:r>
+    </w:p>
+    <w:p>
+      <w:pPr>
+        <w:pStyle w:val="ListParagraph"/>
+        <w:numPr>
+          <w:ilvl w:val="0"/>
+          <w:numId w:val="4"/>
+        </w:numPr>
+        <w:rPr>
+          <w:lang w:val="en-US"/>
+        </w:rPr>
+      </w:pPr>
+      <w:r>
+        <w:rPr>
+          <w:lang w:val="en-US"/>
+        </w:rPr>
+        <w:t>Cắm Micro khít sâu vào chỗ cắm Micro, nhấn nút không nằm trong chùm 3 nút nhiều lần cho tới khi nghe thấy tiếng rè rè, khi nói vào Micro thì phải nói vào cái mặt hứng âm, không sẽ không ra tiếng</w:t>
+      </w:r>
+    </w:p>
+    <w:p>
+      <w:pPr>
+        <w:rPr>
+          <w:lang w:val="en-US"/>
+        </w:rPr>
+      </w:pPr>
+    </w:p>
+    <w:p>
+      <w:pPr>
+        <w:rPr>
+          <w:lang w:val="en-US"/>
+        </w:rPr>
+      </w:pPr>
+      <w:r>
+        <w:rPr>
+          <w:lang w:val="en-US"/>
+        </w:rPr>
+        <w:t>Headphone – Tai Nghe:</w:t>
+      </w:r>
+    </w:p>
+    <w:p>
+      <w:pPr>
+        <w:pStyle w:val="ListParagraph"/>
+        <w:numPr>
+          <w:ilvl w:val="0"/>
+          <w:numId w:val="9"/>
+        </w:numPr>
+        <w:rPr>
+          <w:lang w:val="en-US"/>
+        </w:rPr>
+      </w:pPr>
+      <w:r>
+        <w:rPr>
+          <w:lang w:val="en-US"/>
+        </w:rPr>
+        <w:lastRenderedPageBreak/>
+        <w:t>Cách Sạc Cục Sạc Dự Phòng Cho Tai Nghe Bluetooth?</w:t>
+      </w:r>
+    </w:p>
+    <w:p>
+      <w:pPr>
+        <w:pStyle w:val="ListParagraph"/>
+        <w:numPr>
+          <w:ilvl w:val="0"/>
+          <w:numId w:val="4"/>
+        </w:numPr>
+        <w:rPr>
+          <w:lang w:val="en-US"/>
+        </w:rPr>
+      </w:pPr>
+      <w:r>
+        <w:rPr>
+          <w:lang w:val="en-US"/>
+        </w:rPr>
+        <w:t>Cậy nắp có chữ “Open” đằng sau cục sạc + chuẩn bị 1 cáp USB + cắm đầu USB loại Micro vào cổng tương ứng đằng sau cục sạc + cắm đầu còn lại loại A vào cổng tương ứng trên máy tính hoặc cục sạc điện thoại</w:t>
+      </w:r>
+    </w:p>
+    <w:p>
+      <w:pPr>
+        <w:pStyle w:val="ListParagraph"/>
+        <w:numPr>
+          <w:ilvl w:val="0"/>
+          <w:numId w:val="4"/>
+        </w:numPr>
+        <w:rPr>
+          <w:lang w:val="en-US"/>
+        </w:rPr>
+      </w:pPr>
+      <w:r>
+        <w:rPr>
+          <w:lang w:val="en-US"/>
+        </w:rPr>
+        <w:t>Nếu dùng cục sạc điện thoại thì cắm nó vào ổ điện</w:t>
+      </w:r>
+    </w:p>
+    <w:p>
+      <w:pPr>
+        <w:pStyle w:val="ListParagraph"/>
+        <w:numPr>
+          <w:ilvl w:val="0"/>
+          <w:numId w:val="4"/>
+        </w:numPr>
+        <w:rPr>
+          <w:lang w:val="en-US"/>
+        </w:rPr>
+      </w:pPr>
+      <w:r>
+        <w:rPr>
+          <w:lang w:val="en-US"/>
+        </w:rPr>
+        <w:t>Bạn cũng có thể dùng cục sạc dự phòng này sạc cho điện thoại = cách tương tự như trên, chỉ cần cắm đầu USB loại A vào cục sạc, đầu còn lại vào cổng trên điện thoại</w:t>
+      </w:r>
+    </w:p>
+    <w:p>
+      <w:pPr>
+        <w:pStyle w:val="ListParagraph"/>
+        <w:numPr>
+          <w:ilvl w:val="0"/>
+          <w:numId w:val="4"/>
+        </w:numPr>
+        <w:rPr>
+          <w:lang w:val="en-US"/>
+        </w:rPr>
+      </w:pPr>
+      <w:r>
+        <w:rPr>
+          <w:lang w:val="en-US"/>
+        </w:rPr>
+        <w:t>Cái số màu xanh hiện lên trên cục sạc dự phòng là phần trăm</w:t>
+      </w:r>
       <w:bookmarkStart w:id="0" w:name="_GoBack"/>
       <w:bookmarkEnd w:id="0"/>
-    </w:p>
-    <w:p>
-      <w:pPr>
-        <w:pStyle w:val="ListParagraph"/>
-        <w:numPr>
-          <w:ilvl w:val="0"/>
-          <w:numId w:val="6"/>
-        </w:numPr>
-        <w:rPr>
-          <w:lang w:val="en-US"/>
-        </w:rPr>
-      </w:pPr>
-      <w:r>
-        <w:rPr>
-          <w:lang w:val="en-US"/>
-        </w:rPr>
-        <w:t xml:space="preserve">Youtube </w:t>
-      </w:r>
-      <w:r>
-        <w:rPr>
-          <w:lang w:val="en-US"/>
-        </w:rPr>
-        <w:t xml:space="preserve">Không Chạy Được </w:t>
-      </w:r>
-      <w:r>
-        <w:rPr>
-          <w:lang w:val="en-US"/>
-        </w:rPr>
-        <w:t>Video</w:t>
-      </w:r>
-      <w:r>
-        <w:rPr>
-          <w:lang w:val="en-US"/>
-        </w:rPr>
-        <w:t>?</w:t>
-      </w:r>
-    </w:p>
-    <w:p>
-      <w:pPr>
-        <w:pStyle w:val="ListParagraph"/>
-        <w:numPr>
-          <w:ilvl w:val="0"/>
-          <w:numId w:val="4"/>
-        </w:numPr>
-        <w:rPr>
-          <w:lang w:val="en-US"/>
-        </w:rPr>
-      </w:pPr>
-      <w:r>
-        <w:rPr>
-          <w:lang w:val="en-US"/>
-        </w:rPr>
-        <w:t>Khởi động lại điện thoại</w:t>
-      </w:r>
-    </w:p>
-    <w:p>
-      <w:pPr>
-        <w:pStyle w:val="ListParagraph"/>
-        <w:numPr>
-          <w:ilvl w:val="0"/>
-          <w:numId w:val="6"/>
-        </w:numPr>
-        <w:rPr>
-          <w:lang w:val="en-US"/>
-        </w:rPr>
-      </w:pPr>
-      <w:r>
-        <w:rPr>
-          <w:lang w:val="en-US"/>
-        </w:rPr>
-        <w:t>Tua Nhanh 10 Giây Youtube?</w:t>
-      </w:r>
-    </w:p>
-    <w:p>
-      <w:pPr>
-        <w:pStyle w:val="ListParagraph"/>
-        <w:numPr>
-          <w:ilvl w:val="0"/>
-          <w:numId w:val="4"/>
-        </w:numPr>
-        <w:rPr>
-          <w:lang w:val="en-US"/>
-        </w:rPr>
-      </w:pPr>
-      <w:r>
-        <w:rPr>
-          <w:lang w:val="en-US"/>
-        </w:rPr>
-        <w:t>Cho Video chạy, chạm 2 lần vào bên phải màn hình để tua đến 10 giây sau, chạm 2 lần vào bên trái để tua về 10 giây trước</w:t>
-      </w:r>
-    </w:p>
-    <w:p>
-      <w:pPr>
-        <w:pStyle w:val="ListParagraph"/>
-        <w:numPr>
-          <w:ilvl w:val="0"/>
-          <w:numId w:val="6"/>
-        </w:numPr>
-        <w:rPr>
-          <w:lang w:val="en-US"/>
-        </w:rPr>
-      </w:pPr>
-      <w:r>
-        <w:rPr>
-          <w:lang w:val="en-US"/>
-        </w:rPr>
-        <w:t>Biến Điện Thoại Thành Máy Phát Wifi?</w:t>
-      </w:r>
-    </w:p>
-    <w:p>
-      <w:pPr>
-        <w:pStyle w:val="ListParagraph"/>
-        <w:numPr>
-          <w:ilvl w:val="0"/>
-          <w:numId w:val="4"/>
-        </w:numPr>
-        <w:rPr>
-          <w:lang w:val="en-US"/>
-        </w:rPr>
-      </w:pPr>
-      <w:r>
-        <w:rPr>
-          <w:lang w:val="en-US"/>
-        </w:rPr>
-        <w:t>Vào cài đặt + vô mạng và Internet + chọn điểm phát sóng và chia sẻ Internet + Click điểm phát sóng Wifi + chuyển sang bật</w:t>
-      </w:r>
-    </w:p>
-    <w:p>
-      <w:pPr>
-        <w:rPr>
-          <w:lang w:val="en-US"/>
-        </w:rPr>
-      </w:pPr>
-    </w:p>
-    <w:p>
-      <w:pPr>
-        <w:rPr>
-          <w:lang w:val="en-US"/>
-        </w:rPr>
-      </w:pPr>
-      <w:r>
-        <w:rPr>
-          <w:lang w:val="en-US"/>
-        </w:rPr>
-        <w:t>Micro – Máy Trợ Giảng:</w:t>
-      </w:r>
-    </w:p>
-    <w:p>
-      <w:pPr>
-        <w:pStyle w:val="ListParagraph"/>
-        <w:numPr>
-          <w:ilvl w:val="0"/>
-          <w:numId w:val="7"/>
-        </w:numPr>
-        <w:rPr>
-          <w:lang w:val="en-US"/>
-        </w:rPr>
-      </w:pPr>
-      <w:r>
-        <w:rPr>
-          <w:lang w:val="en-US"/>
-        </w:rPr>
-        <w:t>Cách Bật Tắt Máy?</w:t>
-      </w:r>
-    </w:p>
-    <w:p>
-      <w:pPr>
-        <w:pStyle w:val="ListParagraph"/>
-        <w:numPr>
-          <w:ilvl w:val="0"/>
-          <w:numId w:val="4"/>
-        </w:numPr>
-        <w:rPr>
-          <w:lang w:val="en-US"/>
-        </w:rPr>
-      </w:pPr>
-      <w:r>
-        <w:rPr>
-          <w:lang w:val="en-US"/>
-        </w:rPr>
-        <w:t>Nhấn giữ nút có biểu tượng nguồn, là nút ở giữa trong chùm 3 nút</w:t>
-      </w:r>
-    </w:p>
-    <w:p>
-      <w:pPr>
-        <w:pStyle w:val="ListParagraph"/>
-        <w:numPr>
-          <w:ilvl w:val="0"/>
-          <w:numId w:val="7"/>
-        </w:numPr>
-        <w:rPr>
-          <w:lang w:val="en-US"/>
-        </w:rPr>
-      </w:pPr>
-      <w:r>
-        <w:rPr>
-          <w:lang w:val="en-US"/>
-        </w:rPr>
-        <w:t>Cách Sạc Máy?</w:t>
-      </w:r>
-    </w:p>
-    <w:p>
-      <w:pPr>
-        <w:pStyle w:val="ListParagraph"/>
-        <w:numPr>
-          <w:ilvl w:val="0"/>
-          <w:numId w:val="4"/>
-        </w:numPr>
-        <w:rPr>
-          <w:lang w:val="en-US"/>
-        </w:rPr>
-      </w:pPr>
-      <w:r>
-        <w:rPr>
-          <w:lang w:val="en-US"/>
-        </w:rPr>
-        <w:t>Dùng cáp sạc nối với cổng USB máy tính</w:t>
-      </w:r>
-    </w:p>
-    <w:p>
-      <w:pPr>
-        <w:pStyle w:val="ListParagraph"/>
-        <w:numPr>
-          <w:ilvl w:val="0"/>
-          <w:numId w:val="7"/>
-        </w:numPr>
-        <w:rPr>
-          <w:lang w:val="en-US"/>
-        </w:rPr>
-      </w:pPr>
-      <w:r>
-        <w:rPr>
-          <w:lang w:val="en-US"/>
-        </w:rPr>
-        <w:t>Cách Nói To?</w:t>
-      </w:r>
-    </w:p>
-    <w:p>
-      <w:pPr>
-        <w:pStyle w:val="ListParagraph"/>
-        <w:numPr>
-          <w:ilvl w:val="0"/>
-          <w:numId w:val="4"/>
-        </w:numPr>
-        <w:rPr>
-          <w:lang w:val="en-US"/>
-        </w:rPr>
-      </w:pPr>
-      <w:r>
-        <w:rPr>
-          <w:lang w:val="en-US"/>
-        </w:rPr>
-        <w:t>Cắm Micro khít sâu vào chỗ cắm Micro, nhấn nút không nằm trong chùm 3 nút nhiều lần cho tới khi nghe thấy tiếng rè rè, khi nói vào Micro thì phải nói vào cái mặt hứng âm, không sẽ không ra tiếng</w:t>
+      <w:r>
+        <w:rPr>
+          <w:lang w:val="en-US"/>
+        </w:rPr>
+        <w:t xml:space="preserve"> Pin còn lại của nó</w:t>
       </w:r>
     </w:p>
     <w:sectPr>
@@ -1374,6 +1509,95 @@
       <w:lvlJc w:val="right"/>
       <w:pPr>
         <w:ind w:left="6480" w:hanging="180"/>
+      </w:pPr>
+    </w:lvl>
+  </w:abstractNum>
+  <w:abstractNum w:abstractNumId="8">
+    <w:nsid w:val="633E103A"/>
+    <w:multiLevelType w:val="hybridMultilevel"/>
+    <w:tmpl w:val="7BB444FA"/>
+    <w:lvl w:ilvl="0" w:tplc="1D7A175C">
+      <w:start w:val="1"/>
+      <w:numFmt w:val="decimal"/>
+      <w:lvlText w:val="%1."/>
+      <w:lvlJc w:val="left"/>
+      <w:pPr>
+        <w:ind w:left="1080" w:hanging="360"/>
+      </w:pPr>
+      <w:rPr>
+        <w:rFonts w:hint="default"/>
+      </w:rPr>
+    </w:lvl>
+    <w:lvl w:ilvl="1" w:tplc="042A0019" w:tentative="1">
+      <w:start w:val="1"/>
+      <w:numFmt w:val="lowerLetter"/>
+      <w:lvlText w:val="%2."/>
+      <w:lvlJc w:val="left"/>
+      <w:pPr>
+        <w:ind w:left="1800" w:hanging="360"/>
+      </w:pPr>
+    </w:lvl>
+    <w:lvl w:ilvl="2" w:tplc="042A001B" w:tentative="1">
+      <w:start w:val="1"/>
+      <w:numFmt w:val="lowerRoman"/>
+      <w:lvlText w:val="%3."/>
+      <w:lvlJc w:val="right"/>
+      <w:pPr>
+        <w:ind w:left="2520" w:hanging="180"/>
+      </w:pPr>
+    </w:lvl>
+    <w:lvl w:ilvl="3" w:tplc="042A000F" w:tentative="1">
+      <w:start w:val="1"/>
+      <w:numFmt w:val="decimal"/>
+      <w:lvlText w:val="%4."/>
+      <w:lvlJc w:val="left"/>
+      <w:pPr>
+        <w:ind w:left="3240" w:hanging="360"/>
+      </w:pPr>
+    </w:lvl>
+    <w:lvl w:ilvl="4" w:tplc="042A0019" w:tentative="1">
+      <w:start w:val="1"/>
+      <w:numFmt w:val="lowerLetter"/>
+      <w:lvlText w:val="%5."/>
+      <w:lvlJc w:val="left"/>
+      <w:pPr>
+        <w:ind w:left="3960" w:hanging="360"/>
+      </w:pPr>
+    </w:lvl>
+    <w:lvl w:ilvl="5" w:tplc="042A001B" w:tentative="1">
+      <w:start w:val="1"/>
+      <w:numFmt w:val="lowerRoman"/>
+      <w:lvlText w:val="%6."/>
+      <w:lvlJc w:val="right"/>
+      <w:pPr>
+        <w:ind w:left="4680" w:hanging="180"/>
+      </w:pPr>
+    </w:lvl>
+    <w:lvl w:ilvl="6" w:tplc="042A000F" w:tentative="1">
+      <w:start w:val="1"/>
+      <w:numFmt w:val="decimal"/>
+      <w:lvlText w:val="%7."/>
+      <w:lvlJc w:val="left"/>
+      <w:pPr>
+        <w:ind w:left="5400" w:hanging="360"/>
+      </w:pPr>
+    </w:lvl>
+    <w:lvl w:ilvl="7" w:tplc="042A0019" w:tentative="1">
+      <w:start w:val="1"/>
+      <w:numFmt w:val="lowerLetter"/>
+      <w:lvlText w:val="%8."/>
+      <w:lvlJc w:val="left"/>
+      <w:pPr>
+        <w:ind w:left="6120" w:hanging="360"/>
+      </w:pPr>
+    </w:lvl>
+    <w:lvl w:ilvl="8" w:tplc="042A001B" w:tentative="1">
+      <w:start w:val="1"/>
+      <w:numFmt w:val="lowerRoman"/>
+      <w:lvlText w:val="%9."/>
+      <w:lvlJc w:val="right"/>
+      <w:pPr>
+        <w:ind w:left="6840" w:hanging="180"/>
       </w:pPr>
     </w:lvl>
   </w:abstractNum>
@@ -1400,6 +1624,9 @@
   </w:num>
   <w:num w:numId="8">
     <w:abstractNumId w:val="6"/>
+  </w:num>
+  <w:num w:numId="9">
+    <w:abstractNumId w:val="8"/>
   </w:num>
 </w:numbering>
 </file>

--- a/device.docx
+++ b/device.docx
@@ -753,16 +753,154 @@
         <w:rPr>
           <w:lang w:val="en-US"/>
         </w:rPr>
-        <w:t>Cái số màu xanh hiện lên trên cục sạc dự phòng là phần trăm</w:t>
+        <w:t>Cái số màu xanh hiện lên trên cục sạc dự phòng là phần trăm Pin còn lại của nó</w:t>
+      </w:r>
+    </w:p>
+    <w:p>
+      <w:pPr>
+        <w:pStyle w:val="ListParagraph"/>
+        <w:numPr>
+          <w:ilvl w:val="0"/>
+          <w:numId w:val="9"/>
+        </w:numPr>
+        <w:rPr>
+          <w:lang w:val="en-US"/>
+        </w:rPr>
+      </w:pPr>
+      <w:r>
+        <w:rPr>
+          <w:lang w:val="en-US"/>
+        </w:rPr>
+        <w:t>Cách Sạc Tai Nghe Bluetooth?</w:t>
+      </w:r>
+    </w:p>
+    <w:p>
+      <w:pPr>
+        <w:pStyle w:val="ListParagraph"/>
+        <w:numPr>
+          <w:ilvl w:val="0"/>
+          <w:numId w:val="4"/>
+        </w:numPr>
+        <w:rPr>
+          <w:lang w:val="en-US"/>
+        </w:rPr>
+      </w:pPr>
+      <w:r>
+        <w:rPr>
+          <w:lang w:val="en-US"/>
+        </w:rPr>
+        <w:t>Đặt 2 cái tai nghe khít vào 2 chỗ trống trong cục sạc dự phòng, trong tai nghe có nam châm nên chỉ cần thả vào là nó tự động khít</w:t>
+      </w:r>
+    </w:p>
+    <w:p>
+      <w:pPr>
+        <w:pStyle w:val="ListParagraph"/>
+        <w:numPr>
+          <w:ilvl w:val="0"/>
+          <w:numId w:val="4"/>
+        </w:numPr>
+        <w:rPr>
+          <w:lang w:val="en-US"/>
+        </w:rPr>
+      </w:pPr>
+      <w:r>
+        <w:rPr>
+          <w:lang w:val="en-US"/>
+        </w:rPr>
+        <w:t>Sạc thành công khi có hoạt ảnh sạc ở 2 bên</w:t>
+      </w:r>
+    </w:p>
+    <w:p>
+      <w:pPr>
+        <w:pStyle w:val="ListParagraph"/>
+        <w:numPr>
+          <w:ilvl w:val="0"/>
+          <w:numId w:val="9"/>
+        </w:numPr>
+        <w:rPr>
+          <w:lang w:val="en-US"/>
+        </w:rPr>
+      </w:pPr>
+      <w:r>
+        <w:rPr>
+          <w:lang w:val="en-US"/>
+        </w:rPr>
+        <w:t>Cách Kết Nối Tai Nghe Bluetooth Với Điện Thoại?</w:t>
+      </w:r>
+    </w:p>
+    <w:p>
+      <w:pPr>
+        <w:pStyle w:val="ListParagraph"/>
+        <w:numPr>
+          <w:ilvl w:val="0"/>
+          <w:numId w:val="4"/>
+        </w:numPr>
+        <w:rPr>
+          <w:lang w:val="en-US"/>
+        </w:rPr>
+      </w:pPr>
+      <w:r>
+        <w:rPr>
+          <w:lang w:val="en-US"/>
+        </w:rPr>
+        <w:t>Đặt gần điện thoại + mở Bluetooth của điện thoại lên = cách nhấn giữ biểu tượng Bluetooth gần biểu tượng Wifi + bật Bluetooth + kết nối với thiết bị có tên “F9”</w:t>
+      </w:r>
+    </w:p>
+    <w:p>
+      <w:pPr>
+        <w:pStyle w:val="ListParagraph"/>
+        <w:numPr>
+          <w:ilvl w:val="0"/>
+          <w:numId w:val="4"/>
+        </w:numPr>
+        <w:rPr>
+          <w:lang w:val="en-US"/>
+        </w:rPr>
+      </w:pPr>
+      <w:r>
+        <w:rPr>
+          <w:lang w:val="en-US"/>
+        </w:rPr>
+        <w:t>Khi này, đèn Led màu xanh dương của tai nghe sẽ mất, âm thanh không còn phát ra từ điện thoại mà sẽ phát ra từ tai nghe</w:t>
+      </w:r>
+    </w:p>
+    <w:p>
+      <w:pPr>
+        <w:pStyle w:val="ListParagraph"/>
+        <w:numPr>
+          <w:ilvl w:val="0"/>
+          <w:numId w:val="4"/>
+        </w:numPr>
+        <w:rPr>
+          <w:lang w:val="en-US"/>
+        </w:rPr>
+      </w:pPr>
+      <w:r>
+        <w:rPr>
+          <w:lang w:val="en-US"/>
+        </w:rPr>
+        <w:t>Để hủy kết nối, tắt Bluetooth trên điện thoại</w:t>
+      </w:r>
+    </w:p>
+    <w:p>
+      <w:pPr>
+        <w:pStyle w:val="ListParagraph"/>
+        <w:numPr>
+          <w:ilvl w:val="0"/>
+          <w:numId w:val="4"/>
+        </w:numPr>
+        <w:rPr>
+          <w:lang w:val="en-US"/>
+        </w:rPr>
+      </w:pPr>
+      <w:r>
+        <w:rPr>
+          <w:lang w:val="en-US"/>
+        </w:rPr>
+        <w:t>Ngoài ra, phần trăm Pin của tai nghe cũng được hiển thị trên điện thoại</w:t>
       </w:r>
       <w:bookmarkStart w:id="0" w:name="_GoBack"/>
       <w:bookmarkEnd w:id="0"/>
-      <w:r>
-        <w:rPr>
-          <w:lang w:val="en-US"/>
-        </w:rPr>
-        <w:t xml:space="preserve"> Pin còn lại của nó</w:t>
-      </w:r>
     </w:p>
     <w:sectPr>
       <w:pgSz w:w="11906" w:h="16838"/>

--- a/device.docx
+++ b/device.docx
@@ -1,6 +1,6 @@
 
 <file path=word/document.xml><?xml version="1.0" encoding="utf-8"?>
-<w:document xmlns:wpc="http://schemas.microsoft.com/office/word/2010/wordprocessingCanvas" xmlns:mc="http://schemas.openxmlformats.org/markup-compatibility/2006" xmlns:o="urn:schemas-microsoft-com:office:office" xmlns:r="http://schemas.openxmlformats.org/officeDocument/2006/relationships" xmlns:m="http://schemas.openxmlformats.org/officeDocument/2006/math" xmlns:v="urn:schemas-microsoft-com:vml" xmlns:wp14="http://schemas.microsoft.com/office/word/2010/wordprocessingDrawing" xmlns:wp="http://schemas.openxmlformats.org/drawingml/2006/wordprocessingDrawing" xmlns:w10="urn:schemas-microsoft-com:office:word" xmlns:w="http://schemas.openxmlformats.org/wordprocessingml/2006/main" xmlns:w14="http://schemas.microsoft.com/office/word/2010/wordml" xmlns:wpg="http://schemas.microsoft.com/office/word/2010/wordprocessingGroup" xmlns:wpi="http://schemas.microsoft.com/office/word/2010/wordprocessingInk" xmlns:wne="http://schemas.microsoft.com/office/word/2006/wordml" xmlns:wps="http://schemas.microsoft.com/office/word/2010/wordprocessingShape" mc:Ignorable="w14 wp14">
+<w:document xmlns:wpc="http://schemas.microsoft.com/office/word/2010/wordprocessingCanvas" xmlns:cx="http://schemas.microsoft.com/office/drawing/2014/chartex" xmlns:cx1="http://schemas.microsoft.com/office/drawing/2015/9/8/chartex" xmlns:cx2="http://schemas.microsoft.com/office/drawing/2015/10/21/chartex" xmlns:cx3="http://schemas.microsoft.com/office/drawing/2016/5/9/chartex" xmlns:cx4="http://schemas.microsoft.com/office/drawing/2016/5/10/chartex" xmlns:cx5="http://schemas.microsoft.com/office/drawing/2016/5/11/chartex" xmlns:cx6="http://schemas.microsoft.com/office/drawing/2016/5/12/chartex" xmlns:cx7="http://schemas.microsoft.com/office/drawing/2016/5/13/chartex" xmlns:cx8="http://schemas.microsoft.com/office/drawing/2016/5/14/chartex" xmlns:mc="http://schemas.openxmlformats.org/markup-compatibility/2006" xmlns:aink="http://schemas.microsoft.com/office/drawing/2016/ink" xmlns:am3d="http://schemas.microsoft.com/office/drawing/2017/model3d" xmlns:o="urn:schemas-microsoft-com:office:office" xmlns:oel="http://schemas.microsoft.com/office/2019/extlst" xmlns:r="http://schemas.openxmlformats.org/officeDocument/2006/relationships" xmlns:m="http://schemas.openxmlformats.org/officeDocument/2006/math" xmlns:v="urn:schemas-microsoft-com:vml" xmlns:wp14="http://schemas.microsoft.com/office/word/2010/wordprocessingDrawing" xmlns:wp="http://schemas.openxmlformats.org/drawingml/2006/wordprocessingDrawing" xmlns:w10="urn:schemas-microsoft-com:office:word" xmlns:w="http://schemas.openxmlformats.org/wordprocessingml/2006/main" xmlns:w14="http://schemas.microsoft.com/office/word/2010/wordml" xmlns:w15="http://schemas.microsoft.com/office/word/2012/wordml" xmlns:w16cex="http://schemas.microsoft.com/office/word/2018/wordml/cex" xmlns:w16cid="http://schemas.microsoft.com/office/word/2016/wordml/cid" xmlns:w16="http://schemas.microsoft.com/office/word/2018/wordml" xmlns:w16sdtdh="http://schemas.microsoft.com/office/word/2020/wordml/sdtdatahash" xmlns:w16se="http://schemas.microsoft.com/office/word/2015/wordml/symex" xmlns:wpg="http://schemas.microsoft.com/office/word/2010/wordprocessingGroup" xmlns:wpi="http://schemas.microsoft.com/office/word/2010/wordprocessingInk" xmlns:wne="http://schemas.microsoft.com/office/word/2006/wordml" xmlns:wps="http://schemas.microsoft.com/office/word/2010/wordprocessingShape" mc:Ignorable="w14 w15 w16se w16cid w16 w16cex w16sdtdh wp14">
   <w:body>
     <w:p>
       <w:pPr>
@@ -899,8 +899,134 @@
         </w:rPr>
         <w:t>Ngoài ra, phần trăm Pin của tai nghe cũng được hiển thị trên điện thoại</w:t>
       </w:r>
-      <w:bookmarkStart w:id="0" w:name="_GoBack"/>
-      <w:bookmarkEnd w:id="0"/>
+    </w:p>
+    <w:p>
+      <w:pPr>
+        <w:rPr>
+          <w:lang w:val="en-US"/>
+        </w:rPr>
+      </w:pPr>
+    </w:p>
+    <w:p>
+      <w:pPr>
+        <w:rPr>
+          <w:lang w:val="en-US"/>
+        </w:rPr>
+      </w:pPr>
+      <w:r>
+        <w:rPr>
+          <w:lang w:val="en-US"/>
+        </w:rPr>
+        <w:t>Laptop:</w:t>
+      </w:r>
+    </w:p>
+    <w:p>
+      <w:pPr>
+        <w:pStyle w:val="ListParagraph"/>
+        <w:numPr>
+          <w:ilvl w:val="0"/>
+          <w:numId w:val="10"/>
+        </w:numPr>
+        <w:rPr>
+          <w:lang w:val="en-US"/>
+        </w:rPr>
+      </w:pPr>
+      <w:r>
+        <w:rPr>
+          <w:lang w:val="en-US"/>
+        </w:rPr>
+        <w:t>Cách Sử Dụng Các Phím “F1”, “F2”, … Như Trên PC?</w:t>
+      </w:r>
+    </w:p>
+    <w:p>
+      <w:pPr>
+        <w:pStyle w:val="ListParagraph"/>
+        <w:numPr>
+          <w:ilvl w:val="0"/>
+          <w:numId w:val="4"/>
+        </w:numPr>
+        <w:rPr>
+          <w:lang w:val="en-US"/>
+        </w:rPr>
+      </w:pPr>
+      <w:r>
+        <w:rPr>
+          <w:lang w:val="en-US"/>
+        </w:rPr>
+        <w:t>Nhấn nút “fn”</w:t>
+      </w:r>
+      <w:r>
+        <w:rPr>
+          <w:lang w:val="en-US"/>
+        </w:rPr>
+        <w:t xml:space="preserve"> ngay</w:t>
+      </w:r>
+      <w:r>
+        <w:rPr>
+          <w:lang w:val="en-US"/>
+        </w:rPr>
+        <w:t xml:space="preserve"> trước</w:t>
+      </w:r>
+    </w:p>
+    <w:p>
+      <w:pPr>
+        <w:pStyle w:val="ListParagraph"/>
+        <w:numPr>
+          <w:ilvl w:val="0"/>
+          <w:numId w:val="4"/>
+        </w:numPr>
+        <w:rPr>
+          <w:lang w:val="en-US"/>
+        </w:rPr>
+      </w:pPr>
+      <w:r>
+        <w:rPr>
+          <w:lang w:val="en-US"/>
+        </w:rPr>
+        <w:t>Ví dụ</w:t>
+      </w:r>
+    </w:p>
+    <w:p>
+      <w:pPr>
+        <w:pStyle w:val="ListParagraph"/>
+        <w:numPr>
+          <w:ilvl w:val="0"/>
+          <w:numId w:val="4"/>
+        </w:numPr>
+        <w:rPr>
+          <w:lang w:val="en-US"/>
+        </w:rPr>
+      </w:pPr>
+      <w:r>
+        <w:rPr>
+          <w:lang w:val="en-US"/>
+        </w:rPr>
+        <w:t xml:space="preserve">Nhấn </w:t>
+      </w:r>
+      <w:r>
+        <w:rPr>
+          <w:lang w:val="en-US"/>
+        </w:rPr>
+        <w:t>“fn” + “F</w:t>
+      </w:r>
+      <w:r>
+        <w:rPr>
+          <w:lang w:val="en-US"/>
+        </w:rPr>
+        <w:t>2</w:t>
+      </w:r>
+      <w:r>
+        <w:rPr>
+          <w:lang w:val="en-US"/>
+        </w:rPr>
+        <w:t>”</w:t>
+      </w:r>
+      <w:r>
+        <w:rPr>
+          <w:lang w:val="en-US"/>
+        </w:rPr>
+        <w:t xml:space="preserve"> để đổi tên</w:t>
+      </w:r>
     </w:p>
     <w:sectPr>
       <w:pgSz w:w="11906" w:h="16838"/>
@@ -913,8 +1039,8 @@
 </file>
 
 <file path=word/numbering.xml><?xml version="1.0" encoding="utf-8"?>
-<w:numbering xmlns:wpc="http://schemas.microsoft.com/office/word/2010/wordprocessingCanvas" xmlns:mc="http://schemas.openxmlformats.org/markup-compatibility/2006" xmlns:o="urn:schemas-microsoft-com:office:office" xmlns:r="http://schemas.openxmlformats.org/officeDocument/2006/relationships" xmlns:m="http://schemas.openxmlformats.org/officeDocument/2006/math" xmlns:v="urn:schemas-microsoft-com:vml" xmlns:wp14="http://schemas.microsoft.com/office/word/2010/wordprocessingDrawing" xmlns:wp="http://schemas.openxmlformats.org/drawingml/2006/wordprocessingDrawing" xmlns:w10="urn:schemas-microsoft-com:office:word" xmlns:w="http://schemas.openxmlformats.org/wordprocessingml/2006/main" xmlns:w14="http://schemas.microsoft.com/office/word/2010/wordml" xmlns:wpg="http://schemas.microsoft.com/office/word/2010/wordprocessingGroup" xmlns:wpi="http://schemas.microsoft.com/office/word/2010/wordprocessingInk" xmlns:wne="http://schemas.microsoft.com/office/word/2006/wordml" xmlns:wps="http://schemas.microsoft.com/office/word/2010/wordprocessingShape" mc:Ignorable="w14 wp14">
-  <w:abstractNum w:abstractNumId="0">
+<w:numbering xmlns:wpc="http://schemas.microsoft.com/office/word/2010/wordprocessingCanvas" xmlns:cx="http://schemas.microsoft.com/office/drawing/2014/chartex" xmlns:cx1="http://schemas.microsoft.com/office/drawing/2015/9/8/chartex" xmlns:cx2="http://schemas.microsoft.com/office/drawing/2015/10/21/chartex" xmlns:cx3="http://schemas.microsoft.com/office/drawing/2016/5/9/chartex" xmlns:cx4="http://schemas.microsoft.com/office/drawing/2016/5/10/chartex" xmlns:cx5="http://schemas.microsoft.com/office/drawing/2016/5/11/chartex" xmlns:cx6="http://schemas.microsoft.com/office/drawing/2016/5/12/chartex" xmlns:cx7="http://schemas.microsoft.com/office/drawing/2016/5/13/chartex" xmlns:cx8="http://schemas.microsoft.com/office/drawing/2016/5/14/chartex" xmlns:mc="http://schemas.openxmlformats.org/markup-compatibility/2006" xmlns:aink="http://schemas.microsoft.com/office/drawing/2016/ink" xmlns:am3d="http://schemas.microsoft.com/office/drawing/2017/model3d" xmlns:o="urn:schemas-microsoft-com:office:office" xmlns:oel="http://schemas.microsoft.com/office/2019/extlst" xmlns:r="http://schemas.openxmlformats.org/officeDocument/2006/relationships" xmlns:m="http://schemas.openxmlformats.org/officeDocument/2006/math" xmlns:v="urn:schemas-microsoft-com:vml" xmlns:wp14="http://schemas.microsoft.com/office/word/2010/wordprocessingDrawing" xmlns:wp="http://schemas.openxmlformats.org/drawingml/2006/wordprocessingDrawing" xmlns:w10="urn:schemas-microsoft-com:office:word" xmlns:w="http://schemas.openxmlformats.org/wordprocessingml/2006/main" xmlns:w14="http://schemas.microsoft.com/office/word/2010/wordml" xmlns:w15="http://schemas.microsoft.com/office/word/2012/wordml" xmlns:w16cex="http://schemas.microsoft.com/office/word/2018/wordml/cex" xmlns:w16cid="http://schemas.microsoft.com/office/word/2016/wordml/cid" xmlns:w16="http://schemas.microsoft.com/office/word/2018/wordml" xmlns:w16sdtdh="http://schemas.microsoft.com/office/word/2020/wordml/sdtdatahash" xmlns:w16se="http://schemas.microsoft.com/office/word/2015/wordml/symex" xmlns:wpg="http://schemas.microsoft.com/office/word/2010/wordprocessingGroup" xmlns:wpi="http://schemas.microsoft.com/office/word/2010/wordprocessingInk" xmlns:wne="http://schemas.microsoft.com/office/word/2006/wordml" xmlns:wps="http://schemas.microsoft.com/office/word/2010/wordprocessingShape" mc:Ignorable="w14 w15 w16se w16cid w16 w16cex w16sdtdh wp14">
+  <w:abstractNum w:abstractNumId="0" w15:restartNumberingAfterBreak="0">
     <w:nsid w:val="02BA4EB0"/>
     <w:multiLevelType w:val="hybridMultilevel"/>
     <w:tmpl w:val="E3F6F23C"/>
@@ -1003,7 +1129,7 @@
       </w:pPr>
     </w:lvl>
   </w:abstractNum>
-  <w:abstractNum w:abstractNumId="1">
+  <w:abstractNum w:abstractNumId="1" w15:restartNumberingAfterBreak="0">
     <w:nsid w:val="167E1744"/>
     <w:multiLevelType w:val="hybridMultilevel"/>
     <w:tmpl w:val="8BDE61E4"/>
@@ -1092,7 +1218,7 @@
       </w:pPr>
     </w:lvl>
   </w:abstractNum>
-  <w:abstractNum w:abstractNumId="2">
+  <w:abstractNum w:abstractNumId="2" w15:restartNumberingAfterBreak="0">
     <w:nsid w:val="1968585C"/>
     <w:multiLevelType w:val="hybridMultilevel"/>
     <w:tmpl w:val="8F3C957E"/>
@@ -1181,7 +1307,7 @@
       </w:pPr>
     </w:lvl>
   </w:abstractNum>
-  <w:abstractNum w:abstractNumId="3">
+  <w:abstractNum w:abstractNumId="3" w15:restartNumberingAfterBreak="0">
     <w:nsid w:val="1F386CFB"/>
     <w:multiLevelType w:val="hybridMultilevel"/>
     <w:tmpl w:val="C50AC54C"/>
@@ -1270,7 +1396,7 @@
       </w:pPr>
     </w:lvl>
   </w:abstractNum>
-  <w:abstractNum w:abstractNumId="4">
+  <w:abstractNum w:abstractNumId="4" w15:restartNumberingAfterBreak="0">
     <w:nsid w:val="282C4E3C"/>
     <w:multiLevelType w:val="hybridMultilevel"/>
     <w:tmpl w:val="1D1C1E96"/>
@@ -1383,7 +1509,7 @@
       </w:rPr>
     </w:lvl>
   </w:abstractNum>
-  <w:abstractNum w:abstractNumId="5">
+  <w:abstractNum w:abstractNumId="5" w15:restartNumberingAfterBreak="0">
     <w:nsid w:val="2C8D5424"/>
     <w:multiLevelType w:val="hybridMultilevel"/>
     <w:tmpl w:val="31B454E6"/>
@@ -1472,7 +1598,7 @@
       </w:pPr>
     </w:lvl>
   </w:abstractNum>
-  <w:abstractNum w:abstractNumId="6">
+  <w:abstractNum w:abstractNumId="6" w15:restartNumberingAfterBreak="0">
     <w:nsid w:val="326B6F90"/>
     <w:multiLevelType w:val="hybridMultilevel"/>
     <w:tmpl w:val="23327784"/>
@@ -1561,7 +1687,96 @@
       </w:pPr>
     </w:lvl>
   </w:abstractNum>
-  <w:abstractNum w:abstractNumId="7">
+  <w:abstractNum w:abstractNumId="7" w15:restartNumberingAfterBreak="0">
+    <w:nsid w:val="32EF4130"/>
+    <w:multiLevelType w:val="hybridMultilevel"/>
+    <w:tmpl w:val="24FA0E8A"/>
+    <w:lvl w:ilvl="0" w:tplc="10A038FA">
+      <w:start w:val="1"/>
+      <w:numFmt w:val="decimal"/>
+      <w:lvlText w:val="%1."/>
+      <w:lvlJc w:val="left"/>
+      <w:pPr>
+        <w:ind w:left="1080" w:hanging="360"/>
+      </w:pPr>
+      <w:rPr>
+        <w:rFonts w:hint="default"/>
+      </w:rPr>
+    </w:lvl>
+    <w:lvl w:ilvl="1" w:tplc="04090019" w:tentative="1">
+      <w:start w:val="1"/>
+      <w:numFmt w:val="lowerLetter"/>
+      <w:lvlText w:val="%2."/>
+      <w:lvlJc w:val="left"/>
+      <w:pPr>
+        <w:ind w:left="1800" w:hanging="360"/>
+      </w:pPr>
+    </w:lvl>
+    <w:lvl w:ilvl="2" w:tplc="0409001B" w:tentative="1">
+      <w:start w:val="1"/>
+      <w:numFmt w:val="lowerRoman"/>
+      <w:lvlText w:val="%3."/>
+      <w:lvlJc w:val="right"/>
+      <w:pPr>
+        <w:ind w:left="2520" w:hanging="180"/>
+      </w:pPr>
+    </w:lvl>
+    <w:lvl w:ilvl="3" w:tplc="0409000F" w:tentative="1">
+      <w:start w:val="1"/>
+      <w:numFmt w:val="decimal"/>
+      <w:lvlText w:val="%4."/>
+      <w:lvlJc w:val="left"/>
+      <w:pPr>
+        <w:ind w:left="3240" w:hanging="360"/>
+      </w:pPr>
+    </w:lvl>
+    <w:lvl w:ilvl="4" w:tplc="04090019" w:tentative="1">
+      <w:start w:val="1"/>
+      <w:numFmt w:val="lowerLetter"/>
+      <w:lvlText w:val="%5."/>
+      <w:lvlJc w:val="left"/>
+      <w:pPr>
+        <w:ind w:left="3960" w:hanging="360"/>
+      </w:pPr>
+    </w:lvl>
+    <w:lvl w:ilvl="5" w:tplc="0409001B" w:tentative="1">
+      <w:start w:val="1"/>
+      <w:numFmt w:val="lowerRoman"/>
+      <w:lvlText w:val="%6."/>
+      <w:lvlJc w:val="right"/>
+      <w:pPr>
+        <w:ind w:left="4680" w:hanging="180"/>
+      </w:pPr>
+    </w:lvl>
+    <w:lvl w:ilvl="6" w:tplc="0409000F" w:tentative="1">
+      <w:start w:val="1"/>
+      <w:numFmt w:val="decimal"/>
+      <w:lvlText w:val="%7."/>
+      <w:lvlJc w:val="left"/>
+      <w:pPr>
+        <w:ind w:left="5400" w:hanging="360"/>
+      </w:pPr>
+    </w:lvl>
+    <w:lvl w:ilvl="7" w:tplc="04090019" w:tentative="1">
+      <w:start w:val="1"/>
+      <w:numFmt w:val="lowerLetter"/>
+      <w:lvlText w:val="%8."/>
+      <w:lvlJc w:val="left"/>
+      <w:pPr>
+        <w:ind w:left="6120" w:hanging="360"/>
+      </w:pPr>
+    </w:lvl>
+    <w:lvl w:ilvl="8" w:tplc="0409001B" w:tentative="1">
+      <w:start w:val="1"/>
+      <w:numFmt w:val="lowerRoman"/>
+      <w:lvlText w:val="%9."/>
+      <w:lvlJc w:val="right"/>
+      <w:pPr>
+        <w:ind w:left="6840" w:hanging="180"/>
+      </w:pPr>
+    </w:lvl>
+  </w:abstractNum>
+  <w:abstractNum w:abstractNumId="8" w15:restartNumberingAfterBreak="0">
     <w:nsid w:val="42E75F3D"/>
     <w:multiLevelType w:val="hybridMultilevel"/>
     <w:tmpl w:val="818A2E6A"/>
@@ -1650,7 +1865,7 @@
       </w:pPr>
     </w:lvl>
   </w:abstractNum>
-  <w:abstractNum w:abstractNumId="8">
+  <w:abstractNum w:abstractNumId="9" w15:restartNumberingAfterBreak="0">
     <w:nsid w:val="633E103A"/>
     <w:multiLevelType w:val="hybridMultilevel"/>
     <w:tmpl w:val="7BB444FA"/>
@@ -1739,38 +1954,41 @@
       </w:pPr>
     </w:lvl>
   </w:abstractNum>
-  <w:num w:numId="1">
-    <w:abstractNumId w:val="7"/>
+  <w:num w:numId="1" w16cid:durableId="1881353479">
+    <w:abstractNumId w:val="8"/>
   </w:num>
-  <w:num w:numId="2">
+  <w:num w:numId="2" w16cid:durableId="607471570">
     <w:abstractNumId w:val="0"/>
   </w:num>
-  <w:num w:numId="3">
+  <w:num w:numId="3" w16cid:durableId="1048262566">
     <w:abstractNumId w:val="3"/>
   </w:num>
-  <w:num w:numId="4">
+  <w:num w:numId="4" w16cid:durableId="1377124410">
     <w:abstractNumId w:val="4"/>
   </w:num>
-  <w:num w:numId="5">
+  <w:num w:numId="5" w16cid:durableId="1252659727">
     <w:abstractNumId w:val="1"/>
   </w:num>
-  <w:num w:numId="6">
+  <w:num w:numId="6" w16cid:durableId="1626279003">
     <w:abstractNumId w:val="5"/>
   </w:num>
-  <w:num w:numId="7">
+  <w:num w:numId="7" w16cid:durableId="922837789">
     <w:abstractNumId w:val="2"/>
   </w:num>
-  <w:num w:numId="8">
+  <w:num w:numId="8" w16cid:durableId="1495949337">
     <w:abstractNumId w:val="6"/>
   </w:num>
-  <w:num w:numId="9">
-    <w:abstractNumId w:val="8"/>
+  <w:num w:numId="9" w16cid:durableId="1423648210">
+    <w:abstractNumId w:val="9"/>
+  </w:num>
+  <w:num w:numId="10" w16cid:durableId="1699769124">
+    <w:abstractNumId w:val="7"/>
   </w:num>
 </w:numbering>
 </file>
 
 <file path=word/styles.xml><?xml version="1.0" encoding="utf-8"?>
-<w:styles xmlns:mc="http://schemas.openxmlformats.org/markup-compatibility/2006" xmlns:r="http://schemas.openxmlformats.org/officeDocument/2006/relationships" xmlns:w="http://schemas.openxmlformats.org/wordprocessingml/2006/main" xmlns:w14="http://schemas.microsoft.com/office/word/2010/wordml" mc:Ignorable="w14">
+<w:styles xmlns:mc="http://schemas.openxmlformats.org/markup-compatibility/2006" xmlns:r="http://schemas.openxmlformats.org/officeDocument/2006/relationships" xmlns:w="http://schemas.openxmlformats.org/wordprocessingml/2006/main" xmlns:w14="http://schemas.microsoft.com/office/word/2010/wordml" xmlns:w15="http://schemas.microsoft.com/office/word/2012/wordml" xmlns:w16cex="http://schemas.microsoft.com/office/word/2018/wordml/cex" xmlns:w16cid="http://schemas.microsoft.com/office/word/2016/wordml/cid" xmlns:w16="http://schemas.microsoft.com/office/word/2018/wordml" xmlns:w16sdtdh="http://schemas.microsoft.com/office/word/2020/wordml/sdtdatahash" xmlns:w16se="http://schemas.microsoft.com/office/word/2015/wordml/symex" mc:Ignorable="w14 w15 w16se w16cid w16 w16cex w16sdtdh">
   <w:docDefaults>
     <w:rPrDefault>
       <w:rPr>
@@ -1786,345 +2004,383 @@
       </w:pPr>
     </w:pPrDefault>
   </w:docDefaults>
-  <w:latentStyles w:defLockedState="0" w:defUIPriority="99" w:defSemiHidden="1" w:defUnhideWhenUsed="1" w:defQFormat="0" w:count="267">
-    <w:lsdException w:name="Normal" w:semiHidden="0" w:uiPriority="0" w:unhideWhenUsed="0" w:qFormat="1"/>
-    <w:lsdException w:name="heading 1" w:semiHidden="0" w:uiPriority="9" w:unhideWhenUsed="0" w:qFormat="1"/>
-    <w:lsdException w:name="heading 2" w:uiPriority="9" w:qFormat="1"/>
-    <w:lsdException w:name="heading 3" w:uiPriority="9" w:qFormat="1"/>
-    <w:lsdException w:name="heading 4" w:uiPriority="9" w:qFormat="1"/>
-    <w:lsdException w:name="heading 5" w:uiPriority="9" w:qFormat="1"/>
-    <w:lsdException w:name="heading 6" w:uiPriority="9" w:qFormat="1"/>
-    <w:lsdException w:name="heading 7" w:uiPriority="9" w:qFormat="1"/>
-    <w:lsdException w:name="heading 8" w:uiPriority="9" w:qFormat="1"/>
-    <w:lsdException w:name="heading 9" w:uiPriority="9" w:qFormat="1"/>
-    <w:lsdException w:name="toc 1" w:uiPriority="39"/>
-    <w:lsdException w:name="toc 2" w:uiPriority="39"/>
-    <w:lsdException w:name="toc 3" w:uiPriority="39"/>
-    <w:lsdException w:name="toc 4" w:uiPriority="39"/>
-    <w:lsdException w:name="toc 5" w:uiPriority="39"/>
-    <w:lsdException w:name="toc 6" w:uiPriority="39"/>
-    <w:lsdException w:name="toc 7" w:uiPriority="39"/>
-    <w:lsdException w:name="toc 8" w:uiPriority="39"/>
-    <w:lsdException w:name="toc 9" w:uiPriority="39"/>
-    <w:lsdException w:name="caption" w:uiPriority="35" w:qFormat="1"/>
-    <w:lsdException w:name="Title" w:semiHidden="0" w:uiPriority="10" w:unhideWhenUsed="0" w:qFormat="1"/>
-    <w:lsdException w:name="Default Paragraph Font" w:uiPriority="1"/>
-    <w:lsdException w:name="Subtitle" w:semiHidden="0" w:uiPriority="11" w:unhideWhenUsed="0" w:qFormat="1"/>
-    <w:lsdException w:name="Strong" w:semiHidden="0" w:uiPriority="22" w:unhideWhenUsed="0" w:qFormat="1"/>
-    <w:lsdException w:name="Emphasis" w:semiHidden="0" w:uiPriority="20" w:unhideWhenUsed="0" w:qFormat="1"/>
-    <w:lsdException w:name="Table Grid" w:semiHidden="0" w:uiPriority="59" w:unhideWhenUsed="0"/>
-    <w:lsdException w:name="Placeholder Text" w:unhideWhenUsed="0"/>
-    <w:lsdException w:name="No Spacing" w:semiHidden="0" w:uiPriority="1" w:unhideWhenUsed="0" w:qFormat="1"/>
-    <w:lsdException w:name="Light Shading" w:semiHidden="0" w:uiPriority="60" w:unhideWhenUsed="0"/>
-    <w:lsdException w:name="Light List" w:semiHidden="0" w:uiPriority="61" w:unhideWhenUsed="0"/>
-    <w:lsdException w:name="Light Grid" w:semiHidden="0" w:uiPriority="62" w:unhideWhenUsed="0"/>
-    <w:lsdException w:name="Medium Shading 1" w:semiHidden="0" w:uiPriority="63" w:unhideWhenUsed="0"/>
-    <w:lsdException w:name="Medium Shading 2" w:semiHidden="0" w:uiPriority="64" w:unhideWhenUsed="0"/>
-    <w:lsdException w:name="Medium List 1" w:semiHidden="0" w:uiPriority="65" w:unhideWhenUsed="0"/>
-    <w:lsdException w:name="Medium List 2" w:semiHidden="0" w:uiPriority="66" w:unhideWhenUsed="0"/>
-    <w:lsdException w:name="Medium Grid 1" w:semiHidden="0" w:uiPriority="67" w:unhideWhenUsed="0"/>
-    <w:lsdException w:name="Medium Grid 2" w:semiHidden="0" w:uiPriority="68" w:unhideWhenUsed="0"/>
-    <w:lsdException w:name="Medium Grid 3" w:semiHidden="0" w:uiPriority="69" w:unhideWhenUsed="0"/>
-    <w:lsdException w:name="Dark List" w:semiHidden="0" w:uiPriority="70" w:unhideWhenUsed="0"/>
-    <w:lsdException w:name="Colorful Shading" w:semiHidden="0" w:uiPriority="71" w:unhideWhenUsed="0"/>
-    <w:lsdException w:name="Colorful List" w:semiHidden="0" w:uiPriority="72" w:unhideWhenUsed="0"/>
-    <w:lsdException w:name="Colorful Grid" w:semiHidden="0" w:uiPriority="73" w:unhideWhenUsed="0"/>
-    <w:lsdException w:name="Light Shading Accent 1" w:semiHidden="0" w:uiPriority="60" w:unhideWhenUsed="0"/>
-    <w:lsdException w:name="Light List Accent 1" w:semiHidden="0" w:uiPriority="61" w:unhideWhenUsed="0"/>
-    <w:lsdException w:name="Light Grid Accent 1" w:semiHidden="0" w:uiPriority="62" w:unhideWhenUsed="0"/>
-    <w:lsdException w:name="Medium Shading 1 Accent 1" w:semiHidden="0" w:uiPriority="63" w:unhideWhenUsed="0"/>
-    <w:lsdException w:name="Medium Shading 2 Accent 1" w:semiHidden="0" w:uiPriority="64" w:unhideWhenUsed="0"/>
-    <w:lsdException w:name="Medium List 1 Accent 1" w:semiHidden="0" w:uiPriority="65" w:unhideWhenUsed="0"/>
-    <w:lsdException w:name="Revision" w:unhideWhenUsed="0"/>
-    <w:lsdException w:name="List Paragraph" w:semiHidden="0" w:uiPriority="34" w:unhideWhenUsed="0" w:qFormat="1"/>
-    <w:lsdException w:name="Quote" w:semiHidden="0" w:uiPriority="29" w:unhideWhenUsed="0" w:qFormat="1"/>
-    <w:lsdException w:name="Intense Quote" w:semiHidden="0" w:uiPriority="30" w:unhideWhenUsed="0" w:qFormat="1"/>
-    <w:lsdException w:name="Medium List 2 Accent 1" w:semiHidden="0" w:uiPriority="66" w:unhideWhenUsed="0"/>
-    <w:lsdException w:name="Medium Grid 1 Accent 1" w:semiHidden="0" w:uiPriority="67" w:unhideWhenUsed="0"/>
-    <w:lsdException w:name="Medium Grid 2 Accent 1" w:semiHidden="0" w:uiPriority="68" w:unhideWhenUsed="0"/>
-    <w:lsdException w:name="Medium Grid 3 Accent 1" w:semiHidden="0" w:uiPriority="69" w:unhideWhenUsed="0"/>
-    <w:lsdException w:name="Dark List Accent 1" w:semiHidden="0" w:uiPriority="70" w:unhideWhenUsed="0"/>
-    <w:lsdException w:name="Colorful Shading Accent 1" w:semiHidden="0" w:uiPriority="71" w:unhideWhenUsed="0"/>
-    <w:lsdException w:name="Colorful List Accent 1" w:semiHidden="0" w:uiPriority="72" w:unhideWhenUsed="0"/>
-    <w:lsdException w:name="Colorful Grid Accent 1" w:semiHidden="0" w:uiPriority="73" w:unhideWhenUsed="0"/>
-    <w:lsdException w:name="Light Shading Accent 2" w:semiHidden="0" w:uiPriority="60" w:unhideWhenUsed="0"/>
-    <w:lsdException w:name="Light List Accent 2" w:semiHidden="0" w:uiPriority="61" w:unhideWhenUsed="0"/>
-    <w:lsdException w:name="Light Grid Accent 2" w:semiHidden="0" w:uiPriority="62" w:unhideWhenUsed="0"/>
-    <w:lsdException w:name="Medium Shading 1 Accent 2" w:semiHidden="0" w:uiPriority="63" w:unhideWhenUsed="0"/>
-    <w:lsdException w:name="Medium Shading 2 Accent 2" w:semiHidden="0" w:uiPriority="64" w:unhideWhenUsed="0"/>
-    <w:lsdException w:name="Medium List 1 Accent 2" w:semiHidden="0" w:uiPriority="65" w:unhideWhenUsed="0"/>
-    <w:lsdException w:name="Medium List 2 Accent 2" w:semiHidden="0" w:uiPriority="66" w:unhideWhenUsed="0"/>
-    <w:lsdException w:name="Medium Grid 1 Accent 2" w:semiHidden="0" w:uiPriority="67" w:unhideWhenUsed="0"/>
-    <w:lsdException w:name="Medium Grid 2 Accent 2" w:semiHidden="0" w:uiPriority="68" w:unhideWhenUsed="0"/>
-    <w:lsdException w:name="Medium Grid 3 Accent 2" w:semiHidden="0" w:uiPriority="69" w:unhideWhenUsed="0"/>
-    <w:lsdException w:name="Dark List Accent 2" w:semiHidden="0" w:uiPriority="70" w:unhideWhenUsed="0"/>
-    <w:lsdException w:name="Colorful Shading Accent 2" w:semiHidden="0" w:uiPriority="71" w:unhideWhenUsed="0"/>
-    <w:lsdException w:name="Colorful List Accent 2" w:semiHidden="0" w:uiPriority="72" w:unhideWhenUsed="0"/>
-    <w:lsdException w:name="Colorful Grid Accent 2" w:semiHidden="0" w:uiPriority="73" w:unhideWhenUsed="0"/>
-    <w:lsdException w:name="Light Shading Accent 3" w:semiHidden="0" w:uiPriority="60" w:unhideWhenUsed="0"/>
-    <w:lsdException w:name="Light List Accent 3" w:semiHidden="0" w:uiPriority="61" w:unhideWhenUsed="0"/>
-    <w:lsdException w:name="Light Grid Accent 3" w:semiHidden="0" w:uiPriority="62" w:unhideWhenUsed="0"/>
-    <w:lsdException w:name="Medium Shading 1 Accent 3" w:semiHidden="0" w:uiPriority="63" w:unhideWhenUsed="0"/>
-    <w:lsdException w:name="Medium Shading 2 Accent 3" w:semiHidden="0" w:uiPriority="64" w:unhideWhenUsed="0"/>
-    <w:lsdException w:name="Medium List 1 Accent 3" w:semiHidden="0" w:uiPriority="65" w:unhideWhenUsed="0"/>
-    <w:lsdException w:name="Medium List 2 Accent 3" w:semiHidden="0" w:uiPriority="66" w:unhideWhenUsed="0"/>
-    <w:lsdException w:name="Medium Grid 1 Accent 3" w:semiHidden="0" w:uiPriority="67" w:unhideWhenUsed="0"/>
-    <w:lsdException w:name="Medium Grid 2 Accent 3" w:semiHidden="0" w:uiPriority="68" w:unhideWhenUsed="0"/>
-    <w:lsdException w:name="Medium Grid 3 Accent 3" w:semiHidden="0" w:uiPriority="69" w:unhideWhenUsed="0"/>
-    <w:lsdException w:name="Dark List Accent 3" w:semiHidden="0" w:uiPriority="70" w:unhideWhenUsed="0"/>
-    <w:lsdException w:name="Colorful Shading Accent 3" w:semiHidden="0" w:uiPriority="71" w:unhideWhenUsed="0"/>
-    <w:lsdException w:name="Colorful List Accent 3" w:semiHidden="0" w:uiPriority="72" w:unhideWhenUsed="0"/>
-    <w:lsdException w:name="Colorful Grid Accent 3" w:semiHidden="0" w:uiPriority="73" w:unhideWhenUsed="0"/>
-    <w:lsdException w:name="Light Shading Accent 4" w:semiHidden="0" w:uiPriority="60" w:unhideWhenUsed="0"/>
-    <w:lsdException w:name="Light List Accent 4" w:semiHidden="0" w:uiPriority="61" w:unhideWhenUsed="0"/>
-    <w:lsdException w:name="Light Grid Accent 4" w:semiHidden="0" w:uiPriority="62" w:unhideWhenUsed="0"/>
-    <w:lsdException w:name="Medium Shading 1 Accent 4" w:semiHidden="0" w:uiPriority="63" w:unhideWhenUsed="0"/>
-    <w:lsdException w:name="Medium Shading 2 Accent 4" w:semiHidden="0" w:uiPriority="64" w:unhideWhenUsed="0"/>
-    <w:lsdException w:name="Medium List 1 Accent 4" w:semiHidden="0" w:uiPriority="65" w:unhideWhenUsed="0"/>
-    <w:lsdException w:name="Medium List 2 Accent 4" w:semiHidden="0" w:uiPriority="66" w:unhideWhenUsed="0"/>
-    <w:lsdException w:name="Medium Grid 1 Accent 4" w:semiHidden="0" w:uiPriority="67" w:unhideWhenUsed="0"/>
-    <w:lsdException w:name="Medium Grid 2 Accent 4" w:semiHidden="0" w:uiPriority="68" w:unhideWhenUsed="0"/>
-    <w:lsdException w:name="Medium Grid 3 Accent 4" w:semiHidden="0" w:uiPriority="69" w:unhideWhenUsed="0"/>
-    <w:lsdException w:name="Dark List Accent 4" w:semiHidden="0" w:uiPriority="70" w:unhideWhenUsed="0"/>
-    <w:lsdException w:name="Colorful Shading Accent 4" w:semiHidden="0" w:uiPriority="71" w:unhideWhenUsed="0"/>
-    <w:lsdException w:name="Colorful List Accent 4" w:semiHidden="0" w:uiPriority="72" w:unhideWhenUsed="0"/>
-    <w:lsdException w:name="Colorful Grid Accent 4" w:semiHidden="0" w:uiPriority="73" w:unhideWhenUsed="0"/>
-    <w:lsdException w:name="Light Shading Accent 5" w:semiHidden="0" w:uiPriority="60" w:unhideWhenUsed="0"/>
-    <w:lsdException w:name="Light List Accent 5" w:semiHidden="0" w:uiPriority="61" w:unhideWhenUsed="0"/>
-    <w:lsdException w:name="Light Grid Accent 5" w:semiHidden="0" w:uiPriority="62" w:unhideWhenUsed="0"/>
-    <w:lsdException w:name="Medium Shading 1 Accent 5" w:semiHidden="0" w:uiPriority="63" w:unhideWhenUsed="0"/>
-    <w:lsdException w:name="Medium Shading 2 Accent 5" w:semiHidden="0" w:uiPriority="64" w:unhideWhenUsed="0"/>
-    <w:lsdException w:name="Medium List 1 Accent 5" w:semiHidden="0" w:uiPriority="65" w:unhideWhenUsed="0"/>
-    <w:lsdException w:name="Medium List 2 Accent 5" w:semiHidden="0" w:uiPriority="66" w:unhideWhenUsed="0"/>
-    <w:lsdException w:name="Medium Grid 1 Accent 5" w:semiHidden="0" w:uiPriority="67" w:unhideWhenUsed="0"/>
-    <w:lsdException w:name="Medium Grid 2 Accent 5" w:semiHidden="0" w:uiPriority="68" w:unhideWhenUsed="0"/>
-    <w:lsdException w:name="Medium Grid 3 Accent 5" w:semiHidden="0" w:uiPriority="69" w:unhideWhenUsed="0"/>
-    <w:lsdException w:name="Dark List Accent 5" w:semiHidden="0" w:uiPriority="70" w:unhideWhenUsed="0"/>
-    <w:lsdException w:name="Colorful Shading Accent 5" w:semiHidden="0" w:uiPriority="71" w:unhideWhenUsed="0"/>
-    <w:lsdException w:name="Colorful List Accent 5" w:semiHidden="0" w:uiPriority="72" w:unhideWhenUsed="0"/>
-    <w:lsdException w:name="Colorful Grid Accent 5" w:semiHidden="0" w:uiPriority="73" w:unhideWhenUsed="0"/>
-    <w:lsdException w:name="Light Shading Accent 6" w:semiHidden="0" w:uiPriority="60" w:unhideWhenUsed="0"/>
-    <w:lsdException w:name="Light List Accent 6" w:semiHidden="0" w:uiPriority="61" w:unhideWhenUsed="0"/>
-    <w:lsdException w:name="Light Grid Accent 6" w:semiHidden="0" w:uiPriority="62" w:unhideWhenUsed="0"/>
-    <w:lsdException w:name="Medium Shading 1 Accent 6" w:semiHidden="0" w:uiPriority="63" w:unhideWhenUsed="0"/>
-    <w:lsdException w:name="Medium Shading 2 Accent 6" w:semiHidden="0" w:uiPriority="64" w:unhideWhenUsed="0"/>
-    <w:lsdException w:name="Medium List 1 Accent 6" w:semiHidden="0" w:uiPriority="65" w:unhideWhenUsed="0"/>
-    <w:lsdException w:name="Medium List 2 Accent 6" w:semiHidden="0" w:uiPriority="66" w:unhideWhenUsed="0"/>
-    <w:lsdException w:name="Medium Grid 1 Accent 6" w:semiHidden="0" w:uiPriority="67" w:unhideWhenUsed="0"/>
-    <w:lsdException w:name="Medium Grid 2 Accent 6" w:semiHidden="0" w:uiPriority="68" w:unhideWhenUsed="0"/>
-    <w:lsdException w:name="Medium Grid 3 Accent 6" w:semiHidden="0" w:uiPriority="69" w:unhideWhenUsed="0"/>
-    <w:lsdException w:name="Dark List Accent 6" w:semiHidden="0" w:uiPriority="70" w:unhideWhenUsed="0"/>
-    <w:lsdException w:name="Colorful Shading Accent 6" w:semiHidden="0" w:uiPriority="71" w:unhideWhenUsed="0"/>
-    <w:lsdException w:name="Colorful List Accent 6" w:semiHidden="0" w:uiPriority="72" w:unhideWhenUsed="0"/>
-    <w:lsdException w:name="Colorful Grid Accent 6" w:semiHidden="0" w:uiPriority="73" w:unhideWhenUsed="0"/>
-    <w:lsdException w:name="Subtle Emphasis" w:semiHidden="0" w:uiPriority="19" w:unhideWhenUsed="0" w:qFormat="1"/>
-    <w:lsdException w:name="Intense Emphasis" w:semiHidden="0" w:uiPriority="21" w:unhideWhenUsed="0" w:qFormat="1"/>
-    <w:lsdException w:name="Subtle Reference" w:semiHidden="0" w:uiPriority="31" w:unhideWhenUsed="0" w:qFormat="1"/>
-    <w:lsdException w:name="Intense Reference" w:semiHidden="0" w:uiPriority="32" w:unhideWhenUsed="0" w:qFormat="1"/>
-    <w:lsdException w:name="Book Title" w:semiHidden="0" w:uiPriority="33" w:unhideWhenUsed="0" w:qFormat="1"/>
-    <w:lsdException w:name="Bibliography" w:uiPriority="37"/>
-    <w:lsdException w:name="TOC Heading" w:uiPriority="39" w:qFormat="1"/>
-  </w:latentStyles>
-  <w:style w:type="paragraph" w:default="1" w:styleId="Normal">
-    <w:name w:val="Normal"/>
-    <w:qFormat/>
-  </w:style>
-  <w:style w:type="character" w:default="1" w:styleId="DefaultParagraphFont">
-    <w:name w:val="Default Paragraph Font"/>
-    <w:uiPriority w:val="1"/>
-    <w:semiHidden/>
-    <w:unhideWhenUsed/>
-  </w:style>
-  <w:style w:type="table" w:default="1" w:styleId="TableNormal">
-    <w:name w:val="Normal Table"/>
-    <w:uiPriority w:val="99"/>
-    <w:semiHidden/>
-    <w:unhideWhenUsed/>
-    <w:tblPr>
-      <w:tblInd w:w="0" w:type="dxa"/>
-      <w:tblCellMar>
-        <w:top w:w="0" w:type="dxa"/>
-        <w:left w:w="108" w:type="dxa"/>
-        <w:bottom w:w="0" w:type="dxa"/>
-        <w:right w:w="108" w:type="dxa"/>
-      </w:tblCellMar>
-    </w:tblPr>
-  </w:style>
-  <w:style w:type="numbering" w:default="1" w:styleId="NoList">
-    <w:name w:val="No List"/>
-    <w:uiPriority w:val="99"/>
-    <w:semiHidden/>
-    <w:unhideWhenUsed/>
-  </w:style>
-  <w:style w:type="paragraph" w:styleId="ListParagraph">
-    <w:name w:val="List Paragraph"/>
-    <w:basedOn w:val="Normal"/>
-    <w:uiPriority w:val="34"/>
-    <w:qFormat/>
-    <w:rsid w:val="00F3189E"/>
-    <w:pPr>
-      <w:ind w:left="720"/>
-      <w:contextualSpacing/>
-    </w:pPr>
-  </w:style>
-</w:styles>
-</file>
-
-<file path=word/stylesWithEffects.xml><?xml version="1.0" encoding="utf-8"?>
-<w:styles xmlns:wpc="http://schemas.microsoft.com/office/word/2010/wordprocessingCanvas" xmlns:mc="http://schemas.openxmlformats.org/markup-compatibility/2006" xmlns:o="urn:schemas-microsoft-com:office:office" xmlns:r="http://schemas.openxmlformats.org/officeDocument/2006/relationships" xmlns:m="http://schemas.openxmlformats.org/officeDocument/2006/math" xmlns:v="urn:schemas-microsoft-com:vml" xmlns:wp14="http://schemas.microsoft.com/office/word/2010/wordprocessingDrawing" xmlns:wp="http://schemas.openxmlformats.org/drawingml/2006/wordprocessingDrawing" xmlns:w10="urn:schemas-microsoft-com:office:word" xmlns:w="http://schemas.openxmlformats.org/wordprocessingml/2006/main" xmlns:w14="http://schemas.microsoft.com/office/word/2010/wordml" xmlns:wpg="http://schemas.microsoft.com/office/word/2010/wordprocessingGroup" xmlns:wpi="http://schemas.microsoft.com/office/word/2010/wordprocessingInk" xmlns:wne="http://schemas.microsoft.com/office/word/2006/wordml" xmlns:wps="http://schemas.microsoft.com/office/word/2010/wordprocessingShape" mc:Ignorable="w14 wp14">
-  <w:docDefaults>
-    <w:rPrDefault>
-      <w:rPr>
-        <w:rFonts w:asciiTheme="minorHAnsi" w:eastAsiaTheme="minorHAnsi" w:hAnsiTheme="minorHAnsi" w:cstheme="minorBidi"/>
-        <w:sz w:val="22"/>
-        <w:szCs w:val="22"/>
-        <w:lang w:val="vi-VN" w:eastAsia="en-US" w:bidi="ar-SA"/>
-      </w:rPr>
-    </w:rPrDefault>
-    <w:pPrDefault>
-      <w:pPr>
-        <w:spacing w:after="200" w:line="276" w:lineRule="auto"/>
-      </w:pPr>
-    </w:pPrDefault>
-  </w:docDefaults>
-  <w:latentStyles w:defLockedState="0" w:defUIPriority="99" w:defSemiHidden="1" w:defUnhideWhenUsed="1" w:defQFormat="0" w:count="267">
-    <w:lsdException w:name="Normal" w:semiHidden="0" w:uiPriority="0" w:unhideWhenUsed="0" w:qFormat="1"/>
-    <w:lsdException w:name="heading 1" w:semiHidden="0" w:uiPriority="9" w:unhideWhenUsed="0" w:qFormat="1"/>
-    <w:lsdException w:name="heading 2" w:uiPriority="9" w:qFormat="1"/>
-    <w:lsdException w:name="heading 3" w:uiPriority="9" w:qFormat="1"/>
-    <w:lsdException w:name="heading 4" w:uiPriority="9" w:qFormat="1"/>
-    <w:lsdException w:name="heading 5" w:uiPriority="9" w:qFormat="1"/>
-    <w:lsdException w:name="heading 6" w:uiPriority="9" w:qFormat="1"/>
-    <w:lsdException w:name="heading 7" w:uiPriority="9" w:qFormat="1"/>
-    <w:lsdException w:name="heading 8" w:uiPriority="9" w:qFormat="1"/>
-    <w:lsdException w:name="heading 9" w:uiPriority="9" w:qFormat="1"/>
-    <w:lsdException w:name="toc 1" w:uiPriority="39"/>
-    <w:lsdException w:name="toc 2" w:uiPriority="39"/>
-    <w:lsdException w:name="toc 3" w:uiPriority="39"/>
-    <w:lsdException w:name="toc 4" w:uiPriority="39"/>
-    <w:lsdException w:name="toc 5" w:uiPriority="39"/>
-    <w:lsdException w:name="toc 6" w:uiPriority="39"/>
-    <w:lsdException w:name="toc 7" w:uiPriority="39"/>
-    <w:lsdException w:name="toc 8" w:uiPriority="39"/>
-    <w:lsdException w:name="toc 9" w:uiPriority="39"/>
-    <w:lsdException w:name="caption" w:uiPriority="35" w:qFormat="1"/>
-    <w:lsdException w:name="Title" w:semiHidden="0" w:uiPriority="10" w:unhideWhenUsed="0" w:qFormat="1"/>
-    <w:lsdException w:name="Default Paragraph Font" w:uiPriority="1"/>
-    <w:lsdException w:name="Subtitle" w:semiHidden="0" w:uiPriority="11" w:unhideWhenUsed="0" w:qFormat="1"/>
-    <w:lsdException w:name="Strong" w:semiHidden="0" w:uiPriority="22" w:unhideWhenUsed="0" w:qFormat="1"/>
-    <w:lsdException w:name="Emphasis" w:semiHidden="0" w:uiPriority="20" w:unhideWhenUsed="0" w:qFormat="1"/>
-    <w:lsdException w:name="Table Grid" w:semiHidden="0" w:uiPriority="59" w:unhideWhenUsed="0"/>
-    <w:lsdException w:name="Placeholder Text" w:unhideWhenUsed="0"/>
-    <w:lsdException w:name="No Spacing" w:semiHidden="0" w:uiPriority="1" w:unhideWhenUsed="0" w:qFormat="1"/>
-    <w:lsdException w:name="Light Shading" w:semiHidden="0" w:uiPriority="60" w:unhideWhenUsed="0"/>
-    <w:lsdException w:name="Light List" w:semiHidden="0" w:uiPriority="61" w:unhideWhenUsed="0"/>
-    <w:lsdException w:name="Light Grid" w:semiHidden="0" w:uiPriority="62" w:unhideWhenUsed="0"/>
-    <w:lsdException w:name="Medium Shading 1" w:semiHidden="0" w:uiPriority="63" w:unhideWhenUsed="0"/>
-    <w:lsdException w:name="Medium Shading 2" w:semiHidden="0" w:uiPriority="64" w:unhideWhenUsed="0"/>
-    <w:lsdException w:name="Medium List 1" w:semiHidden="0" w:uiPriority="65" w:unhideWhenUsed="0"/>
-    <w:lsdException w:name="Medium List 2" w:semiHidden="0" w:uiPriority="66" w:unhideWhenUsed="0"/>
-    <w:lsdException w:name="Medium Grid 1" w:semiHidden="0" w:uiPriority="67" w:unhideWhenUsed="0"/>
-    <w:lsdException w:name="Medium Grid 2" w:semiHidden="0" w:uiPriority="68" w:unhideWhenUsed="0"/>
-    <w:lsdException w:name="Medium Grid 3" w:semiHidden="0" w:uiPriority="69" w:unhideWhenUsed="0"/>
-    <w:lsdException w:name="Dark List" w:semiHidden="0" w:uiPriority="70" w:unhideWhenUsed="0"/>
-    <w:lsdException w:name="Colorful Shading" w:semiHidden="0" w:uiPriority="71" w:unhideWhenUsed="0"/>
-    <w:lsdException w:name="Colorful List" w:semiHidden="0" w:uiPriority="72" w:unhideWhenUsed="0"/>
-    <w:lsdException w:name="Colorful Grid" w:semiHidden="0" w:uiPriority="73" w:unhideWhenUsed="0"/>
-    <w:lsdException w:name="Light Shading Accent 1" w:semiHidden="0" w:uiPriority="60" w:unhideWhenUsed="0"/>
-    <w:lsdException w:name="Light List Accent 1" w:semiHidden="0" w:uiPriority="61" w:unhideWhenUsed="0"/>
-    <w:lsdException w:name="Light Grid Accent 1" w:semiHidden="0" w:uiPriority="62" w:unhideWhenUsed="0"/>
-    <w:lsdException w:name="Medium Shading 1 Accent 1" w:semiHidden="0" w:uiPriority="63" w:unhideWhenUsed="0"/>
-    <w:lsdException w:name="Medium Shading 2 Accent 1" w:semiHidden="0" w:uiPriority="64" w:unhideWhenUsed="0"/>
-    <w:lsdException w:name="Medium List 1 Accent 1" w:semiHidden="0" w:uiPriority="65" w:unhideWhenUsed="0"/>
-    <w:lsdException w:name="Revision" w:unhideWhenUsed="0"/>
-    <w:lsdException w:name="List Paragraph" w:semiHidden="0" w:uiPriority="34" w:unhideWhenUsed="0" w:qFormat="1"/>
-    <w:lsdException w:name="Quote" w:semiHidden="0" w:uiPriority="29" w:unhideWhenUsed="0" w:qFormat="1"/>
-    <w:lsdException w:name="Intense Quote" w:semiHidden="0" w:uiPriority="30" w:unhideWhenUsed="0" w:qFormat="1"/>
-    <w:lsdException w:name="Medium List 2 Accent 1" w:semiHidden="0" w:uiPriority="66" w:unhideWhenUsed="0"/>
-    <w:lsdException w:name="Medium Grid 1 Accent 1" w:semiHidden="0" w:uiPriority="67" w:unhideWhenUsed="0"/>
-    <w:lsdException w:name="Medium Grid 2 Accent 1" w:semiHidden="0" w:uiPriority="68" w:unhideWhenUsed="0"/>
-    <w:lsdException w:name="Medium Grid 3 Accent 1" w:semiHidden="0" w:uiPriority="69" w:unhideWhenUsed="0"/>
-    <w:lsdException w:name="Dark List Accent 1" w:semiHidden="0" w:uiPriority="70" w:unhideWhenUsed="0"/>
-    <w:lsdException w:name="Colorful Shading Accent 1" w:semiHidden="0" w:uiPriority="71" w:unhideWhenUsed="0"/>
-    <w:lsdException w:name="Colorful List Accent 1" w:semiHidden="0" w:uiPriority="72" w:unhideWhenUsed="0"/>
-    <w:lsdException w:name="Colorful Grid Accent 1" w:semiHidden="0" w:uiPriority="73" w:unhideWhenUsed="0"/>
-    <w:lsdException w:name="Light Shading Accent 2" w:semiHidden="0" w:uiPriority="60" w:unhideWhenUsed="0"/>
-    <w:lsdException w:name="Light List Accent 2" w:semiHidden="0" w:uiPriority="61" w:unhideWhenUsed="0"/>
-    <w:lsdException w:name="Light Grid Accent 2" w:semiHidden="0" w:uiPriority="62" w:unhideWhenUsed="0"/>
-    <w:lsdException w:name="Medium Shading 1 Accent 2" w:semiHidden="0" w:uiPriority="63" w:unhideWhenUsed="0"/>
-    <w:lsdException w:name="Medium Shading 2 Accent 2" w:semiHidden="0" w:uiPriority="64" w:unhideWhenUsed="0"/>
-    <w:lsdException w:name="Medium List 1 Accent 2" w:semiHidden="0" w:uiPriority="65" w:unhideWhenUsed="0"/>
-    <w:lsdException w:name="Medium List 2 Accent 2" w:semiHidden="0" w:uiPriority="66" w:unhideWhenUsed="0"/>
-    <w:lsdException w:name="Medium Grid 1 Accent 2" w:semiHidden="0" w:uiPriority="67" w:unhideWhenUsed="0"/>
-    <w:lsdException w:name="Medium Grid 2 Accent 2" w:semiHidden="0" w:uiPriority="68" w:unhideWhenUsed="0"/>
-    <w:lsdException w:name="Medium Grid 3 Accent 2" w:semiHidden="0" w:uiPriority="69" w:unhideWhenUsed="0"/>
-    <w:lsdException w:name="Dark List Accent 2" w:semiHidden="0" w:uiPriority="70" w:unhideWhenUsed="0"/>
-    <w:lsdException w:name="Colorful Shading Accent 2" w:semiHidden="0" w:uiPriority="71" w:unhideWhenUsed="0"/>
-    <w:lsdException w:name="Colorful List Accent 2" w:semiHidden="0" w:uiPriority="72" w:unhideWhenUsed="0"/>
-    <w:lsdException w:name="Colorful Grid Accent 2" w:semiHidden="0" w:uiPriority="73" w:unhideWhenUsed="0"/>
-    <w:lsdException w:name="Light Shading Accent 3" w:semiHidden="0" w:uiPriority="60" w:unhideWhenUsed="0"/>
-    <w:lsdException w:name="Light List Accent 3" w:semiHidden="0" w:uiPriority="61" w:unhideWhenUsed="0"/>
-    <w:lsdException w:name="Light Grid Accent 3" w:semiHidden="0" w:uiPriority="62" w:unhideWhenUsed="0"/>
-    <w:lsdException w:name="Medium Shading 1 Accent 3" w:semiHidden="0" w:uiPriority="63" w:unhideWhenUsed="0"/>
-    <w:lsdException w:name="Medium Shading 2 Accent 3" w:semiHidden="0" w:uiPriority="64" w:unhideWhenUsed="0"/>
-    <w:lsdException w:name="Medium List 1 Accent 3" w:semiHidden="0" w:uiPriority="65" w:unhideWhenUsed="0"/>
-    <w:lsdException w:name="Medium List 2 Accent 3" w:semiHidden="0" w:uiPriority="66" w:unhideWhenUsed="0"/>
-    <w:lsdException w:name="Medium Grid 1 Accent 3" w:semiHidden="0" w:uiPriority="67" w:unhideWhenUsed="0"/>
-    <w:lsdException w:name="Medium Grid 2 Accent 3" w:semiHidden="0" w:uiPriority="68" w:unhideWhenUsed="0"/>
-    <w:lsdException w:name="Medium Grid 3 Accent 3" w:semiHidden="0" w:uiPriority="69" w:unhideWhenUsed="0"/>
-    <w:lsdException w:name="Dark List Accent 3" w:semiHidden="0" w:uiPriority="70" w:unhideWhenUsed="0"/>
-    <w:lsdException w:name="Colorful Shading Accent 3" w:semiHidden="0" w:uiPriority="71" w:unhideWhenUsed="0"/>
-    <w:lsdException w:name="Colorful List Accent 3" w:semiHidden="0" w:uiPriority="72" w:unhideWhenUsed="0"/>
-    <w:lsdException w:name="Colorful Grid Accent 3" w:semiHidden="0" w:uiPriority="73" w:unhideWhenUsed="0"/>
-    <w:lsdException w:name="Light Shading Accent 4" w:semiHidden="0" w:uiPriority="60" w:unhideWhenUsed="0"/>
-    <w:lsdException w:name="Light List Accent 4" w:semiHidden="0" w:uiPriority="61" w:unhideWhenUsed="0"/>
-    <w:lsdException w:name="Light Grid Accent 4" w:semiHidden="0" w:uiPriority="62" w:unhideWhenUsed="0"/>
-    <w:lsdException w:name="Medium Shading 1 Accent 4" w:semiHidden="0" w:uiPriority="63" w:unhideWhenUsed="0"/>
-    <w:lsdException w:name="Medium Shading 2 Accent 4" w:semiHidden="0" w:uiPriority="64" w:unhideWhenUsed="0"/>
-    <w:lsdException w:name="Medium List 1 Accent 4" w:semiHidden="0" w:uiPriority="65" w:unhideWhenUsed="0"/>
-    <w:lsdException w:name="Medium List 2 Accent 4" w:semiHidden="0" w:uiPriority="66" w:unhideWhenUsed="0"/>
-    <w:lsdException w:name="Medium Grid 1 Accent 4" w:semiHidden="0" w:uiPriority="67" w:unhideWhenUsed="0"/>
-    <w:lsdException w:name="Medium Grid 2 Accent 4" w:semiHidden="0" w:uiPriority="68" w:unhideWhenUsed="0"/>
-    <w:lsdException w:name="Medium Grid 3 Accent 4" w:semiHidden="0" w:uiPriority="69" w:unhideWhenUsed="0"/>
-    <w:lsdException w:name="Dark List Accent 4" w:semiHidden="0" w:uiPriority="70" w:unhideWhenUsed="0"/>
-    <w:lsdException w:name="Colorful Shading Accent 4" w:semiHidden="0" w:uiPriority="71" w:unhideWhenUsed="0"/>
-    <w:lsdException w:name="Colorful List Accent 4" w:semiHidden="0" w:uiPriority="72" w:unhideWhenUsed="0"/>
-    <w:lsdException w:name="Colorful Grid Accent 4" w:semiHidden="0" w:uiPriority="73" w:unhideWhenUsed="0"/>
-    <w:lsdException w:name="Light Shading Accent 5" w:semiHidden="0" w:uiPriority="60" w:unhideWhenUsed="0"/>
-    <w:lsdException w:name="Light List Accent 5" w:semiHidden="0" w:uiPriority="61" w:unhideWhenUsed="0"/>
-    <w:lsdException w:name="Light Grid Accent 5" w:semiHidden="0" w:uiPriority="62" w:unhideWhenUsed="0"/>
-    <w:lsdException w:name="Medium Shading 1 Accent 5" w:semiHidden="0" w:uiPriority="63" w:unhideWhenUsed="0"/>
-    <w:lsdException w:name="Medium Shading 2 Accent 5" w:semiHidden="0" w:uiPriority="64" w:unhideWhenUsed="0"/>
-    <w:lsdException w:name="Medium List 1 Accent 5" w:semiHidden="0" w:uiPriority="65" w:unhideWhenUsed="0"/>
-    <w:lsdException w:name="Medium List 2 Accent 5" w:semiHidden="0" w:uiPriority="66" w:unhideWhenUsed="0"/>
-    <w:lsdException w:name="Medium Grid 1 Accent 5" w:semiHidden="0" w:uiPriority="67" w:unhideWhenUsed="0"/>
-    <w:lsdException w:name="Medium Grid 2 Accent 5" w:semiHidden="0" w:uiPriority="68" w:unhideWhenUsed="0"/>
-    <w:lsdException w:name="Medium Grid 3 Accent 5" w:semiHidden="0" w:uiPriority="69" w:unhideWhenUsed="0"/>
-    <w:lsdException w:name="Dark List Accent 5" w:semiHidden="0" w:uiPriority="70" w:unhideWhenUsed="0"/>
-    <w:lsdException w:name="Colorful Shading Accent 5" w:semiHidden="0" w:uiPriority="71" w:unhideWhenUsed="0"/>
-    <w:lsdException w:name="Colorful List Accent 5" w:semiHidden="0" w:uiPriority="72" w:unhideWhenUsed="0"/>
-    <w:lsdException w:name="Colorful Grid Accent 5" w:semiHidden="0" w:uiPriority="73" w:unhideWhenUsed="0"/>
-    <w:lsdException w:name="Light Shading Accent 6" w:semiHidden="0" w:uiPriority="60" w:unhideWhenUsed="0"/>
-    <w:lsdException w:name="Light List Accent 6" w:semiHidden="0" w:uiPriority="61" w:unhideWhenUsed="0"/>
-    <w:lsdException w:name="Light Grid Accent 6" w:semiHidden="0" w:uiPriority="62" w:unhideWhenUsed="0"/>
-    <w:lsdException w:name="Medium Shading 1 Accent 6" w:semiHidden="0" w:uiPriority="63" w:unhideWhenUsed="0"/>
-    <w:lsdException w:name="Medium Shading 2 Accent 6" w:semiHidden="0" w:uiPriority="64" w:unhideWhenUsed="0"/>
-    <w:lsdException w:name="Medium List 1 Accent 6" w:semiHidden="0" w:uiPriority="65" w:unhideWhenUsed="0"/>
-    <w:lsdException w:name="Medium List 2 Accent 6" w:semiHidden="0" w:uiPriority="66" w:unhideWhenUsed="0"/>
-    <w:lsdException w:name="Medium Grid 1 Accent 6" w:semiHidden="0" w:uiPriority="67" w:unhideWhenUsed="0"/>
-    <w:lsdException w:name="Medium Grid 2 Accent 6" w:semiHidden="0" w:uiPriority="68" w:unhideWhenUsed="0"/>
-    <w:lsdException w:name="Medium Grid 3 Accent 6" w:semiHidden="0" w:uiPriority="69" w:unhideWhenUsed="0"/>
-    <w:lsdException w:name="Dark List Accent 6" w:semiHidden="0" w:uiPriority="70" w:unhideWhenUsed="0"/>
-    <w:lsdException w:name="Colorful Shading Accent 6" w:semiHidden="0" w:uiPriority="71" w:unhideWhenUsed="0"/>
-    <w:lsdException w:name="Colorful List Accent 6" w:semiHidden="0" w:uiPriority="72" w:unhideWhenUsed="0"/>
-    <w:lsdException w:name="Colorful Grid Accent 6" w:semiHidden="0" w:uiPriority="73" w:unhideWhenUsed="0"/>
-    <w:lsdException w:name="Subtle Emphasis" w:semiHidden="0" w:uiPriority="19" w:unhideWhenUsed="0" w:qFormat="1"/>
-    <w:lsdException w:name="Intense Emphasis" w:semiHidden="0" w:uiPriority="21" w:unhideWhenUsed="0" w:qFormat="1"/>
-    <w:lsdException w:name="Subtle Reference" w:semiHidden="0" w:uiPriority="31" w:unhideWhenUsed="0" w:qFormat="1"/>
-    <w:lsdException w:name="Intense Reference" w:semiHidden="0" w:uiPriority="32" w:unhideWhenUsed="0" w:qFormat="1"/>
-    <w:lsdException w:name="Book Title" w:semiHidden="0" w:uiPriority="33" w:unhideWhenUsed="0" w:qFormat="1"/>
-    <w:lsdException w:name="Bibliography" w:uiPriority="37"/>
-    <w:lsdException w:name="TOC Heading" w:uiPriority="39" w:qFormat="1"/>
+  <w:latentStyles w:defLockedState="0" w:defUIPriority="99" w:defSemiHidden="0" w:defUnhideWhenUsed="0" w:defQFormat="0" w:count="376">
+    <w:lsdException w:name="Normal" w:uiPriority="0" w:qFormat="1"/>
+    <w:lsdException w:name="heading 1" w:uiPriority="9" w:qFormat="1"/>
+    <w:lsdException w:name="heading 2" w:semiHidden="1" w:uiPriority="9" w:unhideWhenUsed="1" w:qFormat="1"/>
+    <w:lsdException w:name="heading 3" w:semiHidden="1" w:uiPriority="9" w:unhideWhenUsed="1" w:qFormat="1"/>
+    <w:lsdException w:name="heading 4" w:semiHidden="1" w:uiPriority="9" w:unhideWhenUsed="1" w:qFormat="1"/>
+    <w:lsdException w:name="heading 5" w:semiHidden="1" w:uiPriority="9" w:unhideWhenUsed="1" w:qFormat="1"/>
+    <w:lsdException w:name="heading 6" w:semiHidden="1" w:uiPriority="9" w:unhideWhenUsed="1" w:qFormat="1"/>
+    <w:lsdException w:name="heading 7" w:semiHidden="1" w:uiPriority="9" w:unhideWhenUsed="1" w:qFormat="1"/>
+    <w:lsdException w:name="heading 8" w:semiHidden="1" w:uiPriority="9" w:unhideWhenUsed="1" w:qFormat="1"/>
+    <w:lsdException w:name="heading 9" w:semiHidden="1" w:uiPriority="9" w:unhideWhenUsed="1" w:qFormat="1"/>
+    <w:lsdException w:name="index 1" w:semiHidden="1" w:unhideWhenUsed="1"/>
+    <w:lsdException w:name="index 2" w:semiHidden="1" w:unhideWhenUsed="1"/>
+    <w:lsdException w:name="index 3" w:semiHidden="1" w:unhideWhenUsed="1"/>
+    <w:lsdException w:name="index 4" w:semiHidden="1" w:unhideWhenUsed="1"/>
+    <w:lsdException w:name="index 5" w:semiHidden="1" w:unhideWhenUsed="1"/>
+    <w:lsdException w:name="index 6" w:semiHidden="1" w:unhideWhenUsed="1"/>
+    <w:lsdException w:name="index 7" w:semiHidden="1" w:unhideWhenUsed="1"/>
+    <w:lsdException w:name="index 8" w:semiHidden="1" w:unhideWhenUsed="1"/>
+    <w:lsdException w:name="index 9" w:semiHidden="1" w:unhideWhenUsed="1"/>
+    <w:lsdException w:name="toc 1" w:semiHidden="1" w:uiPriority="39" w:unhideWhenUsed="1"/>
+    <w:lsdException w:name="toc 2" w:semiHidden="1" w:uiPriority="39" w:unhideWhenUsed="1"/>
+    <w:lsdException w:name="toc 3" w:semiHidden="1" w:uiPriority="39" w:unhideWhenUsed="1"/>
+    <w:lsdException w:name="toc 4" w:semiHidden="1" w:uiPriority="39" w:unhideWhenUsed="1"/>
+    <w:lsdException w:name="toc 5" w:semiHidden="1" w:uiPriority="39" w:unhideWhenUsed="1"/>
+    <w:lsdException w:name="toc 6" w:semiHidden="1" w:uiPriority="39" w:unhideWhenUsed="1"/>
+    <w:lsdException w:name="toc 7" w:semiHidden="1" w:uiPriority="39" w:unhideWhenUsed="1"/>
+    <w:lsdException w:name="toc 8" w:semiHidden="1" w:uiPriority="39" w:unhideWhenUsed="1"/>
+    <w:lsdException w:name="toc 9" w:semiHidden="1" w:uiPriority="39" w:unhideWhenUsed="1"/>
+    <w:lsdException w:name="Normal Indent" w:semiHidden="1" w:unhideWhenUsed="1"/>
+    <w:lsdException w:name="footnote text" w:semiHidden="1" w:unhideWhenUsed="1"/>
+    <w:lsdException w:name="annotation text" w:semiHidden="1" w:unhideWhenUsed="1"/>
+    <w:lsdException w:name="header" w:semiHidden="1" w:unhideWhenUsed="1"/>
+    <w:lsdException w:name="footer" w:semiHidden="1" w:unhideWhenUsed="1"/>
+    <w:lsdException w:name="index heading" w:semiHidden="1" w:unhideWhenUsed="1"/>
+    <w:lsdException w:name="caption" w:semiHidden="1" w:uiPriority="35" w:unhideWhenUsed="1" w:qFormat="1"/>
+    <w:lsdException w:name="table of figures" w:semiHidden="1" w:unhideWhenUsed="1"/>
+    <w:lsdException w:name="envelope address" w:semiHidden="1" w:unhideWhenUsed="1"/>
+    <w:lsdException w:name="envelope return" w:semiHidden="1" w:unhideWhenUsed="1"/>
+    <w:lsdException w:name="footnote reference" w:semiHidden="1" w:unhideWhenUsed="1"/>
+    <w:lsdException w:name="annotation reference" w:semiHidden="1" w:unhideWhenUsed="1"/>
+    <w:lsdException w:name="line number" w:semiHidden="1" w:unhideWhenUsed="1"/>
+    <w:lsdException w:name="page number" w:semiHidden="1" w:unhideWhenUsed="1"/>
+    <w:lsdException w:name="endnote reference" w:semiHidden="1" w:unhideWhenUsed="1"/>
+    <w:lsdException w:name="endnote text" w:semiHidden="1" w:unhideWhenUsed="1"/>
+    <w:lsdException w:name="table of authorities" w:semiHidden="1" w:unhideWhenUsed="1"/>
+    <w:lsdException w:name="macro" w:semiHidden="1" w:unhideWhenUsed="1"/>
+    <w:lsdException w:name="toa heading" w:semiHidden="1" w:unhideWhenUsed="1"/>
+    <w:lsdException w:name="List" w:semiHidden="1" w:unhideWhenUsed="1"/>
+    <w:lsdException w:name="List Bullet" w:semiHidden="1" w:unhideWhenUsed="1"/>
+    <w:lsdException w:name="List Number" w:semiHidden="1" w:unhideWhenUsed="1"/>
+    <w:lsdException w:name="List 2" w:semiHidden="1" w:unhideWhenUsed="1"/>
+    <w:lsdException w:name="List 3" w:semiHidden="1" w:unhideWhenUsed="1"/>
+    <w:lsdException w:name="List 4" w:semiHidden="1" w:unhideWhenUsed="1"/>
+    <w:lsdException w:name="List 5" w:semiHidden="1" w:unhideWhenUsed="1"/>
+    <w:lsdException w:name="List Bullet 2" w:semiHidden="1" w:unhideWhenUsed="1"/>
+    <w:lsdException w:name="List Bullet 3" w:semiHidden="1" w:unhideWhenUsed="1"/>
+    <w:lsdException w:name="List Bullet 4" w:semiHidden="1" w:unhideWhenUsed="1"/>
+    <w:lsdException w:name="List Bullet 5" w:semiHidden="1" w:unhideWhenUsed="1"/>
+    <w:lsdException w:name="List Number 2" w:semiHidden="1" w:unhideWhenUsed="1"/>
+    <w:lsdException w:name="List Number 3" w:semiHidden="1" w:unhideWhenUsed="1"/>
+    <w:lsdException w:name="List Number 4" w:semiHidden="1" w:unhideWhenUsed="1"/>
+    <w:lsdException w:name="List Number 5" w:semiHidden="1" w:unhideWhenUsed="1"/>
+    <w:lsdException w:name="Title" w:uiPriority="10" w:qFormat="1"/>
+    <w:lsdException w:name="Closing" w:semiHidden="1" w:unhideWhenUsed="1"/>
+    <w:lsdException w:name="Signature" w:semiHidden="1" w:unhideWhenUsed="1"/>
+    <w:lsdException w:name="Default Paragraph Font" w:semiHidden="1" w:uiPriority="1" w:unhideWhenUsed="1"/>
+    <w:lsdException w:name="Body Text" w:semiHidden="1" w:unhideWhenUsed="1"/>
+    <w:lsdException w:name="Body Text Indent" w:semiHidden="1" w:unhideWhenUsed="1"/>
+    <w:lsdException w:name="List Continue" w:semiHidden="1" w:unhideWhenUsed="1"/>
+    <w:lsdException w:name="List Continue 2" w:semiHidden="1" w:unhideWhenUsed="1"/>
+    <w:lsdException w:name="List Continue 3" w:semiHidden="1" w:unhideWhenUsed="1"/>
+    <w:lsdException w:name="List Continue 4" w:semiHidden="1" w:unhideWhenUsed="1"/>
+    <w:lsdException w:name="List Continue 5" w:semiHidden="1" w:unhideWhenUsed="1"/>
+    <w:lsdException w:name="Message Header" w:semiHidden="1" w:unhideWhenUsed="1"/>
+    <w:lsdException w:name="Subtitle" w:uiPriority="11" w:qFormat="1"/>
+    <w:lsdException w:name="Salutation" w:semiHidden="1" w:unhideWhenUsed="1"/>
+    <w:lsdException w:name="Date" w:semiHidden="1" w:unhideWhenUsed="1"/>
+    <w:lsdException w:name="Body Text First Indent" w:semiHidden="1" w:unhideWhenUsed="1"/>
+    <w:lsdException w:name="Body Text First Indent 2" w:semiHidden="1" w:unhideWhenUsed="1"/>
+    <w:lsdException w:name="Note Heading" w:semiHidden="1" w:unhideWhenUsed="1"/>
+    <w:lsdException w:name="Body Text 2" w:semiHidden="1" w:unhideWhenUsed="1"/>
+    <w:lsdException w:name="Body Text 3" w:semiHidden="1" w:unhideWhenUsed="1"/>
+    <w:lsdException w:name="Body Text Indent 2" w:semiHidden="1" w:unhideWhenUsed="1"/>
+    <w:lsdException w:name="Body Text Indent 3" w:semiHidden="1" w:unhideWhenUsed="1"/>
+    <w:lsdException w:name="Block Text" w:semiHidden="1" w:unhideWhenUsed="1"/>
+    <w:lsdException w:name="Hyperlink" w:semiHidden="1" w:unhideWhenUsed="1"/>
+    <w:lsdException w:name="FollowedHyperlink" w:semiHidden="1" w:unhideWhenUsed="1"/>
+    <w:lsdException w:name="Strong" w:uiPriority="22" w:qFormat="1"/>
+    <w:lsdException w:name="Emphasis" w:uiPriority="20" w:qFormat="1"/>
+    <w:lsdException w:name="Document Map" w:semiHidden="1" w:unhideWhenUsed="1"/>
+    <w:lsdException w:name="Plain Text" w:semiHidden="1" w:unhideWhenUsed="1"/>
+    <w:lsdException w:name="E-mail Signature" w:semiHidden="1" w:unhideWhenUsed="1"/>
+    <w:lsdException w:name="HTML Top of Form" w:semiHidden="1" w:unhideWhenUsed="1"/>
+    <w:lsdException w:name="HTML Bottom of Form" w:semiHidden="1" w:unhideWhenUsed="1"/>
+    <w:lsdException w:name="Normal (Web)" w:semiHidden="1" w:unhideWhenUsed="1"/>
+    <w:lsdException w:name="HTML Acronym" w:semiHidden="1" w:unhideWhenUsed="1"/>
+    <w:lsdException w:name="HTML Address" w:semiHidden="1" w:unhideWhenUsed="1"/>
+    <w:lsdException w:name="HTML Cite" w:semiHidden="1" w:unhideWhenUsed="1"/>
+    <w:lsdException w:name="HTML Code" w:semiHidden="1" w:unhideWhenUsed="1"/>
+    <w:lsdException w:name="HTML Definition" w:semiHidden="1" w:unhideWhenUsed="1"/>
+    <w:lsdException w:name="HTML Keyboard" w:semiHidden="1" w:unhideWhenUsed="1"/>
+    <w:lsdException w:name="HTML Preformatted" w:semiHidden="1" w:unhideWhenUsed="1"/>
+    <w:lsdException w:name="HTML Sample" w:semiHidden="1" w:unhideWhenUsed="1"/>
+    <w:lsdException w:name="HTML Typewriter" w:semiHidden="1" w:unhideWhenUsed="1"/>
+    <w:lsdException w:name="HTML Variable" w:semiHidden="1" w:unhideWhenUsed="1"/>
+    <w:lsdException w:name="Normal Table" w:semiHidden="1" w:unhideWhenUsed="1"/>
+    <w:lsdException w:name="annotation subject" w:semiHidden="1" w:unhideWhenUsed="1"/>
+    <w:lsdException w:name="No List" w:semiHidden="1" w:unhideWhenUsed="1"/>
+    <w:lsdException w:name="Outline List 1" w:semiHidden="1" w:unhideWhenUsed="1"/>
+    <w:lsdException w:name="Outline List 2" w:semiHidden="1" w:unhideWhenUsed="1"/>
+    <w:lsdException w:name="Outline List 3" w:semiHidden="1" w:unhideWhenUsed="1"/>
+    <w:lsdException w:name="Table Simple 1" w:semiHidden="1" w:unhideWhenUsed="1"/>
+    <w:lsdException w:name="Table Simple 2" w:semiHidden="1" w:unhideWhenUsed="1"/>
+    <w:lsdException w:name="Table Simple 3" w:semiHidden="1" w:unhideWhenUsed="1"/>
+    <w:lsdException w:name="Table Classic 1" w:semiHidden="1" w:unhideWhenUsed="1"/>
+    <w:lsdException w:name="Table Classic 2" w:semiHidden="1" w:unhideWhenUsed="1"/>
+    <w:lsdException w:name="Table Classic 3" w:semiHidden="1" w:unhideWhenUsed="1"/>
+    <w:lsdException w:name="Table Classic 4" w:semiHidden="1" w:unhideWhenUsed="1"/>
+    <w:lsdException w:name="Table Colorful 1" w:semiHidden="1" w:unhideWhenUsed="1"/>
+    <w:lsdException w:name="Table Colorful 2" w:semiHidden="1" w:unhideWhenUsed="1"/>
+    <w:lsdException w:name="Table Colorful 3" w:semiHidden="1" w:unhideWhenUsed="1"/>
+    <w:lsdException w:name="Table Columns 1" w:semiHidden="1" w:unhideWhenUsed="1"/>
+    <w:lsdException w:name="Table Columns 2" w:semiHidden="1" w:unhideWhenUsed="1"/>
+    <w:lsdException w:name="Table Columns 3" w:semiHidden="1" w:unhideWhenUsed="1"/>
+    <w:lsdException w:name="Table Columns 4" w:semiHidden="1" w:unhideWhenUsed="1"/>
+    <w:lsdException w:name="Table Columns 5" w:semiHidden="1" w:unhideWhenUsed="1"/>
+    <w:lsdException w:name="Table Grid 1" w:semiHidden="1" w:unhideWhenUsed="1"/>
+    <w:lsdException w:name="Table Grid 2" w:semiHidden="1" w:unhideWhenUsed="1"/>
+    <w:lsdException w:name="Table Grid 3" w:semiHidden="1" w:unhideWhenUsed="1"/>
+    <w:lsdException w:name="Table Grid 4" w:semiHidden="1" w:unhideWhenUsed="1"/>
+    <w:lsdException w:name="Table Grid 5" w:semiHidden="1" w:unhideWhenUsed="1"/>
+    <w:lsdException w:name="Table Grid 6" w:semiHidden="1" w:unhideWhenUsed="1"/>
+    <w:lsdException w:name="Table Grid 7" w:semiHidden="1" w:unhideWhenUsed="1"/>
+    <w:lsdException w:name="Table Grid 8" w:semiHidden="1" w:unhideWhenUsed="1"/>
+    <w:lsdException w:name="Table List 1" w:semiHidden="1" w:unhideWhenUsed="1"/>
+    <w:lsdException w:name="Table List 2" w:semiHidden="1" w:unhideWhenUsed="1"/>
+    <w:lsdException w:name="Table List 3" w:semiHidden="1" w:unhideWhenUsed="1"/>
+    <w:lsdException w:name="Table List 4" w:semiHidden="1" w:unhideWhenUsed="1"/>
+    <w:lsdException w:name="Table List 5" w:semiHidden="1" w:unhideWhenUsed="1"/>
+    <w:lsdException w:name="Table List 6" w:semiHidden="1" w:unhideWhenUsed="1"/>
+    <w:lsdException w:name="Table List 7" w:semiHidden="1" w:unhideWhenUsed="1"/>
+    <w:lsdException w:name="Table List 8" w:semiHidden="1" w:unhideWhenUsed="1"/>
+    <w:lsdException w:name="Table 3D effects 1" w:semiHidden="1" w:unhideWhenUsed="1"/>
+    <w:lsdException w:name="Table 3D effects 2" w:semiHidden="1" w:unhideWhenUsed="1"/>
+    <w:lsdException w:name="Table 3D effects 3" w:semiHidden="1" w:unhideWhenUsed="1"/>
+    <w:lsdException w:name="Table Contemporary" w:semiHidden="1" w:unhideWhenUsed="1"/>
+    <w:lsdException w:name="Table Elegant" w:semiHidden="1" w:unhideWhenUsed="1"/>
+    <w:lsdException w:name="Table Professional" w:semiHidden="1" w:unhideWhenUsed="1"/>
+    <w:lsdException w:name="Table Subtle 1" w:semiHidden="1" w:unhideWhenUsed="1"/>
+    <w:lsdException w:name="Table Subtle 2" w:semiHidden="1" w:unhideWhenUsed="1"/>
+    <w:lsdException w:name="Table Web 1" w:semiHidden="1" w:unhideWhenUsed="1"/>
+    <w:lsdException w:name="Table Web 2" w:semiHidden="1" w:unhideWhenUsed="1"/>
+    <w:lsdException w:name="Table Web 3" w:semiHidden="1" w:unhideWhenUsed="1"/>
+    <w:lsdException w:name="Balloon Text" w:semiHidden="1" w:unhideWhenUsed="1"/>
+    <w:lsdException w:name="Table Grid" w:uiPriority="59"/>
+    <w:lsdException w:name="Table Theme" w:semiHidden="1" w:unhideWhenUsed="1"/>
+    <w:lsdException w:name="Placeholder Text" w:semiHidden="1"/>
+    <w:lsdException w:name="No Spacing" w:uiPriority="1" w:qFormat="1"/>
+    <w:lsdException w:name="Light Shading" w:uiPriority="60"/>
+    <w:lsdException w:name="Light List" w:uiPriority="61"/>
+    <w:lsdException w:name="Light Grid" w:uiPriority="62"/>
+    <w:lsdException w:name="Medium Shading 1" w:uiPriority="63"/>
+    <w:lsdException w:name="Medium Shading 2" w:uiPriority="64"/>
+    <w:lsdException w:name="Medium List 1" w:uiPriority="65"/>
+    <w:lsdException w:name="Medium List 2" w:uiPriority="66"/>
+    <w:lsdException w:name="Medium Grid 1" w:uiPriority="67"/>
+    <w:lsdException w:name="Medium Grid 2" w:uiPriority="68"/>
+    <w:lsdException w:name="Medium Grid 3" w:uiPriority="69"/>
+    <w:lsdException w:name="Dark List" w:uiPriority="70"/>
+    <w:lsdException w:name="Colorful Shading" w:uiPriority="71"/>
+    <w:lsdException w:name="Colorful List" w:uiPriority="72"/>
+    <w:lsdException w:name="Colorful Grid" w:uiPriority="73"/>
+    <w:lsdException w:name="Light Shading Accent 1" w:uiPriority="60"/>
+    <w:lsdException w:name="Light List Accent 1" w:uiPriority="61"/>
+    <w:lsdException w:name="Light Grid Accent 1" w:uiPriority="62"/>
+    <w:lsdException w:name="Medium Shading 1 Accent 1" w:uiPriority="63"/>
+    <w:lsdException w:name="Medium Shading 2 Accent 1" w:uiPriority="64"/>
+    <w:lsdException w:name="Medium List 1 Accent 1" w:uiPriority="65"/>
+    <w:lsdException w:name="Revision" w:semiHidden="1"/>
+    <w:lsdException w:name="List Paragraph" w:uiPriority="34" w:qFormat="1"/>
+    <w:lsdException w:name="Quote" w:uiPriority="29" w:qFormat="1"/>
+    <w:lsdException w:name="Intense Quote" w:uiPriority="30" w:qFormat="1"/>
+    <w:lsdException w:name="Medium List 2 Accent 1" w:uiPriority="66"/>
+    <w:lsdException w:name="Medium Grid 1 Accent 1" w:uiPriority="67"/>
+    <w:lsdException w:name="Medium Grid 2 Accent 1" w:uiPriority="68"/>
+    <w:lsdException w:name="Medium Grid 3 Accent 1" w:uiPriority="69"/>
+    <w:lsdException w:name="Dark List Accent 1" w:uiPriority="70"/>
+    <w:lsdException w:name="Colorful Shading Accent 1" w:uiPriority="71"/>
+    <w:lsdException w:name="Colorful List Accent 1" w:uiPriority="72"/>
+    <w:lsdException w:name="Colorful Grid Accent 1" w:uiPriority="73"/>
+    <w:lsdException w:name="Light Shading Accent 2" w:uiPriority="60"/>
+    <w:lsdException w:name="Light List Accent 2" w:uiPriority="61"/>
+    <w:lsdException w:name="Light Grid Accent 2" w:uiPriority="62"/>
+    <w:lsdException w:name="Medium Shading 1 Accent 2" w:uiPriority="63"/>
+    <w:lsdException w:name="Medium Shading 2 Accent 2" w:uiPriority="64"/>
+    <w:lsdException w:name="Medium List 1 Accent 2" w:uiPriority="65"/>
+    <w:lsdException w:name="Medium List 2 Accent 2" w:uiPriority="66"/>
+    <w:lsdException w:name="Medium Grid 1 Accent 2" w:uiPriority="67"/>
+    <w:lsdException w:name="Medium Grid 2 Accent 2" w:uiPriority="68"/>
+    <w:lsdException w:name="Medium Grid 3 Accent 2" w:uiPriority="69"/>
+    <w:lsdException w:name="Dark List Accent 2" w:uiPriority="70"/>
+    <w:lsdException w:name="Colorful Shading Accent 2" w:uiPriority="71"/>
+    <w:lsdException w:name="Colorful List Accent 2" w:uiPriority="72"/>
+    <w:lsdException w:name="Colorful Grid Accent 2" w:uiPriority="73"/>
+    <w:lsdException w:name="Light Shading Accent 3" w:uiPriority="60"/>
+    <w:lsdException w:name="Light List Accent 3" w:uiPriority="61"/>
+    <w:lsdException w:name="Light Grid Accent 3" w:uiPriority="62"/>
+    <w:lsdException w:name="Medium Shading 1 Accent 3" w:uiPriority="63"/>
+    <w:lsdException w:name="Medium Shading 2 Accent 3" w:uiPriority="64"/>
+    <w:lsdException w:name="Medium List 1 Accent 3" w:uiPriority="65"/>
+    <w:lsdException w:name="Medium List 2 Accent 3" w:uiPriority="66"/>
+    <w:lsdException w:name="Medium Grid 1 Accent 3" w:uiPriority="67"/>
+    <w:lsdException w:name="Medium Grid 2 Accent 3" w:uiPriority="68"/>
+    <w:lsdException w:name="Medium Grid 3 Accent 3" w:uiPriority="69"/>
+    <w:lsdException w:name="Dark List Accent 3" w:uiPriority="70"/>
+    <w:lsdException w:name="Colorful Shading Accent 3" w:uiPriority="71"/>
+    <w:lsdException w:name="Colorful List Accent 3" w:uiPriority="72"/>
+    <w:lsdException w:name="Colorful Grid Accent 3" w:uiPriority="73"/>
+    <w:lsdException w:name="Light Shading Accent 4" w:uiPriority="60"/>
+    <w:lsdException w:name="Light List Accent 4" w:uiPriority="61"/>
+    <w:lsdException w:name="Light Grid Accent 4" w:uiPriority="62"/>
+    <w:lsdException w:name="Medium Shading 1 Accent 4" w:uiPriority="63"/>
+    <w:lsdException w:name="Medium Shading 2 Accent 4" w:uiPriority="64"/>
+    <w:lsdException w:name="Medium List 1 Accent 4" w:uiPriority="65"/>
+    <w:lsdException w:name="Medium List 2 Accent 4" w:uiPriority="66"/>
+    <w:lsdException w:name="Medium Grid 1 Accent 4" w:uiPriority="67"/>
+    <w:lsdException w:name="Medium Grid 2 Accent 4" w:uiPriority="68"/>
+    <w:lsdException w:name="Medium Grid 3 Accent 4" w:uiPriority="69"/>
+    <w:lsdException w:name="Dark List Accent 4" w:uiPriority="70"/>
+    <w:lsdException w:name="Colorful Shading Accent 4" w:uiPriority="71"/>
+    <w:lsdException w:name="Colorful List Accent 4" w:uiPriority="72"/>
+    <w:lsdException w:name="Colorful Grid Accent 4" w:uiPriority="73"/>
+    <w:lsdException w:name="Light Shading Accent 5" w:uiPriority="60"/>
+    <w:lsdException w:name="Light List Accent 5" w:uiPriority="61"/>
+    <w:lsdException w:name="Light Grid Accent 5" w:uiPriority="62"/>
+    <w:lsdException w:name="Medium Shading 1 Accent 5" w:uiPriority="63"/>
+    <w:lsdException w:name="Medium Shading 2 Accent 5" w:uiPriority="64"/>
+    <w:lsdException w:name="Medium List 1 Accent 5" w:uiPriority="65"/>
+    <w:lsdException w:name="Medium List 2 Accent 5" w:uiPriority="66"/>
+    <w:lsdException w:name="Medium Grid 1 Accent 5" w:uiPriority="67"/>
+    <w:lsdException w:name="Medium Grid 2 Accent 5" w:uiPriority="68"/>
+    <w:lsdException w:name="Medium Grid 3 Accent 5" w:uiPriority="69"/>
+    <w:lsdException w:name="Dark List Accent 5" w:uiPriority="70"/>
+    <w:lsdException w:name="Colorful Shading Accent 5" w:uiPriority="71"/>
+    <w:lsdException w:name="Colorful List Accent 5" w:uiPriority="72"/>
+    <w:lsdException w:name="Colorful Grid Accent 5" w:uiPriority="73"/>
+    <w:lsdException w:name="Light Shading Accent 6" w:uiPriority="60"/>
+    <w:lsdException w:name="Light List Accent 6" w:uiPriority="61"/>
+    <w:lsdException w:name="Light Grid Accent 6" w:uiPriority="62"/>
+    <w:lsdException w:name="Medium Shading 1 Accent 6" w:uiPriority="63"/>
+    <w:lsdException w:name="Medium Shading 2 Accent 6" w:uiPriority="64"/>
+    <w:lsdException w:name="Medium List 1 Accent 6" w:uiPriority="65"/>
+    <w:lsdException w:name="Medium List 2 Accent 6" w:uiPriority="66"/>
+    <w:lsdException w:name="Medium Grid 1 Accent 6" w:uiPriority="67"/>
+    <w:lsdException w:name="Medium Grid 2 Accent 6" w:uiPriority="68"/>
+    <w:lsdException w:name="Medium Grid 3 Accent 6" w:uiPriority="69"/>
+    <w:lsdException w:name="Dark List Accent 6" w:uiPriority="70"/>
+    <w:lsdException w:name="Colorful Shading Accent 6" w:uiPriority="71"/>
+    <w:lsdException w:name="Colorful List Accent 6" w:uiPriority="72"/>
+    <w:lsdException w:name="Colorful Grid Accent 6" w:uiPriority="73"/>
+    <w:lsdException w:name="Subtle Emphasis" w:uiPriority="19" w:qFormat="1"/>
+    <w:lsdException w:name="Intense Emphasis" w:uiPriority="21" w:qFormat="1"/>
+    <w:lsdException w:name="Subtle Reference" w:uiPriority="31" w:qFormat="1"/>
+    <w:lsdException w:name="Intense Reference" w:uiPriority="32" w:qFormat="1"/>
+    <w:lsdException w:name="Book Title" w:uiPriority="33" w:qFormat="1"/>
+    <w:lsdException w:name="Bibliography" w:semiHidden="1" w:uiPriority="37" w:unhideWhenUsed="1"/>
+    <w:lsdException w:name="TOC Heading" w:semiHidden="1" w:uiPriority="39" w:unhideWhenUsed="1" w:qFormat="1"/>
+    <w:lsdException w:name="Plain Table 1" w:uiPriority="41"/>
+    <w:lsdException w:name="Plain Table 2" w:uiPriority="42"/>
+    <w:lsdException w:name="Plain Table 3" w:uiPriority="43"/>
+    <w:lsdException w:name="Plain Table 4" w:uiPriority="44"/>
+    <w:lsdException w:name="Plain Table 5" w:uiPriority="45"/>
+    <w:lsdException w:name="Grid Table Light" w:uiPriority="40"/>
+    <w:lsdException w:name="Grid Table 1 Light" w:uiPriority="46"/>
+    <w:lsdException w:name="Grid Table 2" w:uiPriority="47"/>
+    <w:lsdException w:name="Grid Table 3" w:uiPriority="48"/>
+    <w:lsdException w:name="Grid Table 4" w:uiPriority="49"/>
+    <w:lsdException w:name="Grid Table 5 Dark" w:uiPriority="50"/>
+    <w:lsdException w:name="Grid Table 6 Colorful" w:uiPriority="51"/>
+    <w:lsdException w:name="Grid Table 7 Colorful" w:uiPriority="52"/>
+    <w:lsdException w:name="Grid Table 1 Light Accent 1" w:uiPriority="46"/>
+    <w:lsdException w:name="Grid Table 2 Accent 1" w:uiPriority="47"/>
+    <w:lsdException w:name="Grid Table 3 Accent 1" w:uiPriority="48"/>
+    <w:lsdException w:name="Grid Table 4 Accent 1" w:uiPriority="49"/>
+    <w:lsdException w:name="Grid Table 5 Dark Accent 1" w:uiPriority="50"/>
+    <w:lsdException w:name="Grid Table 6 Colorful Accent 1" w:uiPriority="51"/>
+    <w:lsdException w:name="Grid Table 7 Colorful Accent 1" w:uiPriority="52"/>
+    <w:lsdException w:name="Grid Table 1 Light Accent 2" w:uiPriority="46"/>
+    <w:lsdException w:name="Grid Table 2 Accent 2" w:uiPriority="47"/>
+    <w:lsdException w:name="Grid Table 3 Accent 2" w:uiPriority="48"/>
+    <w:lsdException w:name="Grid Table 4 Accent 2" w:uiPriority="49"/>
+    <w:lsdException w:name="Grid Table 5 Dark Accent 2" w:uiPriority="50"/>
+    <w:lsdException w:name="Grid Table 6 Colorful Accent 2" w:uiPriority="51"/>
+    <w:lsdException w:name="Grid Table 7 Colorful Accent 2" w:uiPriority="52"/>
+    <w:lsdException w:name="Grid Table 1 Light Accent 3" w:uiPriority="46"/>
+    <w:lsdException w:name="Grid Table 2 Accent 3" w:uiPriority="47"/>
+    <w:lsdException w:name="Grid Table 3 Accent 3" w:uiPriority="48"/>
+    <w:lsdException w:name="Grid Table 4 Accent 3" w:uiPriority="49"/>
+    <w:lsdException w:name="Grid Table 5 Dark Accent 3" w:uiPriority="50"/>
+    <w:lsdException w:name="Grid Table 6 Colorful Accent 3" w:uiPriority="51"/>
+    <w:lsdException w:name="Grid Table 7 Colorful Accent 3" w:uiPriority="52"/>
+    <w:lsdException w:name="Grid Table 1 Light Accent 4" w:uiPriority="46"/>
+    <w:lsdException w:name="Grid Table 2 Accent 4" w:uiPriority="47"/>
+    <w:lsdException w:name="Grid Table 3 Accent 4" w:uiPriority="48"/>
+    <w:lsdException w:name="Grid Table 4 Accent 4" w:uiPriority="49"/>
+    <w:lsdException w:name="Grid Table 5 Dark Accent 4" w:uiPriority="50"/>
+    <w:lsdException w:name="Grid Table 6 Colorful Accent 4" w:uiPriority="51"/>
+    <w:lsdException w:name="Grid Table 7 Colorful Accent 4" w:uiPriority="52"/>
+    <w:lsdException w:name="Grid Table 1 Light Accent 5" w:uiPriority="46"/>
+    <w:lsdException w:name="Grid Table 2 Accent 5" w:uiPriority="47"/>
+    <w:lsdException w:name="Grid Table 3 Accent 5" w:uiPriority="48"/>
+    <w:lsdException w:name="Grid Table 4 Accent 5" w:uiPriority="49"/>
+    <w:lsdException w:name="Grid Table 5 Dark Accent 5" w:uiPriority="50"/>
+    <w:lsdException w:name="Grid Table 6 Colorful Accent 5" w:uiPriority="51"/>
+    <w:lsdException w:name="Grid Table 7 Colorful Accent 5" w:uiPriority="52"/>
+    <w:lsdException w:name="Grid Table 1 Light Accent 6" w:uiPriority="46"/>
+    <w:lsdException w:name="Grid Table 2 Accent 6" w:uiPriority="47"/>
+    <w:lsdException w:name="Grid Table 3 Accent 6" w:uiPriority="48"/>
+    <w:lsdException w:name="Grid Table 4 Accent 6" w:uiPriority="49"/>
+    <w:lsdException w:name="Grid Table 5 Dark Accent 6" w:uiPriority="50"/>
+    <w:lsdException w:name="Grid Table 6 Colorful Accent 6" w:uiPriority="51"/>
+    <w:lsdException w:name="Grid Table 7 Colorful Accent 6" w:uiPriority="52"/>
+    <w:lsdException w:name="List Table 1 Light" w:uiPriority="46"/>
+    <w:lsdException w:name="List Table 2" w:uiPriority="47"/>
+    <w:lsdException w:name="List Table 3" w:uiPriority="48"/>
+    <w:lsdException w:name="List Table 4" w:uiPriority="49"/>
+    <w:lsdException w:name="List Table 5 Dark" w:uiPriority="50"/>
+    <w:lsdException w:name="List Table 6 Colorful" w:uiPriority="51"/>
+    <w:lsdException w:name="List Table 7 Colorful" w:uiPriority="52"/>
+    <w:lsdException w:name="List Table 1 Light Accent 1" w:uiPriority="46"/>
+    <w:lsdException w:name="List Table 2 Accent 1" w:uiPriority="47"/>
+    <w:lsdException w:name="List Table 3 Accent 1" w:uiPriority="48"/>
+    <w:lsdException w:name="List Table 4 Accent 1" w:uiPriority="49"/>
+    <w:lsdException w:name="List Table 5 Dark Accent 1" w:uiPriority="50"/>
+    <w:lsdException w:name="List Table 6 Colorful Accent 1" w:uiPriority="51"/>
+    <w:lsdException w:name="List Table 7 Colorful Accent 1" w:uiPriority="52"/>
+    <w:lsdException w:name="List Table 1 Light Accent 2" w:uiPriority="46"/>
+    <w:lsdException w:name="List Table 2 Accent 2" w:uiPriority="47"/>
+    <w:lsdException w:name="List Table 3 Accent 2" w:uiPriority="48"/>
+    <w:lsdException w:name="List Table 4 Accent 2" w:uiPriority="49"/>
+    <w:lsdException w:name="List Table 5 Dark Accent 2" w:uiPriority="50"/>
+    <w:lsdException w:name="List Table 6 Colorful Accent 2" w:uiPriority="51"/>
+    <w:lsdException w:name="List Table 7 Colorful Accent 2" w:uiPriority="52"/>
+    <w:lsdException w:name="List Table 1 Light Accent 3" w:uiPriority="46"/>
+    <w:lsdException w:name="List Table 2 Accent 3" w:uiPriority="47"/>
+    <w:lsdException w:name="List Table 3 Accent 3" w:uiPriority="48"/>
+    <w:lsdException w:name="List Table 4 Accent 3" w:uiPriority="49"/>
+    <w:lsdException w:name="List Table 5 Dark Accent 3" w:uiPriority="50"/>
+    <w:lsdException w:name="List Table 6 Colorful Accent 3" w:uiPriority="51"/>
+    <w:lsdException w:name="List Table 7 Colorful Accent 3" w:uiPriority="52"/>
+    <w:lsdException w:name="List Table 1 Light Accent 4" w:uiPriority="46"/>
+    <w:lsdException w:name="List Table 2 Accent 4" w:uiPriority="47"/>
+    <w:lsdException w:name="List Table 3 Accent 4" w:uiPriority="48"/>
+    <w:lsdException w:name="List Table 4 Accent 4" w:uiPriority="49"/>
+    <w:lsdException w:name="List Table 5 Dark Accent 4" w:uiPriority="50"/>
+    <w:lsdException w:name="List Table 6 Colorful Accent 4" w:uiPriority="51"/>
+    <w:lsdException w:name="List Table 7 Colorful Accent 4" w:uiPriority="52"/>
+    <w:lsdException w:name="List Table 1 Light Accent 5" w:uiPriority="46"/>
+    <w:lsdException w:name="List Table 2 Accent 5" w:uiPriority="47"/>
+    <w:lsdException w:name="List Table 3 Accent 5" w:uiPriority="48"/>
+    <w:lsdException w:name="List Table 4 Accent 5" w:uiPriority="49"/>
+    <w:lsdException w:name="List Table 5 Dark Accent 5" w:uiPriority="50"/>
+    <w:lsdException w:name="List Table 6 Colorful Accent 5" w:uiPriority="51"/>
+    <w:lsdException w:name="List Table 7 Colorful Accent 5" w:uiPriority="52"/>
+    <w:lsdException w:name="List Table 1 Light Accent 6" w:uiPriority="46"/>
+    <w:lsdException w:name="List Table 2 Accent 6" w:uiPriority="47"/>
+    <w:lsdException w:name="List Table 3 Accent 6" w:uiPriority="48"/>
+    <w:lsdException w:name="List Table 4 Accent 6" w:uiPriority="49"/>
+    <w:lsdException w:name="List Table 5 Dark Accent 6" w:uiPriority="50"/>
+    <w:lsdException w:name="List Table 6 Colorful Accent 6" w:uiPriority="51"/>
+    <w:lsdException w:name="List Table 7 Colorful Accent 6" w:uiPriority="52"/>
+    <w:lsdException w:name="Mention" w:semiHidden="1" w:unhideWhenUsed="1"/>
+    <w:lsdException w:name="Smart Hyperlink" w:semiHidden="1" w:unhideWhenUsed="1"/>
+    <w:lsdException w:name="Hashtag" w:semiHidden="1" w:unhideWhenUsed="1"/>
+    <w:lsdException w:name="Unresolved Mention" w:semiHidden="1" w:unhideWhenUsed="1"/>
+    <w:lsdException w:name="Smart Link" w:semiHidden="1" w:unhideWhenUsed="1"/>
   </w:latentStyles>
   <w:style w:type="paragraph" w:default="1" w:styleId="Normal">
     <w:name w:val="Normal"/>

--- a/device.docx
+++ b/device.docx
@@ -501,6 +501,84 @@
     </w:p>
     <w:p>
       <w:pPr>
+        <w:pStyle w:val="ListParagraph"/>
+        <w:numPr>
+          <w:ilvl w:val="0"/>
+          <w:numId w:val="6"/>
+        </w:numPr>
+        <w:rPr>
+          <w:lang w:val="en-US"/>
+        </w:rPr>
+      </w:pPr>
+      <w:r>
+        <w:rPr>
+          <w:lang w:val="en-US"/>
+        </w:rPr>
+        <w:t xml:space="preserve">Cách Xem </w:t>
+      </w:r>
+      <w:r>
+        <w:rPr>
+          <w:lang w:val="en-US"/>
+        </w:rPr>
+        <w:t>Điện Thoại Đang Sử Dụng Các Dịch Vụ Nào?</w:t>
+      </w:r>
+    </w:p>
+    <w:p>
+      <w:pPr>
+        <w:pStyle w:val="ListParagraph"/>
+        <w:numPr>
+          <w:ilvl w:val="0"/>
+          <w:numId w:val="4"/>
+        </w:numPr>
+        <w:rPr>
+          <w:lang w:val="en-US"/>
+        </w:rPr>
+      </w:pPr>
+      <w:r>
+        <w:rPr>
+          <w:lang w:val="en-US"/>
+        </w:rPr>
+        <w:t>Vào My Viettel + nhấn vào chỗ “Tài khoản gốc”</w:t>
+      </w:r>
+    </w:p>
+    <w:p>
+      <w:pPr>
+        <w:pStyle w:val="ListParagraph"/>
+        <w:numPr>
+          <w:ilvl w:val="0"/>
+          <w:numId w:val="6"/>
+        </w:numPr>
+        <w:rPr>
+          <w:lang w:val="en-US"/>
+        </w:rPr>
+      </w:pPr>
+      <w:r>
+        <w:rPr>
+          <w:lang w:val="en-US"/>
+        </w:rPr>
+        <w:t>Lịch Các Gói?</w:t>
+      </w:r>
+    </w:p>
+    <w:p>
+      <w:pPr>
+        <w:pStyle w:val="ListParagraph"/>
+        <w:numPr>
+          <w:ilvl w:val="0"/>
+          <w:numId w:val="4"/>
+        </w:numPr>
+        <w:rPr>
+          <w:lang w:val="en-US"/>
+        </w:rPr>
+      </w:pPr>
+      <w:r>
+        <w:rPr>
+          <w:lang w:val="en-US"/>
+        </w:rPr>
+        <w:t>VTID2, 100 MB, hạn 19/10/2023</w:t>
+      </w:r>
+    </w:p>
+    <w:p>
+      <w:pPr>
         <w:rPr>
           <w:lang w:val="en-US"/>
         </w:rPr>
@@ -680,7 +758,6 @@
         <w:rPr>
           <w:lang w:val="en-US"/>
         </w:rPr>
-        <w:lastRenderedPageBreak/>
         <w:t>Cách Sạc Cục Sạc Dự Phòng Cho Tai Nghe Bluetooth?</w:t>
       </w:r>
     </w:p>

--- a/device.docx
+++ b/device.docx
@@ -1103,6 +1103,78 @@
           <w:lang w:val="en-US"/>
         </w:rPr>
         <w:t xml:space="preserve"> để đổi tên</w:t>
+      </w:r>
+    </w:p>
+    <w:p>
+      <w:pPr>
+        <w:pStyle w:val="ListParagraph"/>
+        <w:numPr>
+          <w:ilvl w:val="0"/>
+          <w:numId w:val="10"/>
+        </w:numPr>
+        <w:rPr>
+          <w:lang w:val="en-US"/>
+        </w:rPr>
+      </w:pPr>
+      <w:r>
+        <w:rPr>
+          <w:lang w:val="en-US"/>
+        </w:rPr>
+        <w:t>Cấu Trúc Bộ Xử Lí?</w:t>
+      </w:r>
+    </w:p>
+    <w:p>
+      <w:pPr>
+        <w:pStyle w:val="ListParagraph"/>
+        <w:numPr>
+          <w:ilvl w:val="0"/>
+          <w:numId w:val="4"/>
+        </w:numPr>
+        <w:rPr>
+          <w:lang w:val="en-US"/>
+        </w:rPr>
+      </w:pPr>
+      <w:r>
+        <w:rPr>
+          <w:lang w:val="en-US"/>
+        </w:rPr>
+        <w:t>Bo mạch chủ có a Socket, nghĩa là có a chỗ trống để nhét 1 CPU vào</w:t>
+      </w:r>
+    </w:p>
+    <w:p>
+      <w:pPr>
+        <w:pStyle w:val="ListParagraph"/>
+        <w:numPr>
+          <w:ilvl w:val="0"/>
+          <w:numId w:val="4"/>
+        </w:numPr>
+        <w:rPr>
+          <w:lang w:val="en-US"/>
+        </w:rPr>
+      </w:pPr>
+      <w:r>
+        <w:rPr>
+          <w:lang w:val="en-US"/>
+        </w:rPr>
+        <w:t>1 CPU có b Core</w:t>
+      </w:r>
+    </w:p>
+    <w:p>
+      <w:pPr>
+        <w:pStyle w:val="ListParagraph"/>
+        <w:numPr>
+          <w:ilvl w:val="0"/>
+          <w:numId w:val="4"/>
+        </w:numPr>
+        <w:rPr>
+          <w:lang w:val="en-US"/>
+        </w:rPr>
+      </w:pPr>
+      <w:r>
+        <w:rPr>
+          <w:lang w:val="en-US"/>
+        </w:rPr>
+        <w:t>1 Core có c Thread (Logical Processor), nghĩa là 1 Core có thể chạy c tác vụ cùng lúc</w:t>
       </w:r>
     </w:p>
     <w:sectPr>

--- a/device.docx
+++ b/device.docx
@@ -885,6 +885,24 @@
           <w:lang w:val="en-US"/>
         </w:rPr>
         <w:t>Sạc thành công khi có hoạt ảnh sạc ở 2 bên</w:t>
+      </w:r>
+    </w:p>
+    <w:p>
+      <w:pPr>
+        <w:pStyle w:val="ListParagraph"/>
+        <w:numPr>
+          <w:ilvl w:val="0"/>
+          <w:numId w:val="4"/>
+        </w:numPr>
+        <w:rPr>
+          <w:lang w:val="en-US"/>
+        </w:rPr>
+      </w:pPr>
+      <w:r>
+        <w:rPr>
+          <w:lang w:val="en-US"/>
+        </w:rPr>
+        <w:t>Chỉ cần thấy cái hộp mất 10% Pin là 2 cục sạc Full</w:t>
       </w:r>
     </w:p>
     <w:p>

--- a/device.docx
+++ b/device.docx
@@ -556,25 +556,209 @@
         <w:rPr>
           <w:lang w:val="en-US"/>
         </w:rPr>
-        <w:t>Lịch Các Gói?</w:t>
-      </w:r>
-    </w:p>
-    <w:p>
-      <w:pPr>
-        <w:pStyle w:val="ListParagraph"/>
-        <w:numPr>
-          <w:ilvl w:val="0"/>
-          <w:numId w:val="4"/>
-        </w:numPr>
-        <w:rPr>
-          <w:lang w:val="en-US"/>
-        </w:rPr>
-      </w:pPr>
-      <w:r>
-        <w:rPr>
-          <w:lang w:val="en-US"/>
-        </w:rPr>
-        <w:t>VTID2, 100 MB, hạn 19/10/2023</w:t>
+        <w:t>Cách Fake GPS?</w:t>
+      </w:r>
+    </w:p>
+    <w:p>
+      <w:pPr>
+        <w:pStyle w:val="ListParagraph"/>
+        <w:numPr>
+          <w:ilvl w:val="0"/>
+          <w:numId w:val="4"/>
+        </w:numPr>
+        <w:rPr>
+          <w:lang w:val="en-US"/>
+        </w:rPr>
+      </w:pPr>
+      <w:r>
+        <w:rPr>
+          <w:lang w:val="en-US"/>
+        </w:rPr>
+        <w:t>Vào Link</w:t>
+      </w:r>
+    </w:p>
+    <w:p>
+      <w:pPr>
+        <w:pStyle w:val="ListParagraph"/>
+        <w:numPr>
+          <w:ilvl w:val="0"/>
+          <w:numId w:val="4"/>
+        </w:numPr>
+        <w:rPr>
+          <w:lang w:val="en-US"/>
+        </w:rPr>
+      </w:pPr>
+      <w:hyperlink r:id="rId5" w:history="1">
+        <w:r>
+          <w:rPr>
+            <w:rStyle w:val="Hyperlink"/>
+            <w:lang w:val="en-US"/>
+          </w:rPr>
+          <w:t>https://play.google.com/store/apps/details?id=com.incorporateapps.fakegps.fre&amp;hl=vi&amp;pli=1</w:t>
+        </w:r>
+      </w:hyperlink>
+      <w:r>
+        <w:rPr>
+          <w:lang w:val="en-US"/>
+        </w:rPr>
+        <w:t xml:space="preserve"> </w:t>
+      </w:r>
+    </w:p>
+    <w:p>
+      <w:pPr>
+        <w:pStyle w:val="ListParagraph"/>
+        <w:numPr>
+          <w:ilvl w:val="0"/>
+          <w:numId w:val="4"/>
+        </w:numPr>
+        <w:rPr>
+          <w:lang w:val="en-US"/>
+        </w:rPr>
+      </w:pPr>
+      <w:r>
+        <w:rPr>
+          <w:lang w:val="en-US"/>
+        </w:rPr>
+        <w:t>Để tải ứng dụng Fake GPS</w:t>
+      </w:r>
+    </w:p>
+    <w:p>
+      <w:pPr>
+        <w:pStyle w:val="ListParagraph"/>
+        <w:numPr>
+          <w:ilvl w:val="0"/>
+          <w:numId w:val="4"/>
+        </w:numPr>
+        <w:rPr>
+          <w:lang w:val="en-US"/>
+        </w:rPr>
+      </w:pPr>
+      <w:r>
+        <w:rPr>
+          <w:lang w:val="en-US"/>
+        </w:rPr>
+        <w:t xml:space="preserve">Vào cài đặt + vô “Giới thiệu về điện thoại” ở phía dưới cùng + cuộn xuống dưới cùng + </w:t>
+      </w:r>
+      <w:r>
+        <w:rPr>
+          <w:lang w:val="en-US"/>
+        </w:rPr>
+        <w:t>Tap 7 lần vào “Số bản dựng” + khi này bạn sẽ trở thành nhà phát triển mãi mãi</w:t>
+      </w:r>
+    </w:p>
+    <w:p>
+      <w:pPr>
+        <w:pStyle w:val="ListParagraph"/>
+        <w:numPr>
+          <w:ilvl w:val="0"/>
+          <w:numId w:val="4"/>
+        </w:numPr>
+        <w:rPr>
+          <w:lang w:val="en-US"/>
+        </w:rPr>
+      </w:pPr>
+      <w:r>
+        <w:rPr>
+          <w:lang w:val="en-US"/>
+        </w:rPr>
+        <w:t xml:space="preserve">Sau đó vô cài đặt + vào “Hệ thống” + khi này sẽ xuất hiện “Tùy chọn cho nhà phát triển” ở phía dưới cùng + vào nó + cuộn xuống rồi vào “Chọn ứng dụng vị trí mô phỏng” + </w:t>
+      </w:r>
+      <w:r>
+        <w:rPr>
+          <w:lang w:val="en-US"/>
+        </w:rPr>
+        <w:t>chọn ứng dụng Fake GPS vừa tải</w:t>
+      </w:r>
+    </w:p>
+    <w:p>
+      <w:pPr>
+        <w:pStyle w:val="ListParagraph"/>
+        <w:numPr>
+          <w:ilvl w:val="0"/>
+          <w:numId w:val="4"/>
+        </w:numPr>
+        <w:rPr>
+          <w:lang w:val="en-US"/>
+        </w:rPr>
+      </w:pPr>
+      <w:r>
+        <w:rPr>
+          <w:lang w:val="en-US"/>
+        </w:rPr>
+        <w:t>Vào ứng dụng Fake GPS</w:t>
+      </w:r>
+    </w:p>
+    <w:p>
+      <w:pPr>
+        <w:pStyle w:val="ListParagraph"/>
+        <w:numPr>
+          <w:ilvl w:val="0"/>
+          <w:numId w:val="4"/>
+        </w:numPr>
+        <w:rPr>
+          <w:lang w:val="en-US"/>
+        </w:rPr>
+      </w:pPr>
+      <w:r>
+        <w:rPr>
+          <w:lang w:val="en-US"/>
+        </w:rPr>
+        <w:t>Nhấn giữ vào 1 điểm để tạo mốc, các mốc sẽ được nối với nhau lần lượt</w:t>
+      </w:r>
+    </w:p>
+    <w:p>
+      <w:pPr>
+        <w:pStyle w:val="ListParagraph"/>
+        <w:numPr>
+          <w:ilvl w:val="0"/>
+          <w:numId w:val="4"/>
+        </w:numPr>
+        <w:rPr>
+          <w:lang w:val="en-US"/>
+        </w:rPr>
+      </w:pPr>
+      <w:r>
+        <w:rPr>
+          <w:lang w:val="en-US"/>
+        </w:rPr>
+        <w:t>Tap nút Play ở góc trái dưới để bắt đầu đi theo tuyến đường được vẽ ra bởi các mốc</w:t>
+      </w:r>
+    </w:p>
+    <w:p>
+      <w:pPr>
+        <w:pStyle w:val="ListParagraph"/>
+        <w:numPr>
+          <w:ilvl w:val="0"/>
+          <w:numId w:val="4"/>
+        </w:numPr>
+        <w:rPr>
+          <w:lang w:val="en-US"/>
+        </w:rPr>
+      </w:pPr>
+      <w:r>
+        <w:rPr>
+          <w:lang w:val="en-US"/>
+        </w:rPr>
+        <w:t>Thoát ra ngoài để nó chạy nền</w:t>
+      </w:r>
+    </w:p>
+    <w:p>
+      <w:pPr>
+        <w:pStyle w:val="ListParagraph"/>
+        <w:numPr>
+          <w:ilvl w:val="0"/>
+          <w:numId w:val="4"/>
+        </w:numPr>
+        <w:rPr>
+          <w:lang w:val="en-US"/>
+        </w:rPr>
+      </w:pPr>
+      <w:r>
+        <w:rPr>
+          <w:lang w:val="en-US"/>
+        </w:rPr>
+        <w:lastRenderedPageBreak/>
+        <w:t>Nếu muốn tạm dừng thì Tap nút Pause ở trên nút Play</w:t>
       </w:r>
     </w:p>
     <w:p>
@@ -1096,6 +1280,7 @@
         <w:rPr>
           <w:lang w:val="en-US"/>
         </w:rPr>
+        <w:lastRenderedPageBreak/>
         <w:t xml:space="preserve">Nhấn </w:t>
       </w:r>
       <w:r>
@@ -2591,6 +2776,41 @@
       <w:contextualSpacing/>
     </w:pPr>
   </w:style>
+  <w:style w:type="character" w:styleId="Hyperlink">
+    <w:name w:val="Hyperlink"/>
+    <w:basedOn w:val="DefaultParagraphFont"/>
+    <w:uiPriority w:val="99"/>
+    <w:unhideWhenUsed/>
+    <w:rsid w:val="0072086A"/>
+    <w:rPr>
+      <w:color w:val="0000FF" w:themeColor="hyperlink"/>
+      <w:u w:val="single"/>
+    </w:rPr>
+  </w:style>
+  <w:style w:type="character" w:styleId="UnresolvedMention">
+    <w:name w:val="Unresolved Mention"/>
+    <w:basedOn w:val="DefaultParagraphFont"/>
+    <w:uiPriority w:val="99"/>
+    <w:semiHidden/>
+    <w:unhideWhenUsed/>
+    <w:rsid w:val="0072086A"/>
+    <w:rPr>
+      <w:color w:val="605E5C"/>
+      <w:shd w:val="clear" w:color="auto" w:fill="E1DFDD"/>
+    </w:rPr>
+  </w:style>
+  <w:style w:type="character" w:styleId="FollowedHyperlink">
+    <w:name w:val="FollowedHyperlink"/>
+    <w:basedOn w:val="DefaultParagraphFont"/>
+    <w:uiPriority w:val="99"/>
+    <w:semiHidden/>
+    <w:unhideWhenUsed/>
+    <w:rsid w:val="004C6E47"/>
+    <w:rPr>
+      <w:color w:val="800080" w:themeColor="followedHyperlink"/>
+      <w:u w:val="single"/>
+    </w:rPr>
+  </w:style>
 </w:styles>
 </file>
 

--- a/device.docx
+++ b/device.docx
@@ -461,6 +461,24 @@
           <w:lang w:val="en-US"/>
         </w:rPr>
         <w:t>Cho Video chạy, chạm 2 lần vào bên phải màn hình để tua đến 10 giây sau, chạm 2 lần vào bên trái để tua về 10 giây trước</w:t>
+      </w:r>
+    </w:p>
+    <w:p>
+      <w:pPr>
+        <w:pStyle w:val="ListParagraph"/>
+        <w:numPr>
+          <w:ilvl w:val="0"/>
+          <w:numId w:val="4"/>
+        </w:numPr>
+        <w:rPr>
+          <w:lang w:val="en-US"/>
+        </w:rPr>
+      </w:pPr>
+      <w:r>
+        <w:rPr>
+          <w:lang w:val="en-US"/>
+        </w:rPr>
+        <w:t>Trên máy tính thì nhấn “I” để tua đến 10 giây sau, “L” để tua về 10 giây trước</w:t>
       </w:r>
     </w:p>
     <w:p>
@@ -739,6 +757,7 @@
         <w:rPr>
           <w:lang w:val="en-US"/>
         </w:rPr>
+        <w:lastRenderedPageBreak/>
         <w:t>Thoát ra ngoài để nó chạy nền</w:t>
       </w:r>
     </w:p>
@@ -757,511 +776,511 @@
         <w:rPr>
           <w:lang w:val="en-US"/>
         </w:rPr>
+        <w:t>Nếu muốn tạm dừng thì Tap nút Pause ở trên nút Play</w:t>
+      </w:r>
+    </w:p>
+    <w:p>
+      <w:pPr>
+        <w:rPr>
+          <w:lang w:val="en-US"/>
+        </w:rPr>
+      </w:pPr>
+    </w:p>
+    <w:p>
+      <w:pPr>
+        <w:rPr>
+          <w:lang w:val="en-US"/>
+        </w:rPr>
+      </w:pPr>
+      <w:r>
+        <w:rPr>
+          <w:lang w:val="en-US"/>
+        </w:rPr>
+        <w:t>Micro – Máy Trợ Giảng:</w:t>
+      </w:r>
+    </w:p>
+    <w:p>
+      <w:pPr>
+        <w:pStyle w:val="ListParagraph"/>
+        <w:numPr>
+          <w:ilvl w:val="0"/>
+          <w:numId w:val="7"/>
+        </w:numPr>
+        <w:rPr>
+          <w:lang w:val="en-US"/>
+        </w:rPr>
+      </w:pPr>
+      <w:r>
+        <w:rPr>
+          <w:lang w:val="en-US"/>
+        </w:rPr>
+        <w:t>Cách Bật Tắt Máy?</w:t>
+      </w:r>
+    </w:p>
+    <w:p>
+      <w:pPr>
+        <w:pStyle w:val="ListParagraph"/>
+        <w:numPr>
+          <w:ilvl w:val="0"/>
+          <w:numId w:val="4"/>
+        </w:numPr>
+        <w:rPr>
+          <w:lang w:val="en-US"/>
+        </w:rPr>
+      </w:pPr>
+      <w:r>
+        <w:rPr>
+          <w:lang w:val="en-US"/>
+        </w:rPr>
+        <w:t>Nhấn giữ nút có biểu tượng nguồn, là nút ở giữa trong chùm 3 nút</w:t>
+      </w:r>
+    </w:p>
+    <w:p>
+      <w:pPr>
+        <w:pStyle w:val="ListParagraph"/>
+        <w:numPr>
+          <w:ilvl w:val="0"/>
+          <w:numId w:val="7"/>
+        </w:numPr>
+        <w:rPr>
+          <w:lang w:val="en-US"/>
+        </w:rPr>
+      </w:pPr>
+      <w:r>
+        <w:rPr>
+          <w:lang w:val="en-US"/>
+        </w:rPr>
+        <w:t>Cách Sạc Máy?</w:t>
+      </w:r>
+    </w:p>
+    <w:p>
+      <w:pPr>
+        <w:pStyle w:val="ListParagraph"/>
+        <w:numPr>
+          <w:ilvl w:val="0"/>
+          <w:numId w:val="4"/>
+        </w:numPr>
+        <w:rPr>
+          <w:lang w:val="en-US"/>
+        </w:rPr>
+      </w:pPr>
+      <w:r>
+        <w:rPr>
+          <w:lang w:val="en-US"/>
+        </w:rPr>
+        <w:t>Dùng cáp USB, cắm đầu USB loại Micro vào cổng USB loại Micro trên máy, cắm đầu còn lại loại A vào cổng USB loại A trên máy tính hoặc cục sạc</w:t>
+      </w:r>
+    </w:p>
+    <w:p>
+      <w:pPr>
+        <w:pStyle w:val="ListParagraph"/>
+        <w:numPr>
+          <w:ilvl w:val="0"/>
+          <w:numId w:val="4"/>
+        </w:numPr>
+        <w:rPr>
+          <w:lang w:val="en-US"/>
+        </w:rPr>
+      </w:pPr>
+      <w:r>
+        <w:rPr>
+          <w:lang w:val="en-US"/>
+        </w:rPr>
+        <w:t>Nếu dùng cục sạc thì cắm cục sạc vào ổ điện</w:t>
+      </w:r>
+    </w:p>
+    <w:p>
+      <w:pPr>
+        <w:pStyle w:val="ListParagraph"/>
+        <w:numPr>
+          <w:ilvl w:val="0"/>
+          <w:numId w:val="7"/>
+        </w:numPr>
+        <w:rPr>
+          <w:lang w:val="en-US"/>
+        </w:rPr>
+      </w:pPr>
+      <w:r>
+        <w:rPr>
+          <w:lang w:val="en-US"/>
+        </w:rPr>
+        <w:t>Cách Nói To?</w:t>
+      </w:r>
+    </w:p>
+    <w:p>
+      <w:pPr>
+        <w:pStyle w:val="ListParagraph"/>
+        <w:numPr>
+          <w:ilvl w:val="0"/>
+          <w:numId w:val="4"/>
+        </w:numPr>
+        <w:rPr>
+          <w:lang w:val="en-US"/>
+        </w:rPr>
+      </w:pPr>
+      <w:r>
+        <w:rPr>
+          <w:lang w:val="en-US"/>
+        </w:rPr>
+        <w:t>Cắm Micro khít sâu vào chỗ cắm Micro, nhấn nút không nằm trong chùm 3 nút nhiều lần cho tới khi nghe thấy tiếng rè rè, khi nói vào Micro thì phải nói vào cái mặt hứng âm, không sẽ không ra tiếng</w:t>
+      </w:r>
+    </w:p>
+    <w:p>
+      <w:pPr>
+        <w:rPr>
+          <w:lang w:val="en-US"/>
+        </w:rPr>
+      </w:pPr>
+    </w:p>
+    <w:p>
+      <w:pPr>
+        <w:rPr>
+          <w:lang w:val="en-US"/>
+        </w:rPr>
+      </w:pPr>
+      <w:r>
+        <w:rPr>
+          <w:lang w:val="en-US"/>
+        </w:rPr>
+        <w:t>Headphone – Tai Nghe:</w:t>
+      </w:r>
+    </w:p>
+    <w:p>
+      <w:pPr>
+        <w:pStyle w:val="ListParagraph"/>
+        <w:numPr>
+          <w:ilvl w:val="0"/>
+          <w:numId w:val="9"/>
+        </w:numPr>
+        <w:rPr>
+          <w:lang w:val="en-US"/>
+        </w:rPr>
+      </w:pPr>
+      <w:r>
+        <w:rPr>
+          <w:lang w:val="en-US"/>
+        </w:rPr>
+        <w:t>Cách Sạc Cục Sạc Dự Phòng Cho Tai Nghe Bluetooth?</w:t>
+      </w:r>
+    </w:p>
+    <w:p>
+      <w:pPr>
+        <w:pStyle w:val="ListParagraph"/>
+        <w:numPr>
+          <w:ilvl w:val="0"/>
+          <w:numId w:val="4"/>
+        </w:numPr>
+        <w:rPr>
+          <w:lang w:val="en-US"/>
+        </w:rPr>
+      </w:pPr>
+      <w:r>
+        <w:rPr>
+          <w:lang w:val="en-US"/>
+        </w:rPr>
+        <w:t>Cậy nắp có chữ “Open” đằng sau cục sạc + chuẩn bị 1 cáp USB + cắm đầu USB loại Micro vào cổng tương ứng đằng sau cục sạc + cắm đầu còn lại loại A vào cổng tương ứng trên máy tính hoặc cục sạc điện thoại</w:t>
+      </w:r>
+    </w:p>
+    <w:p>
+      <w:pPr>
+        <w:pStyle w:val="ListParagraph"/>
+        <w:numPr>
+          <w:ilvl w:val="0"/>
+          <w:numId w:val="4"/>
+        </w:numPr>
+        <w:rPr>
+          <w:lang w:val="en-US"/>
+        </w:rPr>
+      </w:pPr>
+      <w:r>
+        <w:rPr>
+          <w:lang w:val="en-US"/>
+        </w:rPr>
+        <w:t>Nếu dùng cục sạc điện thoại thì cắm nó vào ổ điện</w:t>
+      </w:r>
+    </w:p>
+    <w:p>
+      <w:pPr>
+        <w:pStyle w:val="ListParagraph"/>
+        <w:numPr>
+          <w:ilvl w:val="0"/>
+          <w:numId w:val="4"/>
+        </w:numPr>
+        <w:rPr>
+          <w:lang w:val="en-US"/>
+        </w:rPr>
+      </w:pPr>
+      <w:r>
+        <w:rPr>
+          <w:lang w:val="en-US"/>
+        </w:rPr>
+        <w:t>Bạn cũng có thể dùng cục sạc dự phòng này sạc cho điện thoại = cách tương tự như trên, chỉ cần cắm đầu USB loại A vào cục sạc, đầu còn lại vào cổng trên điện thoại</w:t>
+      </w:r>
+    </w:p>
+    <w:p>
+      <w:pPr>
+        <w:pStyle w:val="ListParagraph"/>
+        <w:numPr>
+          <w:ilvl w:val="0"/>
+          <w:numId w:val="4"/>
+        </w:numPr>
+        <w:rPr>
+          <w:lang w:val="en-US"/>
+        </w:rPr>
+      </w:pPr>
+      <w:r>
+        <w:rPr>
+          <w:lang w:val="en-US"/>
+        </w:rPr>
+        <w:t>Cái số màu xanh hiện lên trên cục sạc dự phòng là phần trăm Pin còn lại của nó</w:t>
+      </w:r>
+    </w:p>
+    <w:p>
+      <w:pPr>
+        <w:pStyle w:val="ListParagraph"/>
+        <w:numPr>
+          <w:ilvl w:val="0"/>
+          <w:numId w:val="9"/>
+        </w:numPr>
+        <w:rPr>
+          <w:lang w:val="en-US"/>
+        </w:rPr>
+      </w:pPr>
+      <w:r>
+        <w:rPr>
+          <w:lang w:val="en-US"/>
+        </w:rPr>
+        <w:t>Cách Sạc Tai Nghe Bluetooth?</w:t>
+      </w:r>
+    </w:p>
+    <w:p>
+      <w:pPr>
+        <w:pStyle w:val="ListParagraph"/>
+        <w:numPr>
+          <w:ilvl w:val="0"/>
+          <w:numId w:val="4"/>
+        </w:numPr>
+        <w:rPr>
+          <w:lang w:val="en-US"/>
+        </w:rPr>
+      </w:pPr>
+      <w:r>
+        <w:rPr>
+          <w:lang w:val="en-US"/>
+        </w:rPr>
+        <w:t>Đặt 2 cái tai nghe khít vào 2 chỗ trống trong cục sạc dự phòng, trong tai nghe có nam châm nên chỉ cần thả vào là nó tự động khít</w:t>
+      </w:r>
+    </w:p>
+    <w:p>
+      <w:pPr>
+        <w:pStyle w:val="ListParagraph"/>
+        <w:numPr>
+          <w:ilvl w:val="0"/>
+          <w:numId w:val="4"/>
+        </w:numPr>
+        <w:rPr>
+          <w:lang w:val="en-US"/>
+        </w:rPr>
+      </w:pPr>
+      <w:r>
+        <w:rPr>
+          <w:lang w:val="en-US"/>
+        </w:rPr>
+        <w:t>Sạc thành công khi có hoạt ảnh sạc ở 2 bên</w:t>
+      </w:r>
+    </w:p>
+    <w:p>
+      <w:pPr>
+        <w:pStyle w:val="ListParagraph"/>
+        <w:numPr>
+          <w:ilvl w:val="0"/>
+          <w:numId w:val="4"/>
+        </w:numPr>
+        <w:rPr>
+          <w:lang w:val="en-US"/>
+        </w:rPr>
+      </w:pPr>
+      <w:r>
+        <w:rPr>
+          <w:lang w:val="en-US"/>
+        </w:rPr>
+        <w:t>Chỉ cần thấy cái hộp mất 10% Pin là 2 cục sạc Full</w:t>
+      </w:r>
+    </w:p>
+    <w:p>
+      <w:pPr>
+        <w:pStyle w:val="ListParagraph"/>
+        <w:numPr>
+          <w:ilvl w:val="0"/>
+          <w:numId w:val="9"/>
+        </w:numPr>
+        <w:rPr>
+          <w:lang w:val="en-US"/>
+        </w:rPr>
+      </w:pPr>
+      <w:r>
+        <w:rPr>
+          <w:lang w:val="en-US"/>
+        </w:rPr>
+        <w:t>Cách Kết Nối Tai Nghe Bluetooth Với Điện Thoại?</w:t>
+      </w:r>
+    </w:p>
+    <w:p>
+      <w:pPr>
+        <w:pStyle w:val="ListParagraph"/>
+        <w:numPr>
+          <w:ilvl w:val="0"/>
+          <w:numId w:val="4"/>
+        </w:numPr>
+        <w:rPr>
+          <w:lang w:val="en-US"/>
+        </w:rPr>
+      </w:pPr>
+      <w:r>
+        <w:rPr>
+          <w:lang w:val="en-US"/>
+        </w:rPr>
+        <w:t>Đặt gần điện thoại + mở Bluetooth của điện thoại lên = cách nhấn giữ biểu tượng Bluetooth gần biểu tượng Wifi + bật Bluetooth + kết nối với thiết bị có tên “F9”</w:t>
+      </w:r>
+    </w:p>
+    <w:p>
+      <w:pPr>
+        <w:pStyle w:val="ListParagraph"/>
+        <w:numPr>
+          <w:ilvl w:val="0"/>
+          <w:numId w:val="4"/>
+        </w:numPr>
+        <w:rPr>
+          <w:lang w:val="en-US"/>
+        </w:rPr>
+      </w:pPr>
+      <w:r>
+        <w:rPr>
+          <w:lang w:val="en-US"/>
+        </w:rPr>
+        <w:t>Khi này, đèn Led màu xanh dương của tai nghe sẽ mất, âm thanh không còn phát ra từ điện thoại mà sẽ phát ra từ tai nghe</w:t>
+      </w:r>
+    </w:p>
+    <w:p>
+      <w:pPr>
+        <w:pStyle w:val="ListParagraph"/>
+        <w:numPr>
+          <w:ilvl w:val="0"/>
+          <w:numId w:val="4"/>
+        </w:numPr>
+        <w:rPr>
+          <w:lang w:val="en-US"/>
+        </w:rPr>
+      </w:pPr>
+      <w:r>
+        <w:rPr>
+          <w:lang w:val="en-US"/>
+        </w:rPr>
+        <w:t>Để hủy kết nối, tắt Bluetooth trên điện thoại</w:t>
+      </w:r>
+    </w:p>
+    <w:p>
+      <w:pPr>
+        <w:pStyle w:val="ListParagraph"/>
+        <w:numPr>
+          <w:ilvl w:val="0"/>
+          <w:numId w:val="4"/>
+        </w:numPr>
+        <w:rPr>
+          <w:lang w:val="en-US"/>
+        </w:rPr>
+      </w:pPr>
+      <w:r>
+        <w:rPr>
+          <w:lang w:val="en-US"/>
+        </w:rPr>
+        <w:t>Ngoài ra, phần trăm Pin của tai nghe cũng được hiển thị trên điện thoại</w:t>
+      </w:r>
+    </w:p>
+    <w:p>
+      <w:pPr>
+        <w:rPr>
+          <w:lang w:val="en-US"/>
+        </w:rPr>
+      </w:pPr>
+    </w:p>
+    <w:p>
+      <w:pPr>
+        <w:rPr>
+          <w:lang w:val="en-US"/>
+        </w:rPr>
+      </w:pPr>
+      <w:r>
+        <w:rPr>
+          <w:lang w:val="en-US"/>
+        </w:rPr>
+        <w:t>Laptop:</w:t>
+      </w:r>
+    </w:p>
+    <w:p>
+      <w:pPr>
+        <w:pStyle w:val="ListParagraph"/>
+        <w:numPr>
+          <w:ilvl w:val="0"/>
+          <w:numId w:val="10"/>
+        </w:numPr>
+        <w:rPr>
+          <w:lang w:val="en-US"/>
+        </w:rPr>
+      </w:pPr>
+      <w:r>
+        <w:rPr>
+          <w:lang w:val="en-US"/>
+        </w:rPr>
+        <w:t>Cách Sử Dụng Các Phím “F1”, “F2”, … Như Trên PC?</w:t>
+      </w:r>
+    </w:p>
+    <w:p>
+      <w:pPr>
+        <w:pStyle w:val="ListParagraph"/>
+        <w:numPr>
+          <w:ilvl w:val="0"/>
+          <w:numId w:val="4"/>
+        </w:numPr>
+        <w:rPr>
+          <w:lang w:val="en-US"/>
+        </w:rPr>
+      </w:pPr>
+      <w:r>
+        <w:rPr>
+          <w:lang w:val="en-US"/>
+        </w:rPr>
+        <w:t>Nhấn nút “fn”</w:t>
+      </w:r>
+      <w:r>
+        <w:rPr>
+          <w:lang w:val="en-US"/>
+        </w:rPr>
+        <w:t xml:space="preserve"> ngay</w:t>
+      </w:r>
+      <w:r>
+        <w:rPr>
+          <w:lang w:val="en-US"/>
+        </w:rPr>
+        <w:t xml:space="preserve"> trước</w:t>
+      </w:r>
+    </w:p>
+    <w:p>
+      <w:pPr>
+        <w:pStyle w:val="ListParagraph"/>
+        <w:numPr>
+          <w:ilvl w:val="0"/>
+          <w:numId w:val="4"/>
+        </w:numPr>
+        <w:rPr>
+          <w:lang w:val="en-US"/>
+        </w:rPr>
+      </w:pPr>
+      <w:r>
+        <w:rPr>
+          <w:lang w:val="en-US"/>
+        </w:rPr>
         <w:lastRenderedPageBreak/>
-        <w:t>Nếu muốn tạm dừng thì Tap nút Pause ở trên nút Play</w:t>
-      </w:r>
-    </w:p>
-    <w:p>
-      <w:pPr>
-        <w:rPr>
-          <w:lang w:val="en-US"/>
-        </w:rPr>
-      </w:pPr>
-    </w:p>
-    <w:p>
-      <w:pPr>
-        <w:rPr>
-          <w:lang w:val="en-US"/>
-        </w:rPr>
-      </w:pPr>
-      <w:r>
-        <w:rPr>
-          <w:lang w:val="en-US"/>
-        </w:rPr>
-        <w:t>Micro – Máy Trợ Giảng:</w:t>
-      </w:r>
-    </w:p>
-    <w:p>
-      <w:pPr>
-        <w:pStyle w:val="ListParagraph"/>
-        <w:numPr>
-          <w:ilvl w:val="0"/>
-          <w:numId w:val="7"/>
-        </w:numPr>
-        <w:rPr>
-          <w:lang w:val="en-US"/>
-        </w:rPr>
-      </w:pPr>
-      <w:r>
-        <w:rPr>
-          <w:lang w:val="en-US"/>
-        </w:rPr>
-        <w:t>Cách Bật Tắt Máy?</w:t>
-      </w:r>
-    </w:p>
-    <w:p>
-      <w:pPr>
-        <w:pStyle w:val="ListParagraph"/>
-        <w:numPr>
-          <w:ilvl w:val="0"/>
-          <w:numId w:val="4"/>
-        </w:numPr>
-        <w:rPr>
-          <w:lang w:val="en-US"/>
-        </w:rPr>
-      </w:pPr>
-      <w:r>
-        <w:rPr>
-          <w:lang w:val="en-US"/>
-        </w:rPr>
-        <w:t>Nhấn giữ nút có biểu tượng nguồn, là nút ở giữa trong chùm 3 nút</w:t>
-      </w:r>
-    </w:p>
-    <w:p>
-      <w:pPr>
-        <w:pStyle w:val="ListParagraph"/>
-        <w:numPr>
-          <w:ilvl w:val="0"/>
-          <w:numId w:val="7"/>
-        </w:numPr>
-        <w:rPr>
-          <w:lang w:val="en-US"/>
-        </w:rPr>
-      </w:pPr>
-      <w:r>
-        <w:rPr>
-          <w:lang w:val="en-US"/>
-        </w:rPr>
-        <w:t>Cách Sạc Máy?</w:t>
-      </w:r>
-    </w:p>
-    <w:p>
-      <w:pPr>
-        <w:pStyle w:val="ListParagraph"/>
-        <w:numPr>
-          <w:ilvl w:val="0"/>
-          <w:numId w:val="4"/>
-        </w:numPr>
-        <w:rPr>
-          <w:lang w:val="en-US"/>
-        </w:rPr>
-      </w:pPr>
-      <w:r>
-        <w:rPr>
-          <w:lang w:val="en-US"/>
-        </w:rPr>
-        <w:t>Dùng cáp USB, cắm đầu USB loại Micro vào cổng USB loại Micro trên máy, cắm đầu còn lại loại A vào cổng USB loại A trên máy tính hoặc cục sạc</w:t>
-      </w:r>
-    </w:p>
-    <w:p>
-      <w:pPr>
-        <w:pStyle w:val="ListParagraph"/>
-        <w:numPr>
-          <w:ilvl w:val="0"/>
-          <w:numId w:val="4"/>
-        </w:numPr>
-        <w:rPr>
-          <w:lang w:val="en-US"/>
-        </w:rPr>
-      </w:pPr>
-      <w:r>
-        <w:rPr>
-          <w:lang w:val="en-US"/>
-        </w:rPr>
-        <w:t>Nếu dùng cục sạc thì cắm cục sạc vào ổ điện</w:t>
-      </w:r>
-    </w:p>
-    <w:p>
-      <w:pPr>
-        <w:pStyle w:val="ListParagraph"/>
-        <w:numPr>
-          <w:ilvl w:val="0"/>
-          <w:numId w:val="7"/>
-        </w:numPr>
-        <w:rPr>
-          <w:lang w:val="en-US"/>
-        </w:rPr>
-      </w:pPr>
-      <w:r>
-        <w:rPr>
-          <w:lang w:val="en-US"/>
-        </w:rPr>
-        <w:t>Cách Nói To?</w:t>
-      </w:r>
-    </w:p>
-    <w:p>
-      <w:pPr>
-        <w:pStyle w:val="ListParagraph"/>
-        <w:numPr>
-          <w:ilvl w:val="0"/>
-          <w:numId w:val="4"/>
-        </w:numPr>
-        <w:rPr>
-          <w:lang w:val="en-US"/>
-        </w:rPr>
-      </w:pPr>
-      <w:r>
-        <w:rPr>
-          <w:lang w:val="en-US"/>
-        </w:rPr>
-        <w:t>Cắm Micro khít sâu vào chỗ cắm Micro, nhấn nút không nằm trong chùm 3 nút nhiều lần cho tới khi nghe thấy tiếng rè rè, khi nói vào Micro thì phải nói vào cái mặt hứng âm, không sẽ không ra tiếng</w:t>
-      </w:r>
-    </w:p>
-    <w:p>
-      <w:pPr>
-        <w:rPr>
-          <w:lang w:val="en-US"/>
-        </w:rPr>
-      </w:pPr>
-    </w:p>
-    <w:p>
-      <w:pPr>
-        <w:rPr>
-          <w:lang w:val="en-US"/>
-        </w:rPr>
-      </w:pPr>
-      <w:r>
-        <w:rPr>
-          <w:lang w:val="en-US"/>
-        </w:rPr>
-        <w:t>Headphone – Tai Nghe:</w:t>
-      </w:r>
-    </w:p>
-    <w:p>
-      <w:pPr>
-        <w:pStyle w:val="ListParagraph"/>
-        <w:numPr>
-          <w:ilvl w:val="0"/>
-          <w:numId w:val="9"/>
-        </w:numPr>
-        <w:rPr>
-          <w:lang w:val="en-US"/>
-        </w:rPr>
-      </w:pPr>
-      <w:r>
-        <w:rPr>
-          <w:lang w:val="en-US"/>
-        </w:rPr>
-        <w:t>Cách Sạc Cục Sạc Dự Phòng Cho Tai Nghe Bluetooth?</w:t>
-      </w:r>
-    </w:p>
-    <w:p>
-      <w:pPr>
-        <w:pStyle w:val="ListParagraph"/>
-        <w:numPr>
-          <w:ilvl w:val="0"/>
-          <w:numId w:val="4"/>
-        </w:numPr>
-        <w:rPr>
-          <w:lang w:val="en-US"/>
-        </w:rPr>
-      </w:pPr>
-      <w:r>
-        <w:rPr>
-          <w:lang w:val="en-US"/>
-        </w:rPr>
-        <w:t>Cậy nắp có chữ “Open” đằng sau cục sạc + chuẩn bị 1 cáp USB + cắm đầu USB loại Micro vào cổng tương ứng đằng sau cục sạc + cắm đầu còn lại loại A vào cổng tương ứng trên máy tính hoặc cục sạc điện thoại</w:t>
-      </w:r>
-    </w:p>
-    <w:p>
-      <w:pPr>
-        <w:pStyle w:val="ListParagraph"/>
-        <w:numPr>
-          <w:ilvl w:val="0"/>
-          <w:numId w:val="4"/>
-        </w:numPr>
-        <w:rPr>
-          <w:lang w:val="en-US"/>
-        </w:rPr>
-      </w:pPr>
-      <w:r>
-        <w:rPr>
-          <w:lang w:val="en-US"/>
-        </w:rPr>
-        <w:t>Nếu dùng cục sạc điện thoại thì cắm nó vào ổ điện</w:t>
-      </w:r>
-    </w:p>
-    <w:p>
-      <w:pPr>
-        <w:pStyle w:val="ListParagraph"/>
-        <w:numPr>
-          <w:ilvl w:val="0"/>
-          <w:numId w:val="4"/>
-        </w:numPr>
-        <w:rPr>
-          <w:lang w:val="en-US"/>
-        </w:rPr>
-      </w:pPr>
-      <w:r>
-        <w:rPr>
-          <w:lang w:val="en-US"/>
-        </w:rPr>
-        <w:t>Bạn cũng có thể dùng cục sạc dự phòng này sạc cho điện thoại = cách tương tự như trên, chỉ cần cắm đầu USB loại A vào cục sạc, đầu còn lại vào cổng trên điện thoại</w:t>
-      </w:r>
-    </w:p>
-    <w:p>
-      <w:pPr>
-        <w:pStyle w:val="ListParagraph"/>
-        <w:numPr>
-          <w:ilvl w:val="0"/>
-          <w:numId w:val="4"/>
-        </w:numPr>
-        <w:rPr>
-          <w:lang w:val="en-US"/>
-        </w:rPr>
-      </w:pPr>
-      <w:r>
-        <w:rPr>
-          <w:lang w:val="en-US"/>
-        </w:rPr>
-        <w:t>Cái số màu xanh hiện lên trên cục sạc dự phòng là phần trăm Pin còn lại của nó</w:t>
-      </w:r>
-    </w:p>
-    <w:p>
-      <w:pPr>
-        <w:pStyle w:val="ListParagraph"/>
-        <w:numPr>
-          <w:ilvl w:val="0"/>
-          <w:numId w:val="9"/>
-        </w:numPr>
-        <w:rPr>
-          <w:lang w:val="en-US"/>
-        </w:rPr>
-      </w:pPr>
-      <w:r>
-        <w:rPr>
-          <w:lang w:val="en-US"/>
-        </w:rPr>
-        <w:t>Cách Sạc Tai Nghe Bluetooth?</w:t>
-      </w:r>
-    </w:p>
-    <w:p>
-      <w:pPr>
-        <w:pStyle w:val="ListParagraph"/>
-        <w:numPr>
-          <w:ilvl w:val="0"/>
-          <w:numId w:val="4"/>
-        </w:numPr>
-        <w:rPr>
-          <w:lang w:val="en-US"/>
-        </w:rPr>
-      </w:pPr>
-      <w:r>
-        <w:rPr>
-          <w:lang w:val="en-US"/>
-        </w:rPr>
-        <w:t>Đặt 2 cái tai nghe khít vào 2 chỗ trống trong cục sạc dự phòng, trong tai nghe có nam châm nên chỉ cần thả vào là nó tự động khít</w:t>
-      </w:r>
-    </w:p>
-    <w:p>
-      <w:pPr>
-        <w:pStyle w:val="ListParagraph"/>
-        <w:numPr>
-          <w:ilvl w:val="0"/>
-          <w:numId w:val="4"/>
-        </w:numPr>
-        <w:rPr>
-          <w:lang w:val="en-US"/>
-        </w:rPr>
-      </w:pPr>
-      <w:r>
-        <w:rPr>
-          <w:lang w:val="en-US"/>
-        </w:rPr>
-        <w:t>Sạc thành công khi có hoạt ảnh sạc ở 2 bên</w:t>
-      </w:r>
-    </w:p>
-    <w:p>
-      <w:pPr>
-        <w:pStyle w:val="ListParagraph"/>
-        <w:numPr>
-          <w:ilvl w:val="0"/>
-          <w:numId w:val="4"/>
-        </w:numPr>
-        <w:rPr>
-          <w:lang w:val="en-US"/>
-        </w:rPr>
-      </w:pPr>
-      <w:r>
-        <w:rPr>
-          <w:lang w:val="en-US"/>
-        </w:rPr>
-        <w:t>Chỉ cần thấy cái hộp mất 10% Pin là 2 cục sạc Full</w:t>
-      </w:r>
-    </w:p>
-    <w:p>
-      <w:pPr>
-        <w:pStyle w:val="ListParagraph"/>
-        <w:numPr>
-          <w:ilvl w:val="0"/>
-          <w:numId w:val="9"/>
-        </w:numPr>
-        <w:rPr>
-          <w:lang w:val="en-US"/>
-        </w:rPr>
-      </w:pPr>
-      <w:r>
-        <w:rPr>
-          <w:lang w:val="en-US"/>
-        </w:rPr>
-        <w:t>Cách Kết Nối Tai Nghe Bluetooth Với Điện Thoại?</w:t>
-      </w:r>
-    </w:p>
-    <w:p>
-      <w:pPr>
-        <w:pStyle w:val="ListParagraph"/>
-        <w:numPr>
-          <w:ilvl w:val="0"/>
-          <w:numId w:val="4"/>
-        </w:numPr>
-        <w:rPr>
-          <w:lang w:val="en-US"/>
-        </w:rPr>
-      </w:pPr>
-      <w:r>
-        <w:rPr>
-          <w:lang w:val="en-US"/>
-        </w:rPr>
-        <w:t>Đặt gần điện thoại + mở Bluetooth của điện thoại lên = cách nhấn giữ biểu tượng Bluetooth gần biểu tượng Wifi + bật Bluetooth + kết nối với thiết bị có tên “F9”</w:t>
-      </w:r>
-    </w:p>
-    <w:p>
-      <w:pPr>
-        <w:pStyle w:val="ListParagraph"/>
-        <w:numPr>
-          <w:ilvl w:val="0"/>
-          <w:numId w:val="4"/>
-        </w:numPr>
-        <w:rPr>
-          <w:lang w:val="en-US"/>
-        </w:rPr>
-      </w:pPr>
-      <w:r>
-        <w:rPr>
-          <w:lang w:val="en-US"/>
-        </w:rPr>
-        <w:t>Khi này, đèn Led màu xanh dương của tai nghe sẽ mất, âm thanh không còn phát ra từ điện thoại mà sẽ phát ra từ tai nghe</w:t>
-      </w:r>
-    </w:p>
-    <w:p>
-      <w:pPr>
-        <w:pStyle w:val="ListParagraph"/>
-        <w:numPr>
-          <w:ilvl w:val="0"/>
-          <w:numId w:val="4"/>
-        </w:numPr>
-        <w:rPr>
-          <w:lang w:val="en-US"/>
-        </w:rPr>
-      </w:pPr>
-      <w:r>
-        <w:rPr>
-          <w:lang w:val="en-US"/>
-        </w:rPr>
-        <w:t>Để hủy kết nối, tắt Bluetooth trên điện thoại</w:t>
-      </w:r>
-    </w:p>
-    <w:p>
-      <w:pPr>
-        <w:pStyle w:val="ListParagraph"/>
-        <w:numPr>
-          <w:ilvl w:val="0"/>
-          <w:numId w:val="4"/>
-        </w:numPr>
-        <w:rPr>
-          <w:lang w:val="en-US"/>
-        </w:rPr>
-      </w:pPr>
-      <w:r>
-        <w:rPr>
-          <w:lang w:val="en-US"/>
-        </w:rPr>
-        <w:t>Ngoài ra, phần trăm Pin của tai nghe cũng được hiển thị trên điện thoại</w:t>
-      </w:r>
-    </w:p>
-    <w:p>
-      <w:pPr>
-        <w:rPr>
-          <w:lang w:val="en-US"/>
-        </w:rPr>
-      </w:pPr>
-    </w:p>
-    <w:p>
-      <w:pPr>
-        <w:rPr>
-          <w:lang w:val="en-US"/>
-        </w:rPr>
-      </w:pPr>
-      <w:r>
-        <w:rPr>
-          <w:lang w:val="en-US"/>
-        </w:rPr>
-        <w:t>Laptop:</w:t>
-      </w:r>
-    </w:p>
-    <w:p>
-      <w:pPr>
-        <w:pStyle w:val="ListParagraph"/>
-        <w:numPr>
-          <w:ilvl w:val="0"/>
-          <w:numId w:val="10"/>
-        </w:numPr>
-        <w:rPr>
-          <w:lang w:val="en-US"/>
-        </w:rPr>
-      </w:pPr>
-      <w:r>
-        <w:rPr>
-          <w:lang w:val="en-US"/>
-        </w:rPr>
-        <w:t>Cách Sử Dụng Các Phím “F1”, “F2”, … Như Trên PC?</w:t>
-      </w:r>
-    </w:p>
-    <w:p>
-      <w:pPr>
-        <w:pStyle w:val="ListParagraph"/>
-        <w:numPr>
-          <w:ilvl w:val="0"/>
-          <w:numId w:val="4"/>
-        </w:numPr>
-        <w:rPr>
-          <w:lang w:val="en-US"/>
-        </w:rPr>
-      </w:pPr>
-      <w:r>
-        <w:rPr>
-          <w:lang w:val="en-US"/>
-        </w:rPr>
-        <w:t>Nhấn nút “fn”</w:t>
-      </w:r>
-      <w:r>
-        <w:rPr>
-          <w:lang w:val="en-US"/>
-        </w:rPr>
-        <w:t xml:space="preserve"> ngay</w:t>
-      </w:r>
-      <w:r>
-        <w:rPr>
-          <w:lang w:val="en-US"/>
-        </w:rPr>
-        <w:t xml:space="preserve"> trước</w:t>
-      </w:r>
-    </w:p>
-    <w:p>
-      <w:pPr>
-        <w:pStyle w:val="ListParagraph"/>
-        <w:numPr>
-          <w:ilvl w:val="0"/>
-          <w:numId w:val="4"/>
-        </w:numPr>
-        <w:rPr>
-          <w:lang w:val="en-US"/>
-        </w:rPr>
-      </w:pPr>
-      <w:r>
-        <w:rPr>
-          <w:lang w:val="en-US"/>
-        </w:rPr>
         <w:t>Ví dụ</w:t>
       </w:r>
     </w:p>
@@ -1280,7 +1299,6 @@
         <w:rPr>
           <w:lang w:val="en-US"/>
         </w:rPr>
-        <w:lastRenderedPageBreak/>
         <w:t xml:space="preserve">Nhấn </w:t>
       </w:r>
       <w:r>

--- a/device.docx
+++ b/device.docx
@@ -1324,6 +1324,42 @@
           <w:lang w:val="en-US"/>
         </w:rPr>
         <w:t xml:space="preserve"> để đổi tên</w:t>
+      </w:r>
+    </w:p>
+    <w:p>
+      <w:pPr>
+        <w:pStyle w:val="ListParagraph"/>
+        <w:numPr>
+          <w:ilvl w:val="0"/>
+          <w:numId w:val="10"/>
+        </w:numPr>
+        <w:rPr>
+          <w:lang w:val="en-US"/>
+        </w:rPr>
+      </w:pPr>
+      <w:r>
+        <w:rPr>
+          <w:lang w:val="en-US"/>
+        </w:rPr>
+        <w:t>Bật Tắt Chuột Cảm Ứng?</w:t>
+      </w:r>
+    </w:p>
+    <w:p>
+      <w:pPr>
+        <w:pStyle w:val="ListParagraph"/>
+        <w:numPr>
+          <w:ilvl w:val="0"/>
+          <w:numId w:val="4"/>
+        </w:numPr>
+        <w:rPr>
+          <w:lang w:val="en-US"/>
+        </w:rPr>
+      </w:pPr>
+      <w:r>
+        <w:rPr>
+          <w:lang w:val="en-US"/>
+        </w:rPr>
+        <w:t>Nhấn “F4”</w:t>
       </w:r>
     </w:p>
     <w:p>

--- a/device.docx
+++ b/device.docx
@@ -1232,6 +1232,79 @@
         <w:rPr>
           <w:lang w:val="en-US"/>
         </w:rPr>
+        <w:t>Camera?</w:t>
+      </w:r>
+    </w:p>
+    <w:p>
+      <w:pPr>
+        <w:pStyle w:val="ListParagraph"/>
+        <w:numPr>
+          <w:ilvl w:val="0"/>
+          <w:numId w:val="4"/>
+        </w:numPr>
+        <w:rPr>
+          <w:lang w:val="en-US"/>
+        </w:rPr>
+      </w:pPr>
+      <w:r>
+        <w:rPr>
+          <w:lang w:val="en-US"/>
+        </w:rPr>
+        <w:t>Cạnh trên màn hình ở chính giữa có cái vòng tròn to là Camera</w:t>
+      </w:r>
+    </w:p>
+    <w:p>
+      <w:pPr>
+        <w:pStyle w:val="ListParagraph"/>
+        <w:numPr>
+          <w:ilvl w:val="0"/>
+          <w:numId w:val="10"/>
+        </w:numPr>
+        <w:rPr>
+          <w:lang w:val="en-US"/>
+        </w:rPr>
+      </w:pPr>
+      <w:r>
+        <w:rPr>
+          <w:lang w:val="en-US"/>
+        </w:rPr>
+        <w:lastRenderedPageBreak/>
+        <w:t>Micro?</w:t>
+      </w:r>
+    </w:p>
+    <w:p>
+      <w:pPr>
+        <w:pStyle w:val="ListParagraph"/>
+        <w:numPr>
+          <w:ilvl w:val="0"/>
+          <w:numId w:val="4"/>
+        </w:numPr>
+        <w:rPr>
+          <w:lang w:val="en-US"/>
+        </w:rPr>
+      </w:pPr>
+      <w:r>
+        <w:rPr>
+          <w:lang w:val="en-US"/>
+        </w:rPr>
+        <w:t>Cái lỗ hình vuông nhỏ ngay bên trái Camera</w:t>
+      </w:r>
+    </w:p>
+    <w:p>
+      <w:pPr>
+        <w:pStyle w:val="ListParagraph"/>
+        <w:numPr>
+          <w:ilvl w:val="0"/>
+          <w:numId w:val="10"/>
+        </w:numPr>
+        <w:rPr>
+          <w:lang w:val="en-US"/>
+        </w:rPr>
+      </w:pPr>
+      <w:r>
+        <w:rPr>
+          <w:lang w:val="en-US"/>
+        </w:rPr>
         <w:t>Cách Sử Dụng Các Phím “F1”, “F2”, … Như Trên PC?</w:t>
       </w:r>
     </w:p>
@@ -1280,7 +1353,6 @@
         <w:rPr>
           <w:lang w:val="en-US"/>
         </w:rPr>
-        <w:lastRenderedPageBreak/>
         <w:t>Ví dụ</w:t>
       </w:r>
     </w:p>

--- a/device.docx
+++ b/device.docx
@@ -1449,61 +1449,25 @@
         <w:rPr>
           <w:lang w:val="en-US"/>
         </w:rPr>
-        <w:t>Cấu Trúc Bộ Xử Lí?</w:t>
-      </w:r>
-    </w:p>
-    <w:p>
-      <w:pPr>
-        <w:pStyle w:val="ListParagraph"/>
-        <w:numPr>
-          <w:ilvl w:val="0"/>
-          <w:numId w:val="4"/>
-        </w:numPr>
-        <w:rPr>
-          <w:lang w:val="en-US"/>
-        </w:rPr>
-      </w:pPr>
-      <w:r>
-        <w:rPr>
-          <w:lang w:val="en-US"/>
-        </w:rPr>
-        <w:t>Bo mạch chủ có a Socket, nghĩa là có a chỗ trống để nhét 1 CPU vào</w:t>
-      </w:r>
-    </w:p>
-    <w:p>
-      <w:pPr>
-        <w:pStyle w:val="ListParagraph"/>
-        <w:numPr>
-          <w:ilvl w:val="0"/>
-          <w:numId w:val="4"/>
-        </w:numPr>
-        <w:rPr>
-          <w:lang w:val="en-US"/>
-        </w:rPr>
-      </w:pPr>
-      <w:r>
-        <w:rPr>
-          <w:lang w:val="en-US"/>
-        </w:rPr>
-        <w:t>1 CPU có b Core</w:t>
-      </w:r>
-    </w:p>
-    <w:p>
-      <w:pPr>
-        <w:pStyle w:val="ListParagraph"/>
-        <w:numPr>
-          <w:ilvl w:val="0"/>
-          <w:numId w:val="4"/>
-        </w:numPr>
-        <w:rPr>
-          <w:lang w:val="en-US"/>
-        </w:rPr>
-      </w:pPr>
-      <w:r>
-        <w:rPr>
-          <w:lang w:val="en-US"/>
-        </w:rPr>
-        <w:t>1 Core có c Thread (Logical Processor), nghĩa là 1 Core có thể chạy c tác vụ cùng lúc</w:t>
+        <w:t>Bị Treo?</w:t>
+      </w:r>
+    </w:p>
+    <w:p>
+      <w:pPr>
+        <w:pStyle w:val="ListParagraph"/>
+        <w:numPr>
+          <w:ilvl w:val="0"/>
+          <w:numId w:val="4"/>
+        </w:numPr>
+        <w:rPr>
+          <w:lang w:val="en-US"/>
+        </w:rPr>
+      </w:pPr>
+      <w:r>
+        <w:rPr>
+          <w:lang w:val="en-US"/>
+        </w:rPr>
+        <w:t>Nhấn giữ nút nguồn 15 giây để Shut Down</w:t>
       </w:r>
     </w:p>
     <w:sectPr>

--- a/device.docx
+++ b/device.docx
@@ -1468,6 +1468,42 @@
           <w:lang w:val="en-US"/>
         </w:rPr>
         <w:t>Nhấn giữ nút nguồn 15 giây để Shut Down</w:t>
+      </w:r>
+    </w:p>
+    <w:p>
+      <w:pPr>
+        <w:pStyle w:val="ListParagraph"/>
+        <w:numPr>
+          <w:ilvl w:val="0"/>
+          <w:numId w:val="10"/>
+        </w:numPr>
+        <w:rPr>
+          <w:lang w:val="en-US"/>
+        </w:rPr>
+      </w:pPr>
+      <w:r>
+        <w:rPr>
+          <w:lang w:val="en-US"/>
+        </w:rPr>
+        <w:t>Làm Sao Biết Cắm Sạc Thành Công?</w:t>
+      </w:r>
+    </w:p>
+    <w:p>
+      <w:pPr>
+        <w:pStyle w:val="ListParagraph"/>
+        <w:numPr>
+          <w:ilvl w:val="0"/>
+          <w:numId w:val="4"/>
+        </w:numPr>
+        <w:rPr>
+          <w:lang w:val="en-US"/>
+        </w:rPr>
+      </w:pPr>
+      <w:r>
+        <w:rPr>
+          <w:lang w:val="en-US"/>
+        </w:rPr>
+        <w:t>Đèn LED nhỏ bên trái bàn phím, ở chính giữa, nhấp nháy là sạc thành công</w:t>
       </w:r>
     </w:p>
     <w:sectPr>
